--- a/thesis_outline_ch1_4.docx
+++ b/thesis_outline_ch1_4.docx
@@ -643,7 +643,7 @@
           <w:sz w:val="26"/>
           <w:szCs w:val="26"/>
         </w:rPr>
-        <w:t xml:space="preserve">1.4 Contribution and thesis structure</w:t>
+        <w:t>1.4 Contribution</w:t>
       </w:r>
     </w:p>
     <w:p>

--- a/thesis_outline_ch1_4.docx
+++ b/thesis_outline_ch1_4.docx
@@ -530,7 +530,7 @@
           <w:sz w:val="26"/>
           <w:szCs w:val="26"/>
         </w:rPr>
-        <w:t xml:space="preserve">Feature extraction: NLP-based extraction of 9 product attributes from product names. Validated against manual coding on a 100-product subset (see §3.3).</w:t>
+        <w:t>Feature extraction: NLP-based extraction of 9 product attributes from product names. Validated against manual coding on a 100-product subset (see §4.3).</w:t>
       </w:r>
     </w:p>
     <w:p>
@@ -747,7 +747,7 @@
           <w:sz w:val="26"/>
           <w:szCs w:val="26"/>
         </w:rPr>
-        <w:t xml:space="preserve">Thesis structure: Ch 2 (lit review) → Ch 3 (data &amp; methods) → Ch 4 (results &amp; discussion) → Ch 5 (conclusion).</w:t>
+        <w:t>Thesis structure: Ch 2 (lit review) → Ch 3 (methodology) → Ch 4 (empirical application) → Ch 5 (conclusions &amp; recommendations).</w:t>
       </w:r>
     </w:p>
     <w:p>
@@ -2195,7 +2195,7 @@
           <w:sz w:val="36"/>
           <w:szCs w:val="36"/>
         </w:rPr>
-        <w:t xml:space="preserve">CHAPTER 3: DATA AND METHODS</w:t>
+        <w:t>CHAPTER 3: METHODOLOGY</w:t>
       </w:r>
     </w:p>
     <w:p>
@@ -2215,7 +2215,7 @@
           <w:sz w:val="26"/>
           <w:szCs w:val="26"/>
         </w:rPr>
-        <w:t xml:space="preserve">3.1 Data Collection and Single-Retailer Design</w:t>
+        <w:t>3.4 Feature Extraction and Brand Positioning Typology</w:t>
       </w:r>
     </w:p>
     <w:p>
@@ -2234,172 +2234,139 @@
           <w:sz w:val="26"/>
           <w:szCs w:val="26"/>
         </w:rPr>
-        <w:t xml:space="preserve">Purpose: Describe where the data comes from, how it was collected, what it covers, and justify the single-retailer design as a deliberate analytical choice.</w:t>
-      </w:r>
-    </w:p>
-    <w:p>
-      <w:pPr>
-        <w:spacing w:line="312" w:before="100" w:after="60"/>
-        <w:ind w:left="360"/>
-        <w:jc w:val="both"/>
-      </w:pPr>
-      <w:r>
-        <w:rPr>
-          <w:rFonts w:ascii="Times New Roman" w:cs="Times New Roman" w:eastAsia="Times New Roman" w:hAnsi="Times New Roman"/>
-          <w:b/>
-          <w:bCs/>
-          <w:i w:val="false"/>
-          <w:iCs w:val="false"/>
-          <w:color w:val="2E5090"/>
-          <w:sz w:val="26"/>
-          <w:szCs w:val="26"/>
-        </w:rPr>
-        <w:t xml:space="preserve">3.1.1  </w:t>
-      </w:r>
-      <w:r>
-        <w:rPr>
-          <w:rFonts w:ascii="Times New Roman" w:cs="Times New Roman" w:eastAsia="Times New Roman" w:hAnsi="Times New Roman"/>
-          <w:b w:val="false"/>
-          <w:bCs w:val="false"/>
-          <w:i w:val="false"/>
-          <w:iCs w:val="false"/>
-          <w:color w:val="000000"/>
-          <w:sz w:val="26"/>
-          <w:szCs w:val="26"/>
-        </w:rPr>
-        <w:t xml:space="preserve">Data source: Winmart’s online grocery platform (WinMart.vn), operated by Masan Group — Vietnam’s largest modern grocery chain. The online catalog serves as a publicly accessible, structured price archive that is amenable to automated collection. Winmart occupies a mid-market position in Vietnam’s modern trade segment, offering a wide assortment of branded and private-label food products across all major food categories.</w:t>
-      </w:r>
-    </w:p>
-    <w:p>
-      <w:pPr>
-        <w:spacing w:line="312" w:before="100" w:after="60"/>
-        <w:ind w:left="360"/>
-        <w:jc w:val="both"/>
-      </w:pPr>
-      <w:r>
-        <w:rPr>
-          <w:rFonts w:ascii="Times New Roman" w:cs="Times New Roman" w:eastAsia="Times New Roman" w:hAnsi="Times New Roman"/>
-          <w:b/>
-          <w:bCs/>
-          <w:i w:val="false"/>
-          <w:iCs w:val="false"/>
-          <w:color w:val="2E5090"/>
-          <w:sz w:val="26"/>
-          <w:szCs w:val="26"/>
-        </w:rPr>
-        <w:t xml:space="preserve">3.1.2  </w:t>
-      </w:r>
-      <w:r>
-        <w:rPr>
-          <w:rFonts w:ascii="Times New Roman" w:cs="Times New Roman" w:eastAsia="Times New Roman" w:hAnsi="Times New Roman"/>
-          <w:b w:val="false"/>
-          <w:bCs w:val="false"/>
-          <w:i w:val="false"/>
-          <w:iCs w:val="false"/>
-          <w:color w:val="000000"/>
-          <w:sz w:val="26"/>
-          <w:szCs w:val="26"/>
-        </w:rPr>
-        <w:t xml:space="preserve">Scraping architecture: 15 automated robots triggered daily via HTTP PUT requests to a local orchestration server (localhost:8080, JWT-authenticated). Each robot scrapes one or more category pages and captures the full product listing. Raw JSON responses are downloaded from the API server, deduplicated to keep only the latest run per date, then converted to standardized CSV format with columns: product_name, unit, final_price, marked_price, product_url, scrape_timestamp, run_id.</w:t>
-      </w:r>
-    </w:p>
-    <w:p>
-      <w:pPr>
-        <w:spacing w:line="312" w:before="100" w:after="60"/>
-        <w:ind w:left="360"/>
-        <w:jc w:val="both"/>
-      </w:pPr>
-      <w:r>
-        <w:rPr>
-          <w:rFonts w:ascii="Times New Roman" w:cs="Times New Roman" w:eastAsia="Times New Roman" w:hAnsi="Times New Roman"/>
-          <w:b/>
-          <w:bCs/>
-          <w:i w:val="false"/>
-          <w:iCs w:val="false"/>
-          <w:color w:val="2E5090"/>
-          <w:sz w:val="26"/>
-          <w:szCs w:val="26"/>
-        </w:rPr>
-        <w:t xml:space="preserve">3.1.3  </w:t>
-      </w:r>
-      <w:r>
-        <w:rPr>
-          <w:rFonts w:ascii="Times New Roman" w:cs="Times New Roman" w:eastAsia="Times New Roman" w:hAnsi="Times New Roman"/>
-          <w:b w:val="false"/>
-          <w:bCs w:val="false"/>
-          <w:i w:val="false"/>
-          <w:iCs w:val="false"/>
-          <w:color w:val="000000"/>
-          <w:sz w:val="26"/>
-          <w:szCs w:val="26"/>
-        </w:rPr>
-        <w:t xml:space="preserve">Coverage: 10 food parent categories, 40 subcategories, 2,286 unique products, and 88 observation days spanning December 18, 2025 to mid-March 2026. Prices are denominated in Vietnamese Dong (VND). The ten categories are: Sữa Tươi (Dairy), Rau-Củ-Trái Cây (Fresh Produce), Thực Phẩm Khô (Dry Food), Mì – Thực Phẩm Ăn Liền (Instant Food), Thực Phẩm Chế Biến (Processed Food), Thực Phẩm Đông Lạnh (Frozen), Trứng – Đậu Hũ (Eggs &amp; Tofu), Bánh Kỹo (Confectionary), Gia Vị (Spices), and Chăm Sóc Bé (Baby Products).</w:t>
-      </w:r>
-    </w:p>
-    <w:p>
-      <w:pPr>
-        <w:spacing w:line="312" w:before="100" w:after="60"/>
-        <w:ind w:left="360"/>
-        <w:jc w:val="both"/>
-      </w:pPr>
-      <w:r>
-        <w:rPr>
-          <w:rFonts w:ascii="Times New Roman" w:cs="Times New Roman" w:eastAsia="Times New Roman" w:hAnsi="Times New Roman"/>
-          <w:b/>
-          <w:bCs/>
-          <w:i w:val="false"/>
-          <w:iCs w:val="false"/>
-          <w:color w:val="2E5090"/>
-          <w:sz w:val="26"/>
-          <w:szCs w:val="26"/>
-        </w:rPr>
-        <w:t xml:space="preserve">3.1.4  </w:t>
-      </w:r>
-      <w:r>
-        <w:rPr>
-          <w:rFonts w:ascii="Times New Roman" w:cs="Times New Roman" w:eastAsia="Times New Roman" w:hAnsi="Times New Roman"/>
-          <w:b w:val="false"/>
-          <w:bCs w:val="false"/>
-          <w:i w:val="false"/>
-          <w:iCs w:val="false"/>
-          <w:color w:val="000000"/>
-          <w:sz w:val="26"/>
-          <w:szCs w:val="26"/>
-        </w:rPr>
-        <w:t xml:space="preserve">Dual-price structure: the raw material for the promotional erosion analysis. Winmart displays both a marked_price (sticker/original price) and a final_price (the actual checkout price after any applied promotions). When marked_price exceeds final_price, the product is on promotion; the gap between the two is the observable promotional discount. This dual-price structure is visible at the point of scraping and is captured in every daily observation without requiring any matching or imputation.</w:t>
-      </w:r>
-    </w:p>
-    <w:p>
-      <w:pPr>
-        <w:spacing w:line="312" w:before="100" w:after="60"/>
-        <w:ind w:left="360"/>
-        <w:jc w:val="both"/>
-      </w:pPr>
-      <w:r>
-        <w:rPr>
-          <w:rFonts w:ascii="Times New Roman" w:cs="Times New Roman" w:eastAsia="Times New Roman" w:hAnsi="Times New Roman"/>
-          <w:b/>
-          <w:bCs/>
-          <w:i w:val="false"/>
-          <w:iCs w:val="false"/>
-          <w:color w:val="2E5090"/>
-          <w:sz w:val="26"/>
-          <w:szCs w:val="26"/>
-        </w:rPr>
-        <w:t xml:space="preserve">3.1.5  </w:t>
-      </w:r>
-      <w:r>
-        <w:rPr>
-          <w:rFonts w:ascii="Times New Roman" w:cs="Times New Roman" w:eastAsia="Times New Roman" w:hAnsi="Times New Roman"/>
-          <w:b w:val="false"/>
-          <w:bCs w:val="false"/>
-          <w:i w:val="false"/>
-          <w:iCs w:val="false"/>
-          <w:color w:val="000000"/>
-          <w:sz w:val="26"/>
-          <w:szCs w:val="26"/>
-        </w:rPr>
-        <w:t xml:space="preserve">Single-retailer design rationale: by restricting all observations to one platform, every product faces the same platform-level pricing strategy, promotional calendar, logistics infrastructure, and category management practices. This eliminates retailer-level confounds that would complicate a multi-retailer hedonic analysis, where observed price differences might reflect retailer positioning (premium vs. discount format) rather than product attributes. Schipmann and Qaim (2011) document that retailer format creates systematic price variation in Thailand’s food market; the single-retailer design controls for exactly this source of variation. This is a deliberate analytical choice, not a data limitation — the external validity constraint is addressed separately in §4.7.</w:t>
+        <w:t xml:space="preserve">Purpose: Describe the 4-quadrant brand classification and the hierarchical encoding of brand dummies. Critical for interpreting regression coefficients correctly.</w:t>
+      </w:r>
+    </w:p>
+    <w:p>
+      <w:pPr>
+        <w:spacing w:line="312" w:before="100" w:after="60"/>
+        <w:ind w:left="360"/>
+        <w:jc w:val="both"/>
+      </w:pPr>
+      <w:r>
+        <w:rPr>
+          <w:rFonts w:ascii="Times New Roman" w:cs="Times New Roman" w:eastAsia="Times New Roman" w:hAnsi="Times New Roman"/>
+          <w:b/>
+          <w:bCs/>
+          <w:i w:val="false"/>
+          <w:iCs w:val="false"/>
+          <w:color w:val="2E5090"/>
+          <w:sz w:val="26"/>
+          <w:szCs w:val="26"/>
+        </w:rPr>
+        <w:t xml:space="preserve">3.4.1  </w:t>
+      </w:r>
+      <w:r>
+        <w:rPr>
+          <w:rFonts w:ascii="Times New Roman" w:cs="Times New Roman" w:eastAsia="Times New Roman" w:hAnsi="Times New Roman"/>
+          <w:b w:val="false"/>
+          <w:bCs w:val="false"/>
+          <w:i w:val="false"/>
+          <w:iCs w:val="false"/>
+          <w:color w:val="000000"/>
+          <w:sz w:val="26"/>
+          <w:szCs w:val="26"/>
+        </w:rPr>
+        <w:t xml:space="preserve">Products are classified into a 4-quadrant brand typology based on two dimensions: (1) brand recognition (high vs. low, operationalized as is_high_recognition) and (2) price tier (premium vs. non-premium, operationalized as is_premium). This yields five groups: Generic/unbranded (n=705, is_branded=0), Local &amp; Value (branded, low recognition, below-median price, n=564), Household Giant (branded, high recognition, below-median price, n=565), Niche Professional (branded, low recognition, above-median price, n=308), and Prestige Leader (branded, high recognition, above-median price, n=144). The Generic group serves as the baseline in all regressions.</w:t>
+      </w:r>
+    </w:p>
+    <w:p>
+      <w:pPr>
+        <w:spacing w:line="312" w:before="100" w:after="60"/>
+        <w:ind w:left="360"/>
+        <w:jc w:val="both"/>
+      </w:pPr>
+      <w:r>
+        <w:rPr>
+          <w:rFonts w:ascii="Times New Roman" w:cs="Times New Roman" w:eastAsia="Times New Roman" w:hAnsi="Times New Roman"/>
+          <w:b/>
+          <w:bCs/>
+          <w:i w:val="false"/>
+          <w:iCs w:val="false"/>
+          <w:color w:val="2E5090"/>
+          <w:sz w:val="26"/>
+          <w:szCs w:val="26"/>
+        </w:rPr>
+        <w:t xml:space="preserve">3.4.2  </w:t>
+      </w:r>
+      <w:r>
+        <w:rPr>
+          <w:rFonts w:ascii="Times New Roman" w:cs="Times New Roman" w:eastAsia="Times New Roman" w:hAnsi="Times New Roman"/>
+          <w:b w:val="false"/>
+          <w:bCs w:val="false"/>
+          <w:i w:val="false"/>
+          <w:iCs w:val="false"/>
+          <w:color w:val="000000"/>
+          <w:sz w:val="26"/>
+          <w:szCs w:val="26"/>
+        </w:rPr>
+        <w:t xml:space="preserve">Theoretical grounding: the recognition axis is anchored in Keller’s (1993) brand awareness dimension — whether consumers can identify a brand without prompting, a foundational element of customer-based brand equity. The price-tier axis draws on Aaker’s (1991) perceived quality dimension — whether the brand commands above-median pricing within its competitive set, reflecting consumers’ quality associations with the brand. The 4-quadrant matrix is the empirical operationalization of these two theoretical constructs into a classification scheme applicable to web-scraped product data.</w:t>
+      </w:r>
+    </w:p>
+    <w:p>
+      <w:pPr>
+        <w:spacing w:line="312" w:before="100" w:after="60"/>
+        <w:ind w:left="360"/>
+        <w:jc w:val="both"/>
+      </w:pPr>
+      <w:r>
+        <w:rPr>
+          <w:rFonts w:ascii="Times New Roman" w:cs="Times New Roman" w:eastAsia="Times New Roman" w:hAnsi="Times New Roman"/>
+          <w:b/>
+          <w:bCs/>
+          <w:i w:val="false"/>
+          <w:iCs w:val="false"/>
+          <w:color w:val="2E5090"/>
+          <w:sz w:val="26"/>
+          <w:szCs w:val="26"/>
+        </w:rPr>
+        <w:t xml:space="preserve">3.4.3  </w:t>
+      </w:r>
+      <w:r>
+        <w:rPr>
+          <w:rFonts w:ascii="Times New Roman" w:cs="Times New Roman" w:eastAsia="Times New Roman" w:hAnsi="Times New Roman"/>
+          <w:b w:val="false"/>
+          <w:bCs w:val="false"/>
+          <w:i w:val="false"/>
+          <w:iCs w:val="false"/>
+          <w:color w:val="000000"/>
+          <w:sz w:val="26"/>
+          <w:szCs w:val="26"/>
+        </w:rPr>
+        <w:t xml:space="preserve">Hierarchical dummy encoding: the three brand dummies (is_branded, is_premium, is_high_recognition) are hierarchical rather than independent. is_premium = 1 implies is_branded = 1; is_high_recognition = 1 implies is_branded = 1. Therefore, coefficients represent incremental effects: the total premium for a Local &amp; Value product over Generic is β(is_branded); for a Niche Professional, β(is_branded) + β(is_premium); for a Household Giant, β(is_branded) + β(is_high_recognition); and for a Prestige Leader, β(is_branded) + β(is_premium) + β(is_high_recognition). A footnote in each regression table will state this explicitly.</w:t>
+      </w:r>
+    </w:p>
+    <w:p>
+      <w:pPr>
+        <w:spacing w:line="312" w:before="100" w:after="60"/>
+        <w:ind w:left="360"/>
+        <w:jc w:val="both"/>
+      </w:pPr>
+      <w:r>
+        <w:rPr>
+          <w:rFonts w:ascii="Times New Roman" w:cs="Times New Roman" w:eastAsia="Times New Roman" w:hAnsi="Times New Roman"/>
+          <w:b/>
+          <w:bCs/>
+          <w:i w:val="false"/>
+          <w:iCs w:val="false"/>
+          <w:color w:val="2E5090"/>
+          <w:sz w:val="26"/>
+          <w:szCs w:val="26"/>
+        </w:rPr>
+        <w:t xml:space="preserve">3.4.4  </w:t>
+      </w:r>
+      <w:r>
+        <w:rPr>
+          <w:rFonts w:ascii="Times New Roman" w:cs="Times New Roman" w:eastAsia="Times New Roman" w:hAnsi="Times New Roman"/>
+          <w:b w:val="false"/>
+          <w:bCs w:val="false"/>
+          <w:i w:val="false"/>
+          <w:iCs w:val="false"/>
+          <w:color w:val="000000"/>
+          <w:sz w:val="26"/>
+          <w:szCs w:val="26"/>
+        </w:rPr>
+        <w:t xml:space="preserve">This encoding choice is deliberate: it decomposes the “brand premium” into three conceptually distinct questions — does having any brand name generate a premium? does premium positioning (price tier) generate an additional premium? does high consumer recognition generate an additional premium? — which a single branded/unbranded dummy cannot answer. Separating these three dimensions is the key methodological innovation of the brand measurement strategy.</w:t>
       </w:r>
     </w:p>
     <w:p>
@@ -2419,7 +2386,7 @@
           <w:sz w:val="22"/>
           <w:szCs w:val="22"/>
         </w:rPr>
-        <w:t xml:space="preserve">→ Data source and collection described. §3.2 addresses known gaps and imperfections.</w:t>
+        <w:t>→ Typology defined. §3.2 specifies the hedonic regression model.</w:t>
       </w:r>
     </w:p>
     <w:p>
@@ -2439,7 +2406,7 @@
           <w:sz w:val="26"/>
           <w:szCs w:val="26"/>
         </w:rPr>
-        <w:t xml:space="preserve">3.2 Data Limitations and Coverage</w:t>
+        <w:t>3.2 Functional Form and Estimation Strategy</w:t>
       </w:r>
     </w:p>
     <w:p>
@@ -2458,7 +2425,7 @@
           <w:sz w:val="26"/>
           <w:szCs w:val="26"/>
         </w:rPr>
-        <w:t xml:space="preserve">Purpose: Full transparency about data gaps and known imperfections before the results. Committee expects this. Anticipates the most likely methodological objections.</w:t>
+        <w:t xml:space="preserve">Purpose: Present the formal regression model precisely enough for replication. Each design choice should be connected to a justification.</w:t>
       </w:r>
     </w:p>
     <w:p>
@@ -2491,7 +2458,7 @@
           <w:sz w:val="26"/>
           <w:szCs w:val="26"/>
         </w:rPr>
-        <w:t xml:space="preserve">Confectionary 46-day cold-start: the Confectionary (Bánh Kỹo) scraping robot was not included in the initial configuration and was added on February 2, 2026, 46 days after the base date. The entire pre-Tet surge window for one of the most Tet-sensitive categories is therefore unobserved. Confectionary is excluded from all temporal analyses spanning the full December–March window. For the cross-sectional hedonic regression, Confectionary products have a shorter observation window (maximum ~50 days vs. ~88 for other categories), but the days_observed variable controls for observation length, so cross-sectional hedonic estimates remain valid.</w:t>
+        <w:t xml:space="preserve">Dependent variable: the natural logarithm of price per standardized unit — ln(price_per_100g) for solid products and ln(price_per_100ml) for liquid products. Standardizing to per-100g or per-100ml removes mechanical pack-size effects and makes coefficients directly interpretable as percentage price premiums or discounts. Products sold by count (e.g., eggs, individual items) are handled through a separate unit normalization procedure that recovers approximately 100 fresh-produce products with non-standard weight units via regex-based unit standardization.</w:t>
       </w:r>
     </w:p>
     <w:p>
@@ -2524,7 +2491,7 @@
           <w:sz w:val="26"/>
           <w:szCs w:val="26"/>
         </w:rPr>
-        <w:t xml:space="preserve">Instant_food 18-day Tet gap: the Instant_food category has a continuous 18-day data gap from January 31 to February 18, 2026, spanning the entire Tet holiday period (Tet = February 17). Instant noodles are a classic Tet stockpiling category, so the missing window is exactly where a price spike would be expected. Additionally, three of four subcategories have no data for the first ~10 days of the observation window. The chain-linked Jevons index bridges the gap by linking January 31 directly to February 18, but this masks whatever happened during the 18 missing days. No claims about Tet-period pricing effects are made for this category.</w:t>
+        <w:t xml:space="preserve">Model specification: ln(P/unit) = α + β₁·is_branded + β₂·is_premium + β₃·is_high_recognition + β₄·is_import + β₅·is_house_brand + β₆·ln(pack_size) + β₇·pack_count + β₈·has_health_claim + β₉·has_freshness_claim + β₁₀·name_length + γ·subcategory_FE + ε. Ten product-level regressors plus subcategory fixed effects across 40 subcategories. The log-linear specification is standard in hedonic price analysis (Malpezzi, 2002; Costanigro &amp; McCluskey, 2011) and follows Rosen’s (1974) characterization of the hedonic price function as a general smooth function of attributes.</w:t>
       </w:r>
     </w:p>
     <w:p>
@@ -2557,7 +2524,7 @@
           <w:sz w:val="26"/>
           <w:szCs w:val="26"/>
         </w:rPr>
-        <w:t xml:space="preserve">No formal Tet event study: the two most Tet-sensitive categories — Confectionary (missing pre-Tet entirely) and Instant_food (missing Tet week) — both have incomplete data over the holiday window. A formal Tet event study would therefore exclude the categories where the effect is strongest, rendering the analysis indefensible. The Tet period is discussed as contextual background in §4.6 but is not the subject of a formal statistical test.</w:t>
+        <w:t xml:space="preserve">Estimation: pooled OLS with cluster-robust standard errors, clustered at the subcategory level (40 clusters). The cluster-robust specification is justified by two considerations: (1) the Breusch-Pagan test rejects homoskedasticity (p &lt; 0.01), confirming that variance is not constant across observations; and (2) products within the same subcategory share unobserved pricing factors such as subcategory-level competitive intensity, supplier relationships, and seasonal demand patterns, creating within-cluster correlation that OLS standard errors would underestimate.</w:t>
       </w:r>
     </w:p>
     <w:p>
@@ -2590,40 +2557,7 @@
           <w:sz w:val="26"/>
           <w:szCs w:val="26"/>
         </w:rPr>
-        <w:t xml:space="preserve">Dynamic product catalog: products enter and exit the Winmart catalog across dates. A sparse product filter (days_observed ≥ 7) removes 83 products (3.6% of total), yielding an effective cross-sectional sample of approximately 2,203 products. This filtering prevents products with only 1–2 days of observation from distorting cross-sectional price averages. Products are averaged over their available observation days, making the cross-sectional estimates robust to temporal entry and exit.</w:t>
-      </w:r>
-    </w:p>
-    <w:p>
-      <w:pPr>
-        <w:spacing w:line="312" w:before="100" w:after="60"/>
-        <w:ind w:left="360"/>
-        <w:jc w:val="both"/>
-      </w:pPr>
-      <w:r>
-        <w:rPr>
-          <w:rFonts w:ascii="Times New Roman" w:cs="Times New Roman" w:eastAsia="Times New Roman" w:hAnsi="Times New Roman"/>
-          <w:b/>
-          <w:bCs/>
-          <w:i w:val="false"/>
-          <w:iCs w:val="false"/>
-          <w:color w:val="2E5090"/>
-          <w:sz w:val="26"/>
-          <w:szCs w:val="26"/>
-        </w:rPr>
-        <w:t xml:space="preserve">3.2.5  </w:t>
-      </w:r>
-      <w:r>
-        <w:rPr>
-          <w:rFonts w:ascii="Times New Roman" w:cs="Times New Roman" w:eastAsia="Times New Roman" w:hAnsi="Times New Roman"/>
-          <w:b w:val="false"/>
-          <w:bCs w:val="false"/>
-          <w:i w:val="false"/>
-          <w:iCs w:val="false"/>
-          <w:color w:val="000000"/>
-          <w:sz w:val="26"/>
-          <w:szCs w:val="26"/>
-        </w:rPr>
-        <w:t xml:space="preserve">No transaction volumes: web scraping captures listed prices only, not quantities sold or units purchased. This means the analysis cannot compute sales-weighted price indices, estimate demand elasticities, or determine whether promotional discounts actually shift consumer purchasing behavior. The study describes Winmart’s price architecture — the structure of prices as listed — not consumer demand responses to that architecture.</w:t>
+        <w:t xml:space="preserve">Effective sample: approximately 2,203 products after applying the sparse product filter (days_observed ≥ 7, removing 83 products or 3.6%) and recovering KG-sold produce through unit normalization. The 40 subcategory fixed effects absorb subcategory-level mean price differences, so all coefficients are identified from within-subcategory variation in product attributes.</w:t>
       </w:r>
     </w:p>
     <w:p>
@@ -2643,7 +2577,7 @@
           <w:sz w:val="22"/>
           <w:szCs w:val="22"/>
         </w:rPr>
-        <w:t xml:space="preserve">→ Limitations documented. §3.3 describes how product attributes are extracted from the raw text data.</w:t>
+        <w:t>→ Model specified. §3.3 describes the dual-price design that connects the specification to the erosion analysis.</w:t>
       </w:r>
     </w:p>
     <w:p>
@@ -2663,7 +2597,7 @@
           <w:sz w:val="26"/>
           <w:szCs w:val="26"/>
         </w:rPr>
-        <w:t xml:space="preserve">3.3 NLP Feature Extraction</w:t>
+        <w:t>3.3 Dual-Price Design</w:t>
       </w:r>
     </w:p>
     <w:p>
@@ -2682,7 +2616,7 @@
           <w:sz w:val="26"/>
           <w:szCs w:val="26"/>
         </w:rPr>
-        <w:t xml:space="preserve">Purpose: Explain how structured product features are extracted from Vietnamese product name strings. Justify each feature choice and report counts.</w:t>
+        <w:t xml:space="preserve">Purpose: Explain the core methodological innovation — running the same specification twice with different DVs. Be clear that this is descriptive, not causal.</w:t>
       </w:r>
     </w:p>
     <w:p>
@@ -2715,7 +2649,7 @@
           <w:sz w:val="26"/>
           <w:szCs w:val="26"/>
         </w:rPr>
-        <w:t xml:space="preserve">Nine product-level features are extracted programmatically from product name strings using a combination of substring matching, regular expressions, and keyword dictionaries implemented in src/nlp_features.py (865 lines of code). This module normalizes Vietnamese text (NFC normalization, lowercase, diacritic-preserving) before applying pattern matching, ensuring that spelling variants and diacritical differences do not cause misclassification. The nine features are: is_branded, is_premium, is_high_recognition, is_import, is_house_brand, has_health_claim, has_freshness_claim, pack_count, and ln_pack_size (log-transformed pack weight/volume).</w:t>
+        <w:t xml:space="preserve">The identical specification is estimated twice: Specification A uses ln(marked_price/unit) as the dependent variable, capturing sticker-price premiums — what the retailer signals a product is worth on the shelf. Specification B uses ln(final_price/unit), capturing checkout-price premiums — what the consumer actually pays after all promotions are applied. Running both specifications on the same sample with the same regressors produces directly comparable coefficient estimates.</w:t>
       </w:r>
     </w:p>
     <w:p>
@@ -2748,7 +2682,7 @@
           <w:sz w:val="26"/>
           <w:szCs w:val="26"/>
         </w:rPr>
-        <w:t xml:space="preserve">Brand identification (is_branded): substring matching against a curated list of 310+ brand keywords, covering major Vietnamese, regional, and international brands and their common spelling variants (e.g., “Vinamilk,” “TH True Milk,” “Dutch Lady,” “Ajinomoto”). Result: 1,581 branded products (69.2%) and 705 unbranded/generic products (30.8%) across the full dataset.</w:t>
+        <w:t xml:space="preserve">Interpretation logic: if a coefficient is larger in Specification A than Specification B, promotional pricing is eroding that attribute’s premium at the checkout stage. If the coefficient is stable across specifications, the premium survives promotions intact. If it is larger in Specification B, promotions are amplifying that attribute’s competitive advantage. The direction and magnitude of the A→B change is the operational definition of “promotional erosion” throughout this thesis.</w:t>
       </w:r>
     </w:p>
     <w:p>
@@ -2781,7 +2715,7 @@
           <w:sz w:val="26"/>
           <w:szCs w:val="26"/>
         </w:rPr>
-        <w:t xml:space="preserve">Price-tier classification (is_premium): a product is classified as premium if it is branded AND its average final price exceeds the subcategory median price. This is a within-subcategory relative measure — not an absolute price threshold — so it captures premium positioning within each market segment rather than across the full product range. Result: 452 premium products (19.8% of total).</w:t>
+        <w:t xml:space="preserve">Erosion metric: pct_erosion = (β_marked − β_final) / β_marked × 100. A positive value means the attribute premium shrinks from sticker price to checkout; a negative value means it grows. The WinEco house brand provides the most extreme example: a sticker-price discount of 4.6% explodes to 26.6% at checkout, yielding an erosion of 476%.</w:t>
       </w:r>
     </w:p>
     <w:p>
@@ -2814,139 +2748,7 @@
           <w:sz w:val="26"/>
           <w:szCs w:val="26"/>
         </w:rPr>
-        <w:t xml:space="preserve">Brand recognition (is_high_recognition): a curated subset of brands with confirmed national distribution and high consumer awareness, identified through brand prominence criteria (e.g., Vinamilk, Masan, Ajinomoto, TH True Milk). This captures the “Household Giant” dimension — well-known brands that consumers recognize without prompting. Result: 709 products (31.0% of total).</w:t>
-      </w:r>
-    </w:p>
-    <w:p>
-      <w:pPr>
-        <w:spacing w:line="312" w:before="100" w:after="60"/>
-        <w:ind w:left="360"/>
-        <w:jc w:val="both"/>
-      </w:pPr>
-      <w:r>
-        <w:rPr>
-          <w:rFonts w:ascii="Times New Roman" w:cs="Times New Roman" w:eastAsia="Times New Roman" w:hAnsi="Times New Roman"/>
-          <w:b/>
-          <w:bCs/>
-          <w:i w:val="false"/>
-          <w:iCs w:val="false"/>
-          <w:color w:val="2E5090"/>
-          <w:sz w:val="26"/>
-          <w:szCs w:val="26"/>
-        </w:rPr>
-        <w:t xml:space="preserve">3.3.5  </w:t>
-      </w:r>
-      <w:r>
-        <w:rPr>
-          <w:rFonts w:ascii="Times New Roman" w:cs="Times New Roman" w:eastAsia="Times New Roman" w:hAnsi="Times New Roman"/>
-          <w:b w:val="false"/>
-          <w:bCs w:val="false"/>
-          <w:i w:val="false"/>
-          <w:iCs w:val="false"/>
-          <w:color w:val="000000"/>
-          <w:sz w:val="26"/>
-          <w:szCs w:val="26"/>
-        </w:rPr>
-        <w:t xml:space="preserve">Import origin (is_import): keyword detection for country-of-origin markers embedded in product names — country names in Vietnamese (Nhật/Japan, Hàn/Korea, Úc/Australia, Mỹ/USA, Thái/Thailand) and import-signaling terms. Result: 98 products (4.3% of total). Import share is heavily concentrated in Rau-Củ-Trái Cây (13.4% of that category) and near zero in most others.</w:t>
-      </w:r>
-    </w:p>
-    <w:p>
-      <w:pPr>
-        <w:spacing w:line="312" w:before="100" w:after="60"/>
-        <w:ind w:left="360"/>
-        <w:jc w:val="both"/>
-      </w:pPr>
-      <w:r>
-        <w:rPr>
-          <w:rFonts w:ascii="Times New Roman" w:cs="Times New Roman" w:eastAsia="Times New Roman" w:hAnsi="Times New Roman"/>
-          <w:b/>
-          <w:bCs/>
-          <w:i w:val="false"/>
-          <w:iCs w:val="false"/>
-          <w:color w:val="2E5090"/>
-          <w:sz w:val="26"/>
-          <w:szCs w:val="26"/>
-        </w:rPr>
-        <w:t xml:space="preserve">3.3.6  </w:t>
-      </w:r>
-      <w:r>
-        <w:rPr>
-          <w:rFonts w:ascii="Times New Roman" w:cs="Times New Roman" w:eastAsia="Times New Roman" w:hAnsi="Times New Roman"/>
-          <w:b w:val="false"/>
-          <w:bCs w:val="false"/>
-          <w:i w:val="false"/>
-          <w:iCs w:val="false"/>
-          <w:color w:val="000000"/>
-          <w:sz w:val="26"/>
-          <w:szCs w:val="26"/>
-        </w:rPr>
-        <w:t xml:space="preserve">House brand (is_house_brand): WinEco and WinMart private-label products, identified by brand keyword matching. Result: 21 products (0.9% of total). The small count reflects Winmart’s limited private-label assortment; despite the small N, WinEco products produce the most dramatic dual-price divergence in the dataset.</w:t>
-      </w:r>
-    </w:p>
-    <w:p>
-      <w:pPr>
-        <w:spacing w:line="312" w:before="100" w:after="60"/>
-        <w:ind w:left="360"/>
-        <w:jc w:val="both"/>
-      </w:pPr>
-      <w:r>
-        <w:rPr>
-          <w:rFonts w:ascii="Times New Roman" w:cs="Times New Roman" w:eastAsia="Times New Roman" w:hAnsi="Times New Roman"/>
-          <w:b/>
-          <w:bCs/>
-          <w:i w:val="false"/>
-          <w:iCs w:val="false"/>
-          <w:color w:val="2E5090"/>
-          <w:sz w:val="26"/>
-          <w:szCs w:val="26"/>
-        </w:rPr>
-        <w:t xml:space="preserve">3.3.7  </w:t>
-      </w:r>
-      <w:r>
-        <w:rPr>
-          <w:rFonts w:ascii="Times New Roman" w:cs="Times New Roman" w:eastAsia="Times New Roman" w:hAnsi="Times New Roman"/>
-          <w:b w:val="false"/>
-          <w:bCs w:val="false"/>
-          <w:i w:val="false"/>
-          <w:iCs w:val="false"/>
-          <w:color w:val="000000"/>
-          <w:sz w:val="26"/>
-          <w:szCs w:val="26"/>
-        </w:rPr>
-        <w:t xml:space="preserve">Health and freshness claims (has_health_claim, has_freshness_claim): keyword detection for health-signaling terms (hữu cơ/organic, không đường/sugar-free, ít béo/low-fat, nguyên chất/pure) and freshness-signaling terms (tươi/fresh, sạch/clean). Result: 122 health-claim products (5.3%) and 154 freshness-claim products (6.7%). These are credence attributes whose presence in product names signals safety and quality to consumers who cannot verify the claims directly.</w:t>
-      </w:r>
-    </w:p>
-    <w:p>
-      <w:pPr>
-        <w:spacing w:line="312" w:before="100" w:after="60"/>
-        <w:ind w:left="360"/>
-        <w:jc w:val="both"/>
-      </w:pPr>
-      <w:r>
-        <w:rPr>
-          <w:rFonts w:ascii="Times New Roman" w:cs="Times New Roman" w:eastAsia="Times New Roman" w:hAnsi="Times New Roman"/>
-          <w:b/>
-          <w:bCs/>
-          <w:i w:val="false"/>
-          <w:iCs w:val="false"/>
-          <w:color w:val="2E5090"/>
-          <w:sz w:val="26"/>
-          <w:szCs w:val="26"/>
-        </w:rPr>
-        <w:t xml:space="preserve">3.3.8  </w:t>
-      </w:r>
-      <w:r>
-        <w:rPr>
-          <w:rFonts w:ascii="Times New Roman" w:cs="Times New Roman" w:eastAsia="Times New Roman" w:hAnsi="Times New Roman"/>
-          <w:b w:val="false"/>
-          <w:bCs w:val="false"/>
-          <w:i w:val="false"/>
-          <w:iCs w:val="false"/>
-          <w:color w:val="000000"/>
-          <w:sz w:val="26"/>
-          <w:szCs w:val="26"/>
-        </w:rPr>
-        <w:t xml:space="preserve">Physical packaging features (ln_pack_size, pack_count): regex extraction of weight (grams) and volume (milliliters) from product name strings, plus detection of multi-pack configurations. The log-transformed pack size enters the regression to capture economies of scale in unit pricing. Pack count captures multi-packs, which systematically differ in unit price from single units.</w:t>
+        <w:t xml:space="preserve">Descriptive framing: this is not a causal identification strategy. The dual-price comparison documents the price architecture — the observable relationship between product attributes and prices at two stages of the pricing pipeline — but does not identify the causal mechanism behind the retailer’s promotional decisions. As Varian (1997) argues, versioning and differential discounting are strategic retailer choices; observing differential erosion across attributes is documenting the retailer’s revealed pricing logic, not explaining why those choices were made.</w:t>
       </w:r>
     </w:p>
     <w:p>
@@ -2966,7 +2768,32 @@
           <w:sz w:val="22"/>
           <w:szCs w:val="22"/>
         </w:rPr>
-        <w:t xml:space="preserve">→ Features extracted. §3.4 organizes the brand features into a theoretically-grounded typology.</w:t>
+        <w:t>→ Methodology complete. Chapter 4 applies this framework to the Winmart dataset.</w:t>
+      </w:r>
+    </w:p>
+    <w:p>
+      <w:r>
+        <w:br w:type="page"/>
+      </w:r>
+    </w:p>
+    <w:p>
+      <w:pPr>
+        <w:pStyle w:val="Heading1"/>
+        <w:spacing w:line="312" w:before="360" w:after="240"/>
+        <w:jc w:val="center"/>
+      </w:pPr>
+      <w:r>
+        <w:rPr>
+          <w:rFonts w:ascii="Times New Roman" w:cs="Times New Roman" w:eastAsia="Times New Roman" w:hAnsi="Times New Roman"/>
+          <w:b/>
+          <w:bCs/>
+          <w:i w:val="false"/>
+          <w:iCs w:val="false"/>
+          <w:color w:val="000000"/>
+          <w:sz w:val="36"/>
+          <w:szCs w:val="36"/>
+        </w:rPr>
+        <w:t>CHAPTER 4: EMPIRICAL APPLICATION</w:t>
       </w:r>
     </w:p>
     <w:p>
@@ -2986,7 +2813,7 @@
           <w:sz w:val="26"/>
           <w:szCs w:val="26"/>
         </w:rPr>
-        <w:t xml:space="preserve">3.4 Brand Positioning Typology and Dummy Hierarchy</w:t>
+        <w:t>4.1 Data Source, Collection, and Single-Retailer Design</w:t>
       </w:r>
     </w:p>
     <w:p>
@@ -3005,139 +2832,172 @@
           <w:sz w:val="26"/>
           <w:szCs w:val="26"/>
         </w:rPr>
-        <w:t xml:space="preserve">Purpose: Describe the 4-quadrant brand classification and the hierarchical encoding of brand dummies. Critical for interpreting regression coefficients correctly.</w:t>
-      </w:r>
-    </w:p>
-    <w:p>
-      <w:pPr>
-        <w:spacing w:line="312" w:before="100" w:after="60"/>
-        <w:ind w:left="360"/>
-        <w:jc w:val="both"/>
-      </w:pPr>
-      <w:r>
-        <w:rPr>
-          <w:rFonts w:ascii="Times New Roman" w:cs="Times New Roman" w:eastAsia="Times New Roman" w:hAnsi="Times New Roman"/>
-          <w:b/>
-          <w:bCs/>
-          <w:i w:val="false"/>
-          <w:iCs w:val="false"/>
-          <w:color w:val="2E5090"/>
-          <w:sz w:val="26"/>
-          <w:szCs w:val="26"/>
-        </w:rPr>
-        <w:t xml:space="preserve">3.4.1  </w:t>
-      </w:r>
-      <w:r>
-        <w:rPr>
-          <w:rFonts w:ascii="Times New Roman" w:cs="Times New Roman" w:eastAsia="Times New Roman" w:hAnsi="Times New Roman"/>
-          <w:b w:val="false"/>
-          <w:bCs w:val="false"/>
-          <w:i w:val="false"/>
-          <w:iCs w:val="false"/>
-          <w:color w:val="000000"/>
-          <w:sz w:val="26"/>
-          <w:szCs w:val="26"/>
-        </w:rPr>
-        <w:t xml:space="preserve">Products are classified into a 4-quadrant brand typology based on two dimensions: (1) brand recognition (high vs. low, operationalized as is_high_recognition) and (2) price tier (premium vs. non-premium, operationalized as is_premium). This yields five groups: Generic/unbranded (n=705, is_branded=0), Local &amp; Value (branded, low recognition, below-median price, n=564), Household Giant (branded, high recognition, below-median price, n=565), Niche Professional (branded, low recognition, above-median price, n=308), and Prestige Leader (branded, high recognition, above-median price, n=144). The Generic group serves as the baseline in all regressions.</w:t>
-      </w:r>
-    </w:p>
-    <w:p>
-      <w:pPr>
-        <w:spacing w:line="312" w:before="100" w:after="60"/>
-        <w:ind w:left="360"/>
-        <w:jc w:val="both"/>
-      </w:pPr>
-      <w:r>
-        <w:rPr>
-          <w:rFonts w:ascii="Times New Roman" w:cs="Times New Roman" w:eastAsia="Times New Roman" w:hAnsi="Times New Roman"/>
-          <w:b/>
-          <w:bCs/>
-          <w:i w:val="false"/>
-          <w:iCs w:val="false"/>
-          <w:color w:val="2E5090"/>
-          <w:sz w:val="26"/>
-          <w:szCs w:val="26"/>
-        </w:rPr>
-        <w:t xml:space="preserve">3.4.2  </w:t>
-      </w:r>
-      <w:r>
-        <w:rPr>
-          <w:rFonts w:ascii="Times New Roman" w:cs="Times New Roman" w:eastAsia="Times New Roman" w:hAnsi="Times New Roman"/>
-          <w:b w:val="false"/>
-          <w:bCs w:val="false"/>
-          <w:i w:val="false"/>
-          <w:iCs w:val="false"/>
-          <w:color w:val="000000"/>
-          <w:sz w:val="26"/>
-          <w:szCs w:val="26"/>
-        </w:rPr>
-        <w:t xml:space="preserve">Theoretical grounding: the recognition axis is anchored in Keller’s (1993) brand awareness dimension — whether consumers can identify a brand without prompting, a foundational element of customer-based brand equity. The price-tier axis draws on Aaker’s (1991) perceived quality dimension — whether the brand commands above-median pricing within its competitive set, reflecting consumers’ quality associations with the brand. The 4-quadrant matrix is the empirical operationalization of these two theoretical constructs into a classification scheme applicable to web-scraped product data.</w:t>
-      </w:r>
-    </w:p>
-    <w:p>
-      <w:pPr>
-        <w:spacing w:line="312" w:before="100" w:after="60"/>
-        <w:ind w:left="360"/>
-        <w:jc w:val="both"/>
-      </w:pPr>
-      <w:r>
-        <w:rPr>
-          <w:rFonts w:ascii="Times New Roman" w:cs="Times New Roman" w:eastAsia="Times New Roman" w:hAnsi="Times New Roman"/>
-          <w:b/>
-          <w:bCs/>
-          <w:i w:val="false"/>
-          <w:iCs w:val="false"/>
-          <w:color w:val="2E5090"/>
-          <w:sz w:val="26"/>
-          <w:szCs w:val="26"/>
-        </w:rPr>
-        <w:t xml:space="preserve">3.4.3  </w:t>
-      </w:r>
-      <w:r>
-        <w:rPr>
-          <w:rFonts w:ascii="Times New Roman" w:cs="Times New Roman" w:eastAsia="Times New Roman" w:hAnsi="Times New Roman"/>
-          <w:b w:val="false"/>
-          <w:bCs w:val="false"/>
-          <w:i w:val="false"/>
-          <w:iCs w:val="false"/>
-          <w:color w:val="000000"/>
-          <w:sz w:val="26"/>
-          <w:szCs w:val="26"/>
-        </w:rPr>
-        <w:t xml:space="preserve">Hierarchical dummy encoding: the three brand dummies (is_branded, is_premium, is_high_recognition) are hierarchical rather than independent. is_premium = 1 implies is_branded = 1; is_high_recognition = 1 implies is_branded = 1. Therefore, coefficients represent incremental effects: the total premium for a Local &amp; Value product over Generic is β(is_branded); for a Niche Professional, β(is_branded) + β(is_premium); for a Household Giant, β(is_branded) + β(is_high_recognition); and for a Prestige Leader, β(is_branded) + β(is_premium) + β(is_high_recognition). A footnote in each regression table will state this explicitly.</w:t>
-      </w:r>
-    </w:p>
-    <w:p>
-      <w:pPr>
-        <w:spacing w:line="312" w:before="100" w:after="60"/>
-        <w:ind w:left="360"/>
-        <w:jc w:val="both"/>
-      </w:pPr>
-      <w:r>
-        <w:rPr>
-          <w:rFonts w:ascii="Times New Roman" w:cs="Times New Roman" w:eastAsia="Times New Roman" w:hAnsi="Times New Roman"/>
-          <w:b/>
-          <w:bCs/>
-          <w:i w:val="false"/>
-          <w:iCs w:val="false"/>
-          <w:color w:val="2E5090"/>
-          <w:sz w:val="26"/>
-          <w:szCs w:val="26"/>
-        </w:rPr>
-        <w:t xml:space="preserve">3.4.4  </w:t>
-      </w:r>
-      <w:r>
-        <w:rPr>
-          <w:rFonts w:ascii="Times New Roman" w:cs="Times New Roman" w:eastAsia="Times New Roman" w:hAnsi="Times New Roman"/>
-          <w:b w:val="false"/>
-          <w:bCs w:val="false"/>
-          <w:i w:val="false"/>
-          <w:iCs w:val="false"/>
-          <w:color w:val="000000"/>
-          <w:sz w:val="26"/>
-          <w:szCs w:val="26"/>
-        </w:rPr>
-        <w:t xml:space="preserve">This encoding choice is deliberate: it decomposes the “brand premium” into three conceptually distinct questions — does having any brand name generate a premium? does premium positioning (price tier) generate an additional premium? does high consumer recognition generate an additional premium? — which a single branded/unbranded dummy cannot answer. Separating these three dimensions is the key methodological innovation of the brand measurement strategy.</w:t>
+        <w:t xml:space="preserve">Purpose: Describe where the data comes from, how it was collected, what it covers, and justify the single-retailer design as a deliberate analytical choice.</w:t>
+      </w:r>
+    </w:p>
+    <w:p>
+      <w:pPr>
+        <w:spacing w:line="312" w:before="100" w:after="60"/>
+        <w:ind w:left="360"/>
+        <w:jc w:val="both"/>
+      </w:pPr>
+      <w:r>
+        <w:rPr>
+          <w:rFonts w:ascii="Times New Roman" w:cs="Times New Roman" w:eastAsia="Times New Roman" w:hAnsi="Times New Roman"/>
+          <w:b/>
+          <w:bCs/>
+          <w:i w:val="false"/>
+          <w:iCs w:val="false"/>
+          <w:color w:val="2E5090"/>
+          <w:sz w:val="26"/>
+          <w:szCs w:val="26"/>
+        </w:rPr>
+        <w:t xml:space="preserve">4.1.1  </w:t>
+      </w:r>
+      <w:r>
+        <w:rPr>
+          <w:rFonts w:ascii="Times New Roman" w:cs="Times New Roman" w:eastAsia="Times New Roman" w:hAnsi="Times New Roman"/>
+          <w:b w:val="false"/>
+          <w:bCs w:val="false"/>
+          <w:i w:val="false"/>
+          <w:iCs w:val="false"/>
+          <w:color w:val="000000"/>
+          <w:sz w:val="26"/>
+          <w:szCs w:val="26"/>
+        </w:rPr>
+        <w:t xml:space="preserve">Data source: Winmart’s online grocery platform (WinMart.vn), operated by Masan Group — Vietnam’s largest modern grocery chain. The online catalog serves as a publicly accessible, structured price archive that is amenable to automated collection. Winmart occupies a mid-market position in Vietnam’s modern trade segment, offering a wide assortment of branded and private-label food products across all major food categories.</w:t>
+      </w:r>
+    </w:p>
+    <w:p>
+      <w:pPr>
+        <w:spacing w:line="312" w:before="100" w:after="60"/>
+        <w:ind w:left="360"/>
+        <w:jc w:val="both"/>
+      </w:pPr>
+      <w:r>
+        <w:rPr>
+          <w:rFonts w:ascii="Times New Roman" w:cs="Times New Roman" w:eastAsia="Times New Roman" w:hAnsi="Times New Roman"/>
+          <w:b/>
+          <w:bCs/>
+          <w:i w:val="false"/>
+          <w:iCs w:val="false"/>
+          <w:color w:val="2E5090"/>
+          <w:sz w:val="26"/>
+          <w:szCs w:val="26"/>
+        </w:rPr>
+        <w:t xml:space="preserve">4.1.2  </w:t>
+      </w:r>
+      <w:r>
+        <w:rPr>
+          <w:rFonts w:ascii="Times New Roman" w:cs="Times New Roman" w:eastAsia="Times New Roman" w:hAnsi="Times New Roman"/>
+          <w:b w:val="false"/>
+          <w:bCs w:val="false"/>
+          <w:i w:val="false"/>
+          <w:iCs w:val="false"/>
+          <w:color w:val="000000"/>
+          <w:sz w:val="26"/>
+          <w:szCs w:val="26"/>
+        </w:rPr>
+        <w:t xml:space="preserve">Scraping architecture: 15 automated robots triggered daily via HTTP PUT requests to a local orchestration server (localhost:8080, JWT-authenticated). Each robot scrapes one or more category pages and captures the full product listing. Raw JSON responses are downloaded from the API server, deduplicated to keep only the latest run per date, then converted to standardized CSV format with columns: product_name, unit, final_price, marked_price, product_url, scrape_timestamp, run_id.</w:t>
+      </w:r>
+    </w:p>
+    <w:p>
+      <w:pPr>
+        <w:spacing w:line="312" w:before="100" w:after="60"/>
+        <w:ind w:left="360"/>
+        <w:jc w:val="both"/>
+      </w:pPr>
+      <w:r>
+        <w:rPr>
+          <w:rFonts w:ascii="Times New Roman" w:cs="Times New Roman" w:eastAsia="Times New Roman" w:hAnsi="Times New Roman"/>
+          <w:b/>
+          <w:bCs/>
+          <w:i w:val="false"/>
+          <w:iCs w:val="false"/>
+          <w:color w:val="2E5090"/>
+          <w:sz w:val="26"/>
+          <w:szCs w:val="26"/>
+        </w:rPr>
+        <w:t xml:space="preserve">4.1.3  </w:t>
+      </w:r>
+      <w:r>
+        <w:rPr>
+          <w:rFonts w:ascii="Times New Roman" w:cs="Times New Roman" w:eastAsia="Times New Roman" w:hAnsi="Times New Roman"/>
+          <w:b w:val="false"/>
+          <w:bCs w:val="false"/>
+          <w:i w:val="false"/>
+          <w:iCs w:val="false"/>
+          <w:color w:val="000000"/>
+          <w:sz w:val="26"/>
+          <w:szCs w:val="26"/>
+        </w:rPr>
+        <w:t xml:space="preserve">Coverage: 10 food parent categories, 40 subcategories, 2,286 unique products, and 88 observation days spanning December 18, 2025 to mid-March 2026. Prices are denominated in Vietnamese Dong (VND). The ten categories are: Sữa Tươi (Dairy), Rau-Củ-Trái Cây (Fresh Produce), Thực Phẩm Khô (Dry Food), Mì – Thực Phẩm Ăn Liền (Instant Food), Thực Phẩm Chế Biến (Processed Food), Thực Phẩm Đông Lạnh (Frozen), Trứng – Đậu Hũ (Eggs &amp; Tofu), Bánh Kỹo (Confectionary), Gia Vị (Spices), and Chăm Sóc Bé (Baby Products).</w:t>
+      </w:r>
+    </w:p>
+    <w:p>
+      <w:pPr>
+        <w:spacing w:line="312" w:before="100" w:after="60"/>
+        <w:ind w:left="360"/>
+        <w:jc w:val="both"/>
+      </w:pPr>
+      <w:r>
+        <w:rPr>
+          <w:rFonts w:ascii="Times New Roman" w:cs="Times New Roman" w:eastAsia="Times New Roman" w:hAnsi="Times New Roman"/>
+          <w:b/>
+          <w:bCs/>
+          <w:i w:val="false"/>
+          <w:iCs w:val="false"/>
+          <w:color w:val="2E5090"/>
+          <w:sz w:val="26"/>
+          <w:szCs w:val="26"/>
+        </w:rPr>
+        <w:t xml:space="preserve">4.1.4  </w:t>
+      </w:r>
+      <w:r>
+        <w:rPr>
+          <w:rFonts w:ascii="Times New Roman" w:cs="Times New Roman" w:eastAsia="Times New Roman" w:hAnsi="Times New Roman"/>
+          <w:b w:val="false"/>
+          <w:bCs w:val="false"/>
+          <w:i w:val="false"/>
+          <w:iCs w:val="false"/>
+          <w:color w:val="000000"/>
+          <w:sz w:val="26"/>
+          <w:szCs w:val="26"/>
+        </w:rPr>
+        <w:t xml:space="preserve">Dual-price structure: the raw material for the promotional erosion analysis. Winmart displays both a marked_price (sticker/original price) and a final_price (the actual checkout price after any applied promotions). When marked_price exceeds final_price, the product is on promotion; the gap between the two is the observable promotional discount. This dual-price structure is visible at the point of scraping and is captured in every daily observation without requiring any matching or imputation.</w:t>
+      </w:r>
+    </w:p>
+    <w:p>
+      <w:pPr>
+        <w:spacing w:line="312" w:before="100" w:after="60"/>
+        <w:ind w:left="360"/>
+        <w:jc w:val="both"/>
+      </w:pPr>
+      <w:r>
+        <w:rPr>
+          <w:rFonts w:ascii="Times New Roman" w:cs="Times New Roman" w:eastAsia="Times New Roman" w:hAnsi="Times New Roman"/>
+          <w:b/>
+          <w:bCs/>
+          <w:i w:val="false"/>
+          <w:iCs w:val="false"/>
+          <w:color w:val="2E5090"/>
+          <w:sz w:val="26"/>
+          <w:szCs w:val="26"/>
+        </w:rPr>
+        <w:t xml:space="preserve">4.1.5  </w:t>
+      </w:r>
+      <w:r>
+        <w:rPr>
+          <w:rFonts w:ascii="Times New Roman" w:cs="Times New Roman" w:eastAsia="Times New Roman" w:hAnsi="Times New Roman"/>
+          <w:b w:val="false"/>
+          <w:bCs w:val="false"/>
+          <w:i w:val="false"/>
+          <w:iCs w:val="false"/>
+          <w:color w:val="000000"/>
+          <w:sz w:val="26"/>
+          <w:szCs w:val="26"/>
+        </w:rPr>
+        <w:t>Single-retailer design rationale: by restricting all observations to one platform, every product faces the same platform-level pricing strategy, promotional calendar, logistics infrastructure, and category management practices. This eliminates retailer-level confounds that would complicate a multi-retailer hedonic analysis, where observed price differences might reflect retailer positioning (premium vs. discount format) rather than product attributes. Schipmann and Qaim (2011) document that retailer format creates systematic price variation in Thailand’s food market; the single-retailer design controls for exactly this source of variation. This is a deliberate analytical choice, not a data limitation — the external validity constraint is addressed separately in §5.3.</w:t>
       </w:r>
     </w:p>
     <w:p>
@@ -3157,7 +3017,7 @@
           <w:sz w:val="22"/>
           <w:szCs w:val="22"/>
         </w:rPr>
-        <w:t xml:space="preserve">→ Typology defined. §3.5 specifies the hedonic regression model.</w:t>
+        <w:t>→ Data source and collection described. §4.2 addresses known gaps and imperfections.</w:t>
       </w:r>
     </w:p>
     <w:p>
@@ -3177,7 +3037,7 @@
           <w:sz w:val="26"/>
           <w:szCs w:val="26"/>
         </w:rPr>
-        <w:t xml:space="preserve">3.5 Hedonic Specification</w:t>
+        <w:t>4.2 Data Limitations and Coverage</w:t>
       </w:r>
     </w:p>
     <w:p>
@@ -3196,139 +3056,172 @@
           <w:sz w:val="26"/>
           <w:szCs w:val="26"/>
         </w:rPr>
-        <w:t xml:space="preserve">Purpose: Present the formal regression model precisely enough for replication. Each design choice should be connected to a justification.</w:t>
-      </w:r>
-    </w:p>
-    <w:p>
-      <w:pPr>
-        <w:spacing w:line="312" w:before="100" w:after="60"/>
-        <w:ind w:left="360"/>
-        <w:jc w:val="both"/>
-      </w:pPr>
-      <w:r>
-        <w:rPr>
-          <w:rFonts w:ascii="Times New Roman" w:cs="Times New Roman" w:eastAsia="Times New Roman" w:hAnsi="Times New Roman"/>
-          <w:b/>
-          <w:bCs/>
-          <w:i w:val="false"/>
-          <w:iCs w:val="false"/>
-          <w:color w:val="2E5090"/>
-          <w:sz w:val="26"/>
-          <w:szCs w:val="26"/>
-        </w:rPr>
-        <w:t xml:space="preserve">3.5.1  </w:t>
-      </w:r>
-      <w:r>
-        <w:rPr>
-          <w:rFonts w:ascii="Times New Roman" w:cs="Times New Roman" w:eastAsia="Times New Roman" w:hAnsi="Times New Roman"/>
-          <w:b w:val="false"/>
-          <w:bCs w:val="false"/>
-          <w:i w:val="false"/>
-          <w:iCs w:val="false"/>
-          <w:color w:val="000000"/>
-          <w:sz w:val="26"/>
-          <w:szCs w:val="26"/>
-        </w:rPr>
-        <w:t xml:space="preserve">Dependent variable: the natural logarithm of price per standardized unit — ln(price_per_100g) for solid products and ln(price_per_100ml) for liquid products. Standardizing to per-100g or per-100ml removes mechanical pack-size effects and makes coefficients directly interpretable as percentage price premiums or discounts. Products sold by count (e.g., eggs, individual items) are handled through a separate unit normalization procedure that recovers approximately 100 fresh-produce products with non-standard weight units via regex-based unit standardization.</w:t>
-      </w:r>
-    </w:p>
-    <w:p>
-      <w:pPr>
-        <w:spacing w:line="312" w:before="100" w:after="60"/>
-        <w:ind w:left="360"/>
-        <w:jc w:val="both"/>
-      </w:pPr>
-      <w:r>
-        <w:rPr>
-          <w:rFonts w:ascii="Times New Roman" w:cs="Times New Roman" w:eastAsia="Times New Roman" w:hAnsi="Times New Roman"/>
-          <w:b/>
-          <w:bCs/>
-          <w:i w:val="false"/>
-          <w:iCs w:val="false"/>
-          <w:color w:val="2E5090"/>
-          <w:sz w:val="26"/>
-          <w:szCs w:val="26"/>
-        </w:rPr>
-        <w:t xml:space="preserve">3.5.2  </w:t>
-      </w:r>
-      <w:r>
-        <w:rPr>
-          <w:rFonts w:ascii="Times New Roman" w:cs="Times New Roman" w:eastAsia="Times New Roman" w:hAnsi="Times New Roman"/>
-          <w:b w:val="false"/>
-          <w:bCs w:val="false"/>
-          <w:i w:val="false"/>
-          <w:iCs w:val="false"/>
-          <w:color w:val="000000"/>
-          <w:sz w:val="26"/>
-          <w:szCs w:val="26"/>
-        </w:rPr>
-        <w:t xml:space="preserve">Model specification: ln(P/unit) = α + β₁·is_branded + β₂·is_premium + β₃·is_high_recognition + β₄·is_import + β₅·is_house_brand + β₆·ln(pack_size) + β₇·pack_count + β₈·has_health_claim + β₉·has_freshness_claim + β₁₀·name_length + γ·subcategory_FE + ε. Ten product-level regressors plus subcategory fixed effects across 40 subcategories. The log-linear specification is standard in hedonic price analysis (Malpezzi, 2002; Costanigro &amp; McCluskey, 2011) and follows Rosen’s (1974) characterization of the hedonic price function as a general smooth function of attributes.</w:t>
-      </w:r>
-    </w:p>
-    <w:p>
-      <w:pPr>
-        <w:spacing w:line="312" w:before="100" w:after="60"/>
-        <w:ind w:left="360"/>
-        <w:jc w:val="both"/>
-      </w:pPr>
-      <w:r>
-        <w:rPr>
-          <w:rFonts w:ascii="Times New Roman" w:cs="Times New Roman" w:eastAsia="Times New Roman" w:hAnsi="Times New Roman"/>
-          <w:b/>
-          <w:bCs/>
-          <w:i w:val="false"/>
-          <w:iCs w:val="false"/>
-          <w:color w:val="2E5090"/>
-          <w:sz w:val="26"/>
-          <w:szCs w:val="26"/>
-        </w:rPr>
-        <w:t xml:space="preserve">3.5.3  </w:t>
-      </w:r>
-      <w:r>
-        <w:rPr>
-          <w:rFonts w:ascii="Times New Roman" w:cs="Times New Roman" w:eastAsia="Times New Roman" w:hAnsi="Times New Roman"/>
-          <w:b w:val="false"/>
-          <w:bCs w:val="false"/>
-          <w:i w:val="false"/>
-          <w:iCs w:val="false"/>
-          <w:color w:val="000000"/>
-          <w:sz w:val="26"/>
-          <w:szCs w:val="26"/>
-        </w:rPr>
-        <w:t xml:space="preserve">Estimation: pooled OLS with cluster-robust standard errors, clustered at the subcategory level (40 clusters). The cluster-robust specification is justified by two considerations: (1) the Breusch-Pagan test rejects homoskedasticity (p &lt; 0.01), confirming that variance is not constant across observations; and (2) products within the same subcategory share unobserved pricing factors such as subcategory-level competitive intensity, supplier relationships, and seasonal demand patterns, creating within-cluster correlation that OLS standard errors would underestimate.</w:t>
-      </w:r>
-    </w:p>
-    <w:p>
-      <w:pPr>
-        <w:spacing w:line="312" w:before="100" w:after="60"/>
-        <w:ind w:left="360"/>
-        <w:jc w:val="both"/>
-      </w:pPr>
-      <w:r>
-        <w:rPr>
-          <w:rFonts w:ascii="Times New Roman" w:cs="Times New Roman" w:eastAsia="Times New Roman" w:hAnsi="Times New Roman"/>
-          <w:b/>
-          <w:bCs/>
-          <w:i w:val="false"/>
-          <w:iCs w:val="false"/>
-          <w:color w:val="2E5090"/>
-          <w:sz w:val="26"/>
-          <w:szCs w:val="26"/>
-        </w:rPr>
-        <w:t xml:space="preserve">3.5.4  </w:t>
-      </w:r>
-      <w:r>
-        <w:rPr>
-          <w:rFonts w:ascii="Times New Roman" w:cs="Times New Roman" w:eastAsia="Times New Roman" w:hAnsi="Times New Roman"/>
-          <w:b w:val="false"/>
-          <w:bCs w:val="false"/>
-          <w:i w:val="false"/>
-          <w:iCs w:val="false"/>
-          <w:color w:val="000000"/>
-          <w:sz w:val="26"/>
-          <w:szCs w:val="26"/>
-        </w:rPr>
-        <w:t xml:space="preserve">Effective sample: approximately 2,203 products after applying the sparse product filter (days_observed ≥ 7, removing 83 products or 3.6%) and recovering KG-sold produce through unit normalization. The 40 subcategory fixed effects absorb subcategory-level mean price differences, so all coefficients are identified from within-subcategory variation in product attributes.</w:t>
+        <w:t xml:space="preserve">Purpose: Full transparency about data gaps and known imperfections before the results. Committee expects this. Anticipates the most likely methodological objections.</w:t>
+      </w:r>
+    </w:p>
+    <w:p>
+      <w:pPr>
+        <w:spacing w:line="312" w:before="100" w:after="60"/>
+        <w:ind w:left="360"/>
+        <w:jc w:val="both"/>
+      </w:pPr>
+      <w:r>
+        <w:rPr>
+          <w:rFonts w:ascii="Times New Roman" w:cs="Times New Roman" w:eastAsia="Times New Roman" w:hAnsi="Times New Roman"/>
+          <w:b/>
+          <w:bCs/>
+          <w:i w:val="false"/>
+          <w:iCs w:val="false"/>
+          <w:color w:val="2E5090"/>
+          <w:sz w:val="26"/>
+          <w:szCs w:val="26"/>
+        </w:rPr>
+        <w:t xml:space="preserve">4.2.1  </w:t>
+      </w:r>
+      <w:r>
+        <w:rPr>
+          <w:rFonts w:ascii="Times New Roman" w:cs="Times New Roman" w:eastAsia="Times New Roman" w:hAnsi="Times New Roman"/>
+          <w:b w:val="false"/>
+          <w:bCs w:val="false"/>
+          <w:i w:val="false"/>
+          <w:iCs w:val="false"/>
+          <w:color w:val="000000"/>
+          <w:sz w:val="26"/>
+          <w:szCs w:val="26"/>
+        </w:rPr>
+        <w:t xml:space="preserve">Confectionary 46-day cold-start: the Confectionary (Bánh Kỹo) scraping robot was not included in the initial configuration and was added on February 2, 2026, 46 days after the base date. The entire pre-Tet surge window for one of the most Tet-sensitive categories is therefore unobserved. Confectionary is excluded from all temporal analyses spanning the full December–March window. For the cross-sectional hedonic regression, Confectionary products have a shorter observation window (maximum ~50 days vs. ~88 for other categories), but the days_observed variable controls for observation length, so cross-sectional hedonic estimates remain valid.</w:t>
+      </w:r>
+    </w:p>
+    <w:p>
+      <w:pPr>
+        <w:spacing w:line="312" w:before="100" w:after="60"/>
+        <w:ind w:left="360"/>
+        <w:jc w:val="both"/>
+      </w:pPr>
+      <w:r>
+        <w:rPr>
+          <w:rFonts w:ascii="Times New Roman" w:cs="Times New Roman" w:eastAsia="Times New Roman" w:hAnsi="Times New Roman"/>
+          <w:b/>
+          <w:bCs/>
+          <w:i w:val="false"/>
+          <w:iCs w:val="false"/>
+          <w:color w:val="2E5090"/>
+          <w:sz w:val="26"/>
+          <w:szCs w:val="26"/>
+        </w:rPr>
+        <w:t xml:space="preserve">4.2.2  </w:t>
+      </w:r>
+      <w:r>
+        <w:rPr>
+          <w:rFonts w:ascii="Times New Roman" w:cs="Times New Roman" w:eastAsia="Times New Roman" w:hAnsi="Times New Roman"/>
+          <w:b w:val="false"/>
+          <w:bCs w:val="false"/>
+          <w:i w:val="false"/>
+          <w:iCs w:val="false"/>
+          <w:color w:val="000000"/>
+          <w:sz w:val="26"/>
+          <w:szCs w:val="26"/>
+        </w:rPr>
+        <w:t xml:space="preserve">Instant_food 18-day Tet gap: the Instant_food category has a continuous 18-day data gap from January 31 to February 18, 2026, spanning the entire Tet holiday period (Tet = February 17). Instant noodles are a classic Tet stockpiling category, so the missing window is exactly where a price spike would be expected. Additionally, three of four subcategories have no data for the first ~10 days of the observation window. The chain-linked Jevons index bridges the gap by linking January 31 directly to February 18, but this masks whatever happened during the 18 missing days. No claims about Tet-period pricing effects are made for this category.</w:t>
+      </w:r>
+    </w:p>
+    <w:p>
+      <w:pPr>
+        <w:spacing w:line="312" w:before="100" w:after="60"/>
+        <w:ind w:left="360"/>
+        <w:jc w:val="both"/>
+      </w:pPr>
+      <w:r>
+        <w:rPr>
+          <w:rFonts w:ascii="Times New Roman" w:cs="Times New Roman" w:eastAsia="Times New Roman" w:hAnsi="Times New Roman"/>
+          <w:b/>
+          <w:bCs/>
+          <w:i w:val="false"/>
+          <w:iCs w:val="false"/>
+          <w:color w:val="2E5090"/>
+          <w:sz w:val="26"/>
+          <w:szCs w:val="26"/>
+        </w:rPr>
+        <w:t xml:space="preserve">4.2.3  </w:t>
+      </w:r>
+      <w:r>
+        <w:rPr>
+          <w:rFonts w:ascii="Times New Roman" w:cs="Times New Roman" w:eastAsia="Times New Roman" w:hAnsi="Times New Roman"/>
+          <w:b w:val="false"/>
+          <w:bCs w:val="false"/>
+          <w:i w:val="false"/>
+          <w:iCs w:val="false"/>
+          <w:color w:val="000000"/>
+          <w:sz w:val="26"/>
+          <w:szCs w:val="26"/>
+        </w:rPr>
+        <w:t>No formal Tet event study: the two most Tet-sensitive categories — Confectionary (missing pre-Tet entirely) and Instant_food (missing Tet week) — both have incomplete data over the holiday window. A formal Tet event study would therefore exclude the categories where the effect is strongest, rendering the analysis indefensible. The Tet period is discussed as contextual background in §5.1 but is not the subject of a formal statistical test.</w:t>
+      </w:r>
+    </w:p>
+    <w:p>
+      <w:pPr>
+        <w:spacing w:line="312" w:before="100" w:after="60"/>
+        <w:ind w:left="360"/>
+        <w:jc w:val="both"/>
+      </w:pPr>
+      <w:r>
+        <w:rPr>
+          <w:rFonts w:ascii="Times New Roman" w:cs="Times New Roman" w:eastAsia="Times New Roman" w:hAnsi="Times New Roman"/>
+          <w:b/>
+          <w:bCs/>
+          <w:i w:val="false"/>
+          <w:iCs w:val="false"/>
+          <w:color w:val="2E5090"/>
+          <w:sz w:val="26"/>
+          <w:szCs w:val="26"/>
+        </w:rPr>
+        <w:t xml:space="preserve">4.2.4  </w:t>
+      </w:r>
+      <w:r>
+        <w:rPr>
+          <w:rFonts w:ascii="Times New Roman" w:cs="Times New Roman" w:eastAsia="Times New Roman" w:hAnsi="Times New Roman"/>
+          <w:b w:val="false"/>
+          <w:bCs w:val="false"/>
+          <w:i w:val="false"/>
+          <w:iCs w:val="false"/>
+          <w:color w:val="000000"/>
+          <w:sz w:val="26"/>
+          <w:szCs w:val="26"/>
+        </w:rPr>
+        <w:t xml:space="preserve">Dynamic product catalog: products enter and exit the Winmart catalog across dates. A sparse product filter (days_observed ≥ 7) removes 83 products (3.6% of total), yielding an effective cross-sectional sample of approximately 2,203 products. This filtering prevents products with only 1–2 days of observation from distorting cross-sectional price averages. Products are averaged over their available observation days, making the cross-sectional estimates robust to temporal entry and exit.</w:t>
+      </w:r>
+    </w:p>
+    <w:p>
+      <w:pPr>
+        <w:spacing w:line="312" w:before="100" w:after="60"/>
+        <w:ind w:left="360"/>
+        <w:jc w:val="both"/>
+      </w:pPr>
+      <w:r>
+        <w:rPr>
+          <w:rFonts w:ascii="Times New Roman" w:cs="Times New Roman" w:eastAsia="Times New Roman" w:hAnsi="Times New Roman"/>
+          <w:b/>
+          <w:bCs/>
+          <w:i w:val="false"/>
+          <w:iCs w:val="false"/>
+          <w:color w:val="2E5090"/>
+          <w:sz w:val="26"/>
+          <w:szCs w:val="26"/>
+        </w:rPr>
+        <w:t xml:space="preserve">4.2.5  </w:t>
+      </w:r>
+      <w:r>
+        <w:rPr>
+          <w:rFonts w:ascii="Times New Roman" w:cs="Times New Roman" w:eastAsia="Times New Roman" w:hAnsi="Times New Roman"/>
+          <w:b w:val="false"/>
+          <w:bCs w:val="false"/>
+          <w:i w:val="false"/>
+          <w:iCs w:val="false"/>
+          <w:color w:val="000000"/>
+          <w:sz w:val="26"/>
+          <w:szCs w:val="26"/>
+        </w:rPr>
+        <w:t xml:space="preserve">No transaction volumes: web scraping captures listed prices only, not quantities sold or units purchased. This means the analysis cannot compute sales-weighted price indices, estimate demand elasticities, or determine whether promotional discounts actually shift consumer purchasing behavior. The study describes Winmart’s price architecture — the structure of prices as listed — not consumer demand responses to that architecture.</w:t>
       </w:r>
     </w:p>
     <w:p>
@@ -3348,7 +3241,7 @@
           <w:sz w:val="22"/>
           <w:szCs w:val="22"/>
         </w:rPr>
-        <w:t xml:space="preserve">→ Model specified. §3.6 describes the dual-price design that connects the specification to the erosion analysis.</w:t>
+        <w:t>→ Limitations documented. §4.3 describes how product attributes are extracted from the raw text data.</w:t>
       </w:r>
     </w:p>
     <w:p>
@@ -3368,7 +3261,7 @@
           <w:sz w:val="26"/>
           <w:szCs w:val="26"/>
         </w:rPr>
-        <w:t xml:space="preserve">3.6 Dual-Price Design</w:t>
+        <w:t>4.3 Variable Definitions and Descriptive Statistics</w:t>
       </w:r>
     </w:p>
     <w:p>
@@ -3387,139 +3280,505 @@
           <w:sz w:val="26"/>
           <w:szCs w:val="26"/>
         </w:rPr>
-        <w:t xml:space="preserve">Purpose: Explain the core methodological innovation — running the same specification twice with different DVs. Be clear that this is descriptive, not causal.</w:t>
-      </w:r>
-    </w:p>
-    <w:p>
-      <w:pPr>
-        <w:spacing w:line="312" w:before="100" w:after="60"/>
-        <w:ind w:left="360"/>
-        <w:jc w:val="both"/>
-      </w:pPr>
-      <w:r>
-        <w:rPr>
-          <w:rFonts w:ascii="Times New Roman" w:cs="Times New Roman" w:eastAsia="Times New Roman" w:hAnsi="Times New Roman"/>
-          <w:b/>
-          <w:bCs/>
-          <w:i w:val="false"/>
-          <w:iCs w:val="false"/>
-          <w:color w:val="2E5090"/>
-          <w:sz w:val="26"/>
-          <w:szCs w:val="26"/>
-        </w:rPr>
-        <w:t xml:space="preserve">3.6.1  </w:t>
-      </w:r>
-      <w:r>
-        <w:rPr>
-          <w:rFonts w:ascii="Times New Roman" w:cs="Times New Roman" w:eastAsia="Times New Roman" w:hAnsi="Times New Roman"/>
-          <w:b w:val="false"/>
-          <w:bCs w:val="false"/>
-          <w:i w:val="false"/>
-          <w:iCs w:val="false"/>
-          <w:color w:val="000000"/>
-          <w:sz w:val="26"/>
-          <w:szCs w:val="26"/>
-        </w:rPr>
-        <w:t xml:space="preserve">The identical specification is estimated twice: Specification A uses ln(marked_price/unit) as the dependent variable, capturing sticker-price premiums — what the retailer signals a product is worth on the shelf. Specification B uses ln(final_price/unit), capturing checkout-price premiums — what the consumer actually pays after all promotions are applied. Running both specifications on the same sample with the same regressors produces directly comparable coefficient estimates.</w:t>
-      </w:r>
-    </w:p>
-    <w:p>
-      <w:pPr>
-        <w:spacing w:line="312" w:before="100" w:after="60"/>
-        <w:ind w:left="360"/>
-        <w:jc w:val="both"/>
-      </w:pPr>
-      <w:r>
-        <w:rPr>
-          <w:rFonts w:ascii="Times New Roman" w:cs="Times New Roman" w:eastAsia="Times New Roman" w:hAnsi="Times New Roman"/>
-          <w:b/>
-          <w:bCs/>
-          <w:i w:val="false"/>
-          <w:iCs w:val="false"/>
-          <w:color w:val="2E5090"/>
-          <w:sz w:val="26"/>
-          <w:szCs w:val="26"/>
-        </w:rPr>
-        <w:t xml:space="preserve">3.6.2  </w:t>
-      </w:r>
-      <w:r>
-        <w:rPr>
-          <w:rFonts w:ascii="Times New Roman" w:cs="Times New Roman" w:eastAsia="Times New Roman" w:hAnsi="Times New Roman"/>
-          <w:b w:val="false"/>
-          <w:bCs w:val="false"/>
-          <w:i w:val="false"/>
-          <w:iCs w:val="false"/>
-          <w:color w:val="000000"/>
-          <w:sz w:val="26"/>
-          <w:szCs w:val="26"/>
-        </w:rPr>
-        <w:t xml:space="preserve">Interpretation logic: if a coefficient is larger in Specification A than Specification B, promotional pricing is eroding that attribute’s premium at the checkout stage. If the coefficient is stable across specifications, the premium survives promotions intact. If it is larger in Specification B, promotions are amplifying that attribute’s competitive advantage. The direction and magnitude of the A→B change is the operational definition of “promotional erosion” throughout this thesis.</w:t>
-      </w:r>
-    </w:p>
-    <w:p>
-      <w:pPr>
-        <w:spacing w:line="312" w:before="100" w:after="60"/>
-        <w:ind w:left="360"/>
-        <w:jc w:val="both"/>
-      </w:pPr>
-      <w:r>
-        <w:rPr>
-          <w:rFonts w:ascii="Times New Roman" w:cs="Times New Roman" w:eastAsia="Times New Roman" w:hAnsi="Times New Roman"/>
-          <w:b/>
-          <w:bCs/>
-          <w:i w:val="false"/>
-          <w:iCs w:val="false"/>
-          <w:color w:val="2E5090"/>
-          <w:sz w:val="26"/>
-          <w:szCs w:val="26"/>
-        </w:rPr>
-        <w:t xml:space="preserve">3.6.3  </w:t>
-      </w:r>
-      <w:r>
-        <w:rPr>
-          <w:rFonts w:ascii="Times New Roman" w:cs="Times New Roman" w:eastAsia="Times New Roman" w:hAnsi="Times New Roman"/>
-          <w:b w:val="false"/>
-          <w:bCs w:val="false"/>
-          <w:i w:val="false"/>
-          <w:iCs w:val="false"/>
-          <w:color w:val="000000"/>
-          <w:sz w:val="26"/>
-          <w:szCs w:val="26"/>
-        </w:rPr>
-        <w:t xml:space="preserve">Erosion metric: pct_erosion = (β_marked − β_final) / β_marked × 100. A positive value means the attribute premium shrinks from sticker price to checkout; a negative value means it grows. The WinEco house brand provides the most extreme example: a sticker-price discount of 4.6% explodes to 26.6% at checkout, yielding an erosion of 476%.</w:t>
-      </w:r>
-    </w:p>
-    <w:p>
-      <w:pPr>
-        <w:spacing w:line="312" w:before="100" w:after="60"/>
-        <w:ind w:left="360"/>
-        <w:jc w:val="both"/>
-      </w:pPr>
-      <w:r>
-        <w:rPr>
-          <w:rFonts w:ascii="Times New Roman" w:cs="Times New Roman" w:eastAsia="Times New Roman" w:hAnsi="Times New Roman"/>
-          <w:b/>
-          <w:bCs/>
-          <w:i w:val="false"/>
-          <w:iCs w:val="false"/>
-          <w:color w:val="2E5090"/>
-          <w:sz w:val="26"/>
-          <w:szCs w:val="26"/>
-        </w:rPr>
-        <w:t xml:space="preserve">3.6.4  </w:t>
-      </w:r>
-      <w:r>
-        <w:rPr>
-          <w:rFonts w:ascii="Times New Roman" w:cs="Times New Roman" w:eastAsia="Times New Roman" w:hAnsi="Times New Roman"/>
-          <w:b w:val="false"/>
-          <w:bCs w:val="false"/>
-          <w:i w:val="false"/>
-          <w:iCs w:val="false"/>
-          <w:color w:val="000000"/>
-          <w:sz w:val="26"/>
-          <w:szCs w:val="26"/>
-        </w:rPr>
-        <w:t xml:space="preserve">Descriptive framing: this is not a causal identification strategy. The dual-price comparison documents the price architecture — the observable relationship between product attributes and prices at two stages of the pricing pipeline — but does not identify the causal mechanism behind the retailer’s promotional decisions. As Varian (1997) argues, versioning and differential discounting are strategic retailer choices; observing differential erosion across attributes is documenting the retailer’s revealed pricing logic, not explaining why those choices were made.</w:t>
+        <w:t xml:space="preserve">Purpose: Explain how structured product features are extracted from Vietnamese product name strings. Justify each feature choice and report counts.</w:t>
+      </w:r>
+    </w:p>
+    <w:p>
+      <w:pPr>
+        <w:spacing w:line="312" w:before="100" w:after="60"/>
+        <w:ind w:left="360"/>
+        <w:jc w:val="both"/>
+      </w:pPr>
+      <w:r>
+        <w:rPr>
+          <w:rFonts w:ascii="Times New Roman" w:cs="Times New Roman" w:eastAsia="Times New Roman" w:hAnsi="Times New Roman"/>
+          <w:b/>
+          <w:bCs/>
+          <w:i w:val="false"/>
+          <w:iCs w:val="false"/>
+          <w:color w:val="2E5090"/>
+          <w:sz w:val="26"/>
+          <w:szCs w:val="26"/>
+        </w:rPr>
+        <w:t xml:space="preserve">4.3.1  </w:t>
+      </w:r>
+      <w:r>
+        <w:rPr>
+          <w:rFonts w:ascii="Times New Roman" w:cs="Times New Roman" w:eastAsia="Times New Roman" w:hAnsi="Times New Roman"/>
+          <w:b w:val="false"/>
+          <w:bCs w:val="false"/>
+          <w:i w:val="false"/>
+          <w:iCs w:val="false"/>
+          <w:color w:val="000000"/>
+          <w:sz w:val="26"/>
+          <w:szCs w:val="26"/>
+        </w:rPr>
+        <w:t xml:space="preserve">Nine product-level features are extracted programmatically from product name strings using a combination of substring matching, regular expressions, and keyword dictionaries implemented in src/nlp_features.py (865 lines of code). This module normalizes Vietnamese text (NFC normalization, lowercase, diacritic-preserving) before applying pattern matching, ensuring that spelling variants and diacritical differences do not cause misclassification. The nine features are: is_branded, is_premium, is_high_recognition, is_import, is_house_brand, has_health_claim, has_freshness_claim, pack_count, and ln_pack_size (log-transformed pack weight/volume).</w:t>
+      </w:r>
+    </w:p>
+    <w:p>
+      <w:pPr>
+        <w:spacing w:line="312" w:before="100" w:after="60"/>
+        <w:ind w:left="360"/>
+        <w:jc w:val="both"/>
+      </w:pPr>
+      <w:r>
+        <w:rPr>
+          <w:rFonts w:ascii="Times New Roman" w:cs="Times New Roman" w:eastAsia="Times New Roman" w:hAnsi="Times New Roman"/>
+          <w:b/>
+          <w:bCs/>
+          <w:i w:val="false"/>
+          <w:iCs w:val="false"/>
+          <w:color w:val="2E5090"/>
+          <w:sz w:val="26"/>
+          <w:szCs w:val="26"/>
+        </w:rPr>
+        <w:t xml:space="preserve">4.3.2  </w:t>
+      </w:r>
+      <w:r>
+        <w:rPr>
+          <w:rFonts w:ascii="Times New Roman" w:cs="Times New Roman" w:eastAsia="Times New Roman" w:hAnsi="Times New Roman"/>
+          <w:b w:val="false"/>
+          <w:bCs w:val="false"/>
+          <w:i w:val="false"/>
+          <w:iCs w:val="false"/>
+          <w:color w:val="000000"/>
+          <w:sz w:val="26"/>
+          <w:szCs w:val="26"/>
+        </w:rPr>
+        <w:t xml:space="preserve">Brand identification (is_branded): substring matching against a curated list of 310+ brand keywords, covering major Vietnamese, regional, and international brands and their common spelling variants (e.g., “Vinamilk,” “TH True Milk,” “Dutch Lady,” “Ajinomoto”). Result: 1,581 branded products (69.2%) and 705 unbranded/generic products (30.8%) across the full dataset.</w:t>
+      </w:r>
+    </w:p>
+    <w:p>
+      <w:pPr>
+        <w:spacing w:line="312" w:before="100" w:after="60"/>
+        <w:ind w:left="360"/>
+        <w:jc w:val="both"/>
+      </w:pPr>
+      <w:r>
+        <w:rPr>
+          <w:rFonts w:ascii="Times New Roman" w:cs="Times New Roman" w:eastAsia="Times New Roman" w:hAnsi="Times New Roman"/>
+          <w:b/>
+          <w:bCs/>
+          <w:i w:val="false"/>
+          <w:iCs w:val="false"/>
+          <w:color w:val="2E5090"/>
+          <w:sz w:val="26"/>
+          <w:szCs w:val="26"/>
+        </w:rPr>
+        <w:t xml:space="preserve">4.3.3  </w:t>
+      </w:r>
+      <w:r>
+        <w:rPr>
+          <w:rFonts w:ascii="Times New Roman" w:cs="Times New Roman" w:eastAsia="Times New Roman" w:hAnsi="Times New Roman"/>
+          <w:b w:val="false"/>
+          <w:bCs w:val="false"/>
+          <w:i w:val="false"/>
+          <w:iCs w:val="false"/>
+          <w:color w:val="000000"/>
+          <w:sz w:val="26"/>
+          <w:szCs w:val="26"/>
+        </w:rPr>
+        <w:t xml:space="preserve">Price-tier classification (is_premium): a product is classified as premium if it is branded AND its average final price exceeds the subcategory median price. This is a within-subcategory relative measure — not an absolute price threshold — so it captures premium positioning within each market segment rather than across the full product range. Result: 452 premium products (19.8% of total).</w:t>
+      </w:r>
+    </w:p>
+    <w:p>
+      <w:pPr>
+        <w:spacing w:line="312" w:before="100" w:after="60"/>
+        <w:ind w:left="360"/>
+        <w:jc w:val="both"/>
+      </w:pPr>
+      <w:r>
+        <w:rPr>
+          <w:rFonts w:ascii="Times New Roman" w:cs="Times New Roman" w:eastAsia="Times New Roman" w:hAnsi="Times New Roman"/>
+          <w:b/>
+          <w:bCs/>
+          <w:i w:val="false"/>
+          <w:iCs w:val="false"/>
+          <w:color w:val="2E5090"/>
+          <w:sz w:val="26"/>
+          <w:szCs w:val="26"/>
+        </w:rPr>
+        <w:t xml:space="preserve">4.3.4  </w:t>
+      </w:r>
+      <w:r>
+        <w:rPr>
+          <w:rFonts w:ascii="Times New Roman" w:cs="Times New Roman" w:eastAsia="Times New Roman" w:hAnsi="Times New Roman"/>
+          <w:b w:val="false"/>
+          <w:bCs w:val="false"/>
+          <w:i w:val="false"/>
+          <w:iCs w:val="false"/>
+          <w:color w:val="000000"/>
+          <w:sz w:val="26"/>
+          <w:szCs w:val="26"/>
+        </w:rPr>
+        <w:t xml:space="preserve">Brand recognition (is_high_recognition): a curated subset of brands with confirmed national distribution and high consumer awareness, identified through brand prominence criteria (e.g., Vinamilk, Masan, Ajinomoto, TH True Milk). This captures the “Household Giant” dimension — well-known brands that consumers recognize without prompting. Result: 709 products (31.0% of total).</w:t>
+      </w:r>
+    </w:p>
+    <w:p>
+      <w:pPr>
+        <w:spacing w:line="312" w:before="100" w:after="60"/>
+        <w:ind w:left="360"/>
+        <w:jc w:val="both"/>
+      </w:pPr>
+      <w:r>
+        <w:rPr>
+          <w:rFonts w:ascii="Times New Roman" w:cs="Times New Roman" w:eastAsia="Times New Roman" w:hAnsi="Times New Roman"/>
+          <w:b/>
+          <w:bCs/>
+          <w:i w:val="false"/>
+          <w:iCs w:val="false"/>
+          <w:color w:val="2E5090"/>
+          <w:sz w:val="26"/>
+          <w:szCs w:val="26"/>
+        </w:rPr>
+        <w:t xml:space="preserve">4.3.5  </w:t>
+      </w:r>
+      <w:r>
+        <w:rPr>
+          <w:rFonts w:ascii="Times New Roman" w:cs="Times New Roman" w:eastAsia="Times New Roman" w:hAnsi="Times New Roman"/>
+          <w:b w:val="false"/>
+          <w:bCs w:val="false"/>
+          <w:i w:val="false"/>
+          <w:iCs w:val="false"/>
+          <w:color w:val="000000"/>
+          <w:sz w:val="26"/>
+          <w:szCs w:val="26"/>
+        </w:rPr>
+        <w:t xml:space="preserve">Import origin (is_import): keyword detection for country-of-origin markers embedded in product names — country names in Vietnamese (Nhật/Japan, Hàn/Korea, Úc/Australia, Mỹ/USA, Thái/Thailand) and import-signaling terms. Result: 98 products (4.3% of total). Import share is heavily concentrated in Rau-Củ-Trái Cây (13.4% of that category) and near zero in most others.</w:t>
+      </w:r>
+    </w:p>
+    <w:p>
+      <w:pPr>
+        <w:spacing w:line="312" w:before="100" w:after="60"/>
+        <w:ind w:left="360"/>
+        <w:jc w:val="both"/>
+      </w:pPr>
+      <w:r>
+        <w:rPr>
+          <w:rFonts w:ascii="Times New Roman" w:cs="Times New Roman" w:eastAsia="Times New Roman" w:hAnsi="Times New Roman"/>
+          <w:b/>
+          <w:bCs/>
+          <w:i w:val="false"/>
+          <w:iCs w:val="false"/>
+          <w:color w:val="2E5090"/>
+          <w:sz w:val="26"/>
+          <w:szCs w:val="26"/>
+        </w:rPr>
+        <w:t xml:space="preserve">4.3.6  </w:t>
+      </w:r>
+      <w:r>
+        <w:rPr>
+          <w:rFonts w:ascii="Times New Roman" w:cs="Times New Roman" w:eastAsia="Times New Roman" w:hAnsi="Times New Roman"/>
+          <w:b w:val="false"/>
+          <w:bCs w:val="false"/>
+          <w:i w:val="false"/>
+          <w:iCs w:val="false"/>
+          <w:color w:val="000000"/>
+          <w:sz w:val="26"/>
+          <w:szCs w:val="26"/>
+        </w:rPr>
+        <w:t xml:space="preserve">House brand (is_house_brand): WinEco and WinMart private-label products, identified by brand keyword matching. Result: 21 products (0.9% of total). The small count reflects Winmart’s limited private-label assortment; despite the small N, WinEco products produce the most dramatic dual-price divergence in the dataset.</w:t>
+      </w:r>
+    </w:p>
+    <w:p>
+      <w:pPr>
+        <w:spacing w:line="312" w:before="100" w:after="60"/>
+        <w:ind w:left="360"/>
+        <w:jc w:val="both"/>
+      </w:pPr>
+      <w:r>
+        <w:rPr>
+          <w:rFonts w:ascii="Times New Roman" w:cs="Times New Roman" w:eastAsia="Times New Roman" w:hAnsi="Times New Roman"/>
+          <w:b/>
+          <w:bCs/>
+          <w:i w:val="false"/>
+          <w:iCs w:val="false"/>
+          <w:color w:val="2E5090"/>
+          <w:sz w:val="26"/>
+          <w:szCs w:val="26"/>
+        </w:rPr>
+        <w:t xml:space="preserve">4.3.7  </w:t>
+      </w:r>
+      <w:r>
+        <w:rPr>
+          <w:rFonts w:ascii="Times New Roman" w:cs="Times New Roman" w:eastAsia="Times New Roman" w:hAnsi="Times New Roman"/>
+          <w:b w:val="false"/>
+          <w:bCs w:val="false"/>
+          <w:i w:val="false"/>
+          <w:iCs w:val="false"/>
+          <w:color w:val="000000"/>
+          <w:sz w:val="26"/>
+          <w:szCs w:val="26"/>
+        </w:rPr>
+        <w:t xml:space="preserve">Health and freshness claims (has_health_claim, has_freshness_claim): keyword detection for health-signaling terms (hữu cơ/organic, không đường/sugar-free, ít béo/low-fat, nguyên chất/pure) and freshness-signaling terms (tươi/fresh, sạch/clean). Result: 122 health-claim products (5.3%) and 154 freshness-claim products (6.7%). These are credence attributes whose presence in product names signals safety and quality to consumers who cannot verify the claims directly.</w:t>
+      </w:r>
+    </w:p>
+    <w:p>
+      <w:pPr>
+        <w:spacing w:line="312" w:before="100" w:after="60"/>
+        <w:ind w:left="360"/>
+        <w:jc w:val="both"/>
+      </w:pPr>
+      <w:r>
+        <w:rPr>
+          <w:rFonts w:ascii="Times New Roman" w:cs="Times New Roman" w:eastAsia="Times New Roman" w:hAnsi="Times New Roman"/>
+          <w:b/>
+          <w:bCs/>
+          <w:i w:val="false"/>
+          <w:iCs w:val="false"/>
+          <w:color w:val="2E5090"/>
+          <w:sz w:val="26"/>
+          <w:szCs w:val="26"/>
+        </w:rPr>
+        <w:t xml:space="preserve">4.3.8  </w:t>
+      </w:r>
+      <w:r>
+        <w:rPr>
+          <w:rFonts w:ascii="Times New Roman" w:cs="Times New Roman" w:eastAsia="Times New Roman" w:hAnsi="Times New Roman"/>
+          <w:b w:val="false"/>
+          <w:bCs w:val="false"/>
+          <w:i w:val="false"/>
+          <w:iCs w:val="false"/>
+          <w:color w:val="000000"/>
+          <w:sz w:val="26"/>
+          <w:szCs w:val="26"/>
+        </w:rPr>
+        <w:t xml:space="preserve">Physical packaging features (ln_pack_size, pack_count): regex extraction of weight (grams) and volume (milliliters) from product name strings, plus detection of multi-pack configurations. The log-transformed pack size enters the regression to capture economies of scale in unit pricing. Pack count captures multi-packs, which systematically differ in unit price from single units.</w:t>
+      </w:r>
+    </w:p>
+    <w:p>
+      <w:pPr>
+        <w:spacing w:line="312" w:before="60" w:after="60"/>
+        <w:ind w:left="360"/>
+        <w:jc w:val="left"/>
+      </w:pPr>
+      <w:r>
+        <w:t>→ Variables defined. §4.3 descriptive statistics follow.</w:t>
+      </w:r>
+    </w:p>
+    <w:p>
+      <w:pPr>
+        <w:pStyle w:val="Heading2"/>
+        <w:spacing w:line="312" w:before="240" w:after="120"/>
+        <w:jc w:val="left"/>
+      </w:pPr>
+      <w:r>
+        <w:rPr>
+          <w:rFonts w:ascii="Times New Roman" w:cs="Times New Roman" w:eastAsia="Times New Roman" w:hAnsi="Times New Roman"/>
+          <w:b/>
+          <w:bCs/>
+          <w:i w:val="false"/>
+          <w:iCs w:val="false"/>
+          <w:color w:val="000000"/>
+          <w:sz w:val="26"/>
+          <w:szCs w:val="26"/>
+        </w:rPr>
+        <w:t>4.3 Variable Definitions and Descriptive Statistics</w:t>
+      </w:r>
+    </w:p>
+    <w:p>
+      <w:pPr>
+        <w:spacing w:line="312" w:before="120" w:after="0"/>
+        <w:jc w:val="both"/>
+      </w:pPr>
+      <w:r>
+        <w:rPr>
+          <w:rFonts w:ascii="Times New Roman" w:cs="Times New Roman" w:eastAsia="Times New Roman" w:hAnsi="Times New Roman"/>
+          <w:b w:val="false"/>
+          <w:bCs w:val="false"/>
+          <w:i/>
+          <w:iCs/>
+          <w:color w:val="666666"/>
+          <w:sz w:val="26"/>
+          <w:szCs w:val="26"/>
+        </w:rPr>
+        <w:t xml:space="preserve">Purpose: Set the empirical landscape before any regression. Reader should understand scale of cross-category variation and the key patterns the regression will formalize.</w:t>
+      </w:r>
+    </w:p>
+    <w:p>
+      <w:pPr>
+        <w:spacing w:line="312" w:before="60" w:after="60"/>
+        <w:ind w:left="360"/>
+        <w:jc w:val="left"/>
+      </w:pPr>
+      <w:r>
+        <w:rPr>
+          <w:rFonts w:ascii="Times New Roman" w:cs="Times New Roman" w:eastAsia="Times New Roman" w:hAnsi="Times New Roman"/>
+          <w:b w:val="false"/>
+          <w:bCs w:val="false"/>
+          <w:i/>
+          <w:iCs/>
+          <w:color w:val="006600"/>
+          <w:sz w:val="22"/>
+          <w:szCs w:val="22"/>
+        </w:rPr>
+        <w:t xml:space="preserve">[TABLE 1] thesis_table1_descriptive.csv — 10 rows, columns: n_products, avg_final_price, avg_marked_price, promo_rate, avg_discount_pct, pct_branded, pct_import, pct_health_claim.</w:t>
+      </w:r>
+    </w:p>
+    <w:p>
+      <w:pPr>
+        <w:spacing w:line="312" w:before="100" w:after="60"/>
+        <w:ind w:left="360"/>
+        <w:jc w:val="both"/>
+      </w:pPr>
+      <w:r>
+        <w:rPr>
+          <w:rFonts w:ascii="Times New Roman" w:cs="Times New Roman" w:eastAsia="Times New Roman" w:hAnsi="Times New Roman"/>
+          <w:b/>
+          <w:bCs/>
+          <w:i w:val="false"/>
+          <w:iCs w:val="false"/>
+          <w:color w:val="2E5090"/>
+          <w:sz w:val="26"/>
+          <w:szCs w:val="26"/>
+        </w:rPr>
+        <w:t xml:space="preserve">4.3.1  </w:t>
+      </w:r>
+      <w:r>
+        <w:rPr>
+          <w:rFonts w:ascii="Times New Roman" w:cs="Times New Roman" w:eastAsia="Times New Roman" w:hAnsi="Times New Roman"/>
+          <w:b w:val="false"/>
+          <w:bCs w:val="false"/>
+          <w:i w:val="false"/>
+          <w:iCs w:val="false"/>
+          <w:color w:val="000000"/>
+          <w:sz w:val="26"/>
+          <w:szCs w:val="26"/>
+        </w:rPr>
+        <w:t xml:space="preserve">Scale: the dataset contains 2,286 unique products across 10 parent categories and 40 subcategories. The largest category is Bánh Kỹo (Confectionary, n=583), followed by Sữa Tươi (Dairy, n=346) and Gia Vị (Spices, n=300). The smallest is Trứng-Đậu Hũ (Eggs &amp; Tofu, n=24). Average final prices range from 38,308 VND (Eggs &amp; Tofu) to 141,978 VND (Baby Products), reflecting the diversity of product types and pack sizes across categories.</w:t>
+      </w:r>
+    </w:p>
+    <w:p>
+      <w:pPr>
+        <w:spacing w:line="312" w:before="100" w:after="60"/>
+        <w:ind w:left="360"/>
+        <w:jc w:val="both"/>
+      </w:pPr>
+      <w:r>
+        <w:rPr>
+          <w:rFonts w:ascii="Times New Roman" w:cs="Times New Roman" w:eastAsia="Times New Roman" w:hAnsi="Times New Roman"/>
+          <w:b/>
+          <w:bCs/>
+          <w:i w:val="false"/>
+          <w:iCs w:val="false"/>
+          <w:color w:val="2E5090"/>
+          <w:sz w:val="26"/>
+          <w:szCs w:val="26"/>
+        </w:rPr>
+        <w:t xml:space="preserve">4.3.2  </w:t>
+      </w:r>
+      <w:r>
+        <w:rPr>
+          <w:rFonts w:ascii="Times New Roman" w:cs="Times New Roman" w:eastAsia="Times New Roman" w:hAnsi="Times New Roman"/>
+          <w:b w:val="false"/>
+          <w:bCs w:val="false"/>
+          <w:i w:val="false"/>
+          <w:iCs w:val="false"/>
+          <w:color w:val="000000"/>
+          <w:sz w:val="26"/>
+          <w:szCs w:val="26"/>
+        </w:rPr>
+        <w:t>Promotion penetration varies dramatically across categories: Gia Vị (36.1%), Sữa Tươi (32.3%), and Chăm Sóc Bé (29.4%) have the highest promotion rates, while Trứng-Đậu Hũ has 0.0% (no product is ever on promotion) and Thực Phẩm Đông Lạnh (Frozen, 9.3%) is nearly promotion-free. This 36-percentage-point spread in penetration rates is one of the key cross-category facts that motivates the per-category analysis in §4.5.</w:t>
+      </w:r>
+    </w:p>
+    <w:p>
+      <w:pPr>
+        <w:spacing w:line="312" w:before="100" w:after="60"/>
+        <w:ind w:left="360"/>
+        <w:jc w:val="both"/>
+      </w:pPr>
+      <w:r>
+        <w:rPr>
+          <w:rFonts w:ascii="Times New Roman" w:cs="Times New Roman" w:eastAsia="Times New Roman" w:hAnsi="Times New Roman"/>
+          <w:b/>
+          <w:bCs/>
+          <w:i w:val="false"/>
+          <w:iCs w:val="false"/>
+          <w:color w:val="2E5090"/>
+          <w:sz w:val="26"/>
+          <w:szCs w:val="26"/>
+        </w:rPr>
+        <w:t xml:space="preserve">4.3.3  </w:t>
+      </w:r>
+      <w:r>
+        <w:rPr>
+          <w:rFonts w:ascii="Times New Roman" w:cs="Times New Roman" w:eastAsia="Times New Roman" w:hAnsi="Times New Roman"/>
+          <w:b w:val="false"/>
+          <w:bCs w:val="false"/>
+          <w:i w:val="false"/>
+          <w:iCs w:val="false"/>
+          <w:color w:val="000000"/>
+          <w:sz w:val="26"/>
+          <w:szCs w:val="26"/>
+        </w:rPr>
+        <w:t xml:space="preserve">Discount depth when promoted is surprisingly uniform: a tight range of 12.6% (Sữa Tươi) to 19.1% (Bánh Kỹo), despite the enormous variation in how many products are promoted. This implies that the primary promotional lever is penetration — how many products to discount — rather than depth — how much to discount each one. Winmart appears to use a consistent discount magnitude across categories while varying the share of the assortment that is promoted at any given time.</w:t>
+      </w:r>
+    </w:p>
+    <w:p>
+      <w:pPr>
+        <w:spacing w:line="312" w:before="100" w:after="60"/>
+        <w:ind w:left="360"/>
+        <w:jc w:val="both"/>
+      </w:pPr>
+      <w:r>
+        <w:rPr>
+          <w:rFonts w:ascii="Times New Roman" w:cs="Times New Roman" w:eastAsia="Times New Roman" w:hAnsi="Times New Roman"/>
+          <w:b/>
+          <w:bCs/>
+          <w:i w:val="false"/>
+          <w:iCs w:val="false"/>
+          <w:color w:val="2E5090"/>
+          <w:sz w:val="26"/>
+          <w:szCs w:val="26"/>
+        </w:rPr>
+        <w:t xml:space="preserve">4.3.4  </w:t>
+      </w:r>
+      <w:r>
+        <w:rPr>
+          <w:rFonts w:ascii="Times New Roman" w:cs="Times New Roman" w:eastAsia="Times New Roman" w:hAnsi="Times New Roman"/>
+          <w:b w:val="false"/>
+          <w:bCs w:val="false"/>
+          <w:i w:val="false"/>
+          <w:iCs w:val="false"/>
+          <w:color w:val="000000"/>
+          <w:sz w:val="26"/>
+          <w:szCs w:val="26"/>
+        </w:rPr>
+        <w:t xml:space="preserve">Brand presence is near-universal in some categories: Chăm Sóc Bé (93.1%), Gia Vị (92.7%), Sữa Tươi (89.0%), Thực Phẩm Chế Biến (83.8%), and Mì (83.8%). In stark contrast, Rau-Củ-Trái Cây (Fresh Produce) has only 7.5% branded products — fresh produce is sold largely without brand identifiers. Trứng-Đậu Hũ is 87.5% branded despite its small N, reflecting the dominance of recognizable egg brands on modern retail platforms.</w:t>
+      </w:r>
+    </w:p>
+    <w:p>
+      <w:pPr>
+        <w:spacing w:line="312" w:before="100" w:after="60"/>
+        <w:ind w:left="360"/>
+        <w:jc w:val="both"/>
+      </w:pPr>
+      <w:r>
+        <w:rPr>
+          <w:rFonts w:ascii="Times New Roman" w:cs="Times New Roman" w:eastAsia="Times New Roman" w:hAnsi="Times New Roman"/>
+          <w:b/>
+          <w:bCs/>
+          <w:i w:val="false"/>
+          <w:iCs w:val="false"/>
+          <w:color w:val="2E5090"/>
+          <w:sz w:val="26"/>
+          <w:szCs w:val="26"/>
+        </w:rPr>
+        <w:t xml:space="preserve">4.3.5  </w:t>
+      </w:r>
+      <w:r>
+        <w:rPr>
+          <w:rFonts w:ascii="Times New Roman" w:cs="Times New Roman" w:eastAsia="Times New Roman" w:hAnsi="Times New Roman"/>
+          <w:b w:val="false"/>
+          <w:bCs w:val="false"/>
+          <w:i w:val="false"/>
+          <w:iCs w:val="false"/>
+          <w:color w:val="000000"/>
+          <w:sz w:val="26"/>
+          <w:szCs w:val="26"/>
+        </w:rPr>
+        <w:t>Import share and health claims: import share is highest in Rau-Củ-Trái Cây (13.4%) and Thực Phẩm Đông Lạnh (5.8%), near zero in most other categories. Health claims are concentrated in Sữa Tươi (19.7%) and Chăm Sóc Bé (19.0%), where nutritional attributes are central to product positioning. These descriptive patterns preview the per-category heterogeneity in §4.5: categories with high import share and high health-claim prevalence are where origin and credence premiums should be largest.</w:t>
       </w:r>
     </w:p>
     <w:p>
@@ -3539,32 +3798,7 @@
           <w:sz w:val="22"/>
           <w:szCs w:val="22"/>
         </w:rPr>
-        <w:t xml:space="preserve">→ Methodology complete. Chapter 4 applies the specification to the data and presents results.</w:t>
-      </w:r>
-    </w:p>
-    <w:p>
-      <w:r>
-        <w:br w:type="page"/>
-      </w:r>
-    </w:p>
-    <w:p>
-      <w:pPr>
-        <w:pStyle w:val="Heading1"/>
-        <w:spacing w:line="312" w:before="360" w:after="240"/>
-        <w:jc w:val="center"/>
-      </w:pPr>
-      <w:r>
-        <w:rPr>
-          <w:rFonts w:ascii="Times New Roman" w:cs="Times New Roman" w:eastAsia="Times New Roman" w:hAnsi="Times New Roman"/>
-          <w:b/>
-          <w:bCs/>
-          <w:i w:val="false"/>
-          <w:iCs w:val="false"/>
-          <w:color w:val="000000"/>
-          <w:sz w:val="36"/>
-          <w:szCs w:val="36"/>
-        </w:rPr>
-        <w:t xml:space="preserve">CHAPTER 4: RESULTS AND DISCUSSION</w:t>
+        <w:t>→ Descriptives complete. §4.4 presents the main pooled regression results.</w:t>
       </w:r>
     </w:p>
     <w:p>
@@ -3584,7 +3818,7 @@
           <w:sz w:val="26"/>
           <w:szCs w:val="26"/>
         </w:rPr>
-        <w:t xml:space="preserve">4.1 Descriptive Statistics</w:t>
+        <w:t>4.4 Pooled Hedonic Regression Results</w:t>
       </w:r>
     </w:p>
     <w:p>
@@ -3603,7 +3837,7 @@
           <w:sz w:val="26"/>
           <w:szCs w:val="26"/>
         </w:rPr>
-        <w:t xml:space="preserve">Purpose: Set the empirical landscape before any regression. Reader should understand scale of cross-category variation and the key patterns the regression will formalize.</w:t>
+        <w:t>Purpose: Present the main results — both marked-price and final-price specifications — and walk through each coefficient. The premium/erosion contrast should be visible here even before §4.6.</w:t>
       </w:r>
     </w:p>
     <w:p>
@@ -3623,172 +3857,258 @@
           <w:sz w:val="22"/>
           <w:szCs w:val="22"/>
         </w:rPr>
-        <w:t xml:space="preserve">[TABLE 1] thesis_table1_descriptive.csv — 10 rows, columns: n_products, avg_final_price, avg_marked_price, promo_rate, avg_discount_pct, pct_branded, pct_import, pct_health_claim.</w:t>
-      </w:r>
-    </w:p>
-    <w:p>
-      <w:pPr>
-        <w:spacing w:line="312" w:before="100" w:after="60"/>
-        <w:ind w:left="360"/>
-        <w:jc w:val="both"/>
-      </w:pPr>
-      <w:r>
-        <w:rPr>
-          <w:rFonts w:ascii="Times New Roman" w:cs="Times New Roman" w:eastAsia="Times New Roman" w:hAnsi="Times New Roman"/>
-          <w:b/>
-          <w:bCs/>
-          <w:i w:val="false"/>
-          <w:iCs w:val="false"/>
-          <w:color w:val="2E5090"/>
-          <w:sz w:val="26"/>
-          <w:szCs w:val="26"/>
-        </w:rPr>
-        <w:t xml:space="preserve">4.1.1  </w:t>
-      </w:r>
-      <w:r>
-        <w:rPr>
-          <w:rFonts w:ascii="Times New Roman" w:cs="Times New Roman" w:eastAsia="Times New Roman" w:hAnsi="Times New Roman"/>
-          <w:b w:val="false"/>
-          <w:bCs w:val="false"/>
-          <w:i w:val="false"/>
-          <w:iCs w:val="false"/>
-          <w:color w:val="000000"/>
-          <w:sz w:val="26"/>
-          <w:szCs w:val="26"/>
-        </w:rPr>
-        <w:t xml:space="preserve">Scale: the dataset contains 2,286 unique products across 10 parent categories and 40 subcategories. The largest category is Bánh Kỹo (Confectionary, n=583), followed by Sữa Tươi (Dairy, n=346) and Gia Vị (Spices, n=300). The smallest is Trứng-Đậu Hũ (Eggs &amp; Tofu, n=24). Average final prices range from 38,308 VND (Eggs &amp; Tofu) to 141,978 VND (Baby Products), reflecting the diversity of product types and pack sizes across categories.</w:t>
-      </w:r>
-    </w:p>
-    <w:p>
-      <w:pPr>
-        <w:spacing w:line="312" w:before="100" w:after="60"/>
-        <w:ind w:left="360"/>
-        <w:jc w:val="both"/>
-      </w:pPr>
-      <w:r>
-        <w:rPr>
-          <w:rFonts w:ascii="Times New Roman" w:cs="Times New Roman" w:eastAsia="Times New Roman" w:hAnsi="Times New Roman"/>
-          <w:b/>
-          <w:bCs/>
-          <w:i w:val="false"/>
-          <w:iCs w:val="false"/>
-          <w:color w:val="2E5090"/>
-          <w:sz w:val="26"/>
-          <w:szCs w:val="26"/>
-        </w:rPr>
-        <w:t xml:space="preserve">4.1.2  </w:t>
-      </w:r>
-      <w:r>
-        <w:rPr>
-          <w:rFonts w:ascii="Times New Roman" w:cs="Times New Roman" w:eastAsia="Times New Roman" w:hAnsi="Times New Roman"/>
-          <w:b w:val="false"/>
-          <w:bCs w:val="false"/>
-          <w:i w:val="false"/>
-          <w:iCs w:val="false"/>
-          <w:color w:val="000000"/>
-          <w:sz w:val="26"/>
-          <w:szCs w:val="26"/>
-        </w:rPr>
-        <w:t xml:space="preserve">Promotion penetration varies dramatically across categories: Gia Vị (36.1%), Sữa Tươi (32.3%), and Chăm Sóc Bé (29.4%) have the highest promotion rates, while Trứng-Đậu Hũ has 0.0% (no product is ever on promotion) and Thực Phẩm Đông Lạnh (Frozen, 9.3%) is nearly promotion-free. This 36-percentage-point spread in penetration rates is one of the key cross-category facts that motivates the per-category analysis in §4.3.</w:t>
-      </w:r>
-    </w:p>
-    <w:p>
-      <w:pPr>
-        <w:spacing w:line="312" w:before="100" w:after="60"/>
-        <w:ind w:left="360"/>
-        <w:jc w:val="both"/>
-      </w:pPr>
-      <w:r>
-        <w:rPr>
-          <w:rFonts w:ascii="Times New Roman" w:cs="Times New Roman" w:eastAsia="Times New Roman" w:hAnsi="Times New Roman"/>
-          <w:b/>
-          <w:bCs/>
-          <w:i w:val="false"/>
-          <w:iCs w:val="false"/>
-          <w:color w:val="2E5090"/>
-          <w:sz w:val="26"/>
-          <w:szCs w:val="26"/>
-        </w:rPr>
-        <w:t xml:space="preserve">4.1.3  </w:t>
-      </w:r>
-      <w:r>
-        <w:rPr>
-          <w:rFonts w:ascii="Times New Roman" w:cs="Times New Roman" w:eastAsia="Times New Roman" w:hAnsi="Times New Roman"/>
-          <w:b w:val="false"/>
-          <w:bCs w:val="false"/>
-          <w:i w:val="false"/>
-          <w:iCs w:val="false"/>
-          <w:color w:val="000000"/>
-          <w:sz w:val="26"/>
-          <w:szCs w:val="26"/>
-        </w:rPr>
-        <w:t xml:space="preserve">Discount depth when promoted is surprisingly uniform: a tight range of 12.6% (Sữa Tươi) to 19.1% (Bánh Kỹo), despite the enormous variation in how many products are promoted. This implies that the primary promotional lever is penetration — how many products to discount — rather than depth — how much to discount each one. Winmart appears to use a consistent discount magnitude across categories while varying the share of the assortment that is promoted at any given time.</w:t>
-      </w:r>
-    </w:p>
-    <w:p>
-      <w:pPr>
-        <w:spacing w:line="312" w:before="100" w:after="60"/>
-        <w:ind w:left="360"/>
-        <w:jc w:val="both"/>
-      </w:pPr>
-      <w:r>
-        <w:rPr>
-          <w:rFonts w:ascii="Times New Roman" w:cs="Times New Roman" w:eastAsia="Times New Roman" w:hAnsi="Times New Roman"/>
-          <w:b/>
-          <w:bCs/>
-          <w:i w:val="false"/>
-          <w:iCs w:val="false"/>
-          <w:color w:val="2E5090"/>
-          <w:sz w:val="26"/>
-          <w:szCs w:val="26"/>
-        </w:rPr>
-        <w:t xml:space="preserve">4.1.4  </w:t>
-      </w:r>
-      <w:r>
-        <w:rPr>
-          <w:rFonts w:ascii="Times New Roman" w:cs="Times New Roman" w:eastAsia="Times New Roman" w:hAnsi="Times New Roman"/>
-          <w:b w:val="false"/>
-          <w:bCs w:val="false"/>
-          <w:i w:val="false"/>
-          <w:iCs w:val="false"/>
-          <w:color w:val="000000"/>
-          <w:sz w:val="26"/>
-          <w:szCs w:val="26"/>
-        </w:rPr>
-        <w:t xml:space="preserve">Brand presence is near-universal in some categories: Chăm Sóc Bé (93.1%), Gia Vị (92.7%), Sữa Tươi (89.0%), Thực Phẩm Chế Biến (83.8%), and Mì (83.8%). In stark contrast, Rau-Củ-Trái Cây (Fresh Produce) has only 7.5% branded products — fresh produce is sold largely without brand identifiers. Trứng-Đậu Hũ is 87.5% branded despite its small N, reflecting the dominance of recognizable egg brands on modern retail platforms.</w:t>
-      </w:r>
-    </w:p>
-    <w:p>
-      <w:pPr>
-        <w:spacing w:line="312" w:before="100" w:after="60"/>
-        <w:ind w:left="360"/>
-        <w:jc w:val="both"/>
-      </w:pPr>
-      <w:r>
-        <w:rPr>
-          <w:rFonts w:ascii="Times New Roman" w:cs="Times New Roman" w:eastAsia="Times New Roman" w:hAnsi="Times New Roman"/>
-          <w:b/>
-          <w:bCs/>
-          <w:i w:val="false"/>
-          <w:iCs w:val="false"/>
-          <w:color w:val="2E5090"/>
-          <w:sz w:val="26"/>
-          <w:szCs w:val="26"/>
-        </w:rPr>
-        <w:t xml:space="preserve">4.1.5  </w:t>
-      </w:r>
-      <w:r>
-        <w:rPr>
-          <w:rFonts w:ascii="Times New Roman" w:cs="Times New Roman" w:eastAsia="Times New Roman" w:hAnsi="Times New Roman"/>
-          <w:b w:val="false"/>
-          <w:bCs w:val="false"/>
-          <w:i w:val="false"/>
-          <w:iCs w:val="false"/>
-          <w:color w:val="000000"/>
-          <w:sz w:val="26"/>
-          <w:szCs w:val="26"/>
-        </w:rPr>
-        <w:t xml:space="preserve">Import share and health claims: import share is highest in Rau-Củ-Trái Cây (13.4%) and Thực Phẩm Đông Lạnh (5.8%), near zero in most other categories. Health claims are concentrated in Sữa Tươi (19.7%) and Chăm Sóc Bé (19.0%), where nutritional attributes are central to product positioning. These descriptive patterns preview the per-category heterogeneity in §4.3: categories with high import share and high health-claim prevalence are where origin and credence premiums should be largest.</w:t>
+        <w:t xml:space="preserve">[TABLE 2] thesis_table2_pooled_regression.csv — marked vs. final side-by-side. [FIGURE 2] thesis_fig2_forest_plot.png — coefficient forest plot.</w:t>
+      </w:r>
+    </w:p>
+    <w:p>
+      <w:pPr>
+        <w:spacing w:line="312" w:before="100" w:after="60"/>
+        <w:ind w:left="360"/>
+        <w:jc w:val="both"/>
+      </w:pPr>
+      <w:r>
+        <w:rPr>
+          <w:rFonts w:ascii="Times New Roman" w:cs="Times New Roman" w:eastAsia="Times New Roman" w:hAnsi="Times New Roman"/>
+          <w:b/>
+          <w:bCs/>
+          <w:i w:val="false"/>
+          <w:iCs w:val="false"/>
+          <w:color w:val="2E5090"/>
+          <w:sz w:val="26"/>
+          <w:szCs w:val="26"/>
+        </w:rPr>
+        <w:t xml:space="preserve">4.4.1  </w:t>
+      </w:r>
+      <w:r>
+        <w:rPr>
+          <w:rFonts w:ascii="Times New Roman" w:cs="Times New Roman" w:eastAsia="Times New Roman" w:hAnsi="Times New Roman"/>
+          <w:b w:val="false"/>
+          <w:bCs w:val="false"/>
+          <w:i w:val="false"/>
+          <w:iCs w:val="false"/>
+          <w:color w:val="000000"/>
+          <w:sz w:val="26"/>
+          <w:szCs w:val="26"/>
+        </w:rPr>
+        <w:t xml:space="preserve">Model fit: Adj R² = 0.639 (marked-price model) and 0.642 (final-price model). The ten product features plus 40 subcategory fixed effects explain approximately 64% of the log-price variation, which is strong for a cross-sectional hedonic model on heterogeneous food products spanning ten categories and 40 subcategories. The near-identical R² across both specifications suggests that the promotional system does not introduce fundamentally different explanatory structure — the same attributes that predict sticker prices also predict checkout prices, at slightly different magnitudes.</w:t>
+      </w:r>
+    </w:p>
+    <w:p>
+      <w:pPr>
+        <w:spacing w:line="312" w:before="100" w:after="60"/>
+        <w:ind w:left="360"/>
+        <w:jc w:val="both"/>
+      </w:pPr>
+      <w:r>
+        <w:rPr>
+          <w:rFonts w:ascii="Times New Roman" w:cs="Times New Roman" w:eastAsia="Times New Roman" w:hAnsi="Times New Roman"/>
+          <w:b/>
+          <w:bCs/>
+          <w:i w:val="false"/>
+          <w:iCs w:val="false"/>
+          <w:color w:val="2E5090"/>
+          <w:sz w:val="26"/>
+          <w:szCs w:val="26"/>
+        </w:rPr>
+        <w:t xml:space="preserve">4.4.2  </w:t>
+      </w:r>
+      <w:r>
+        <w:rPr>
+          <w:rFonts w:ascii="Times New Roman" w:cs="Times New Roman" w:eastAsia="Times New Roman" w:hAnsi="Times New Roman"/>
+          <w:b w:val="false"/>
+          <w:bCs w:val="false"/>
+          <w:i w:val="false"/>
+          <w:iCs w:val="false"/>
+          <w:color w:val="000000"/>
+          <w:sz w:val="26"/>
+          <w:szCs w:val="26"/>
+        </w:rPr>
+        <w:t xml:space="preserve">Price-tier premium (is_premium): β = +0.429 (marked, p &lt; 0.001) and +0.436 (final, p &lt; 0.001), SE ≈ 0.061–0.063. This is the dominant attribute premium in the entire model. Premium-tier positioning commands roughly a 43–44% markup over non-premium branded products within the same subcategory, and this premium is virtually stable across both price measures (erosion = −1.7%). Premium-tier positioning survives the promotional pipeline almost perfectly.</w:t>
+      </w:r>
+    </w:p>
+    <w:p>
+      <w:pPr>
+        <w:spacing w:line="312" w:before="100" w:after="60"/>
+        <w:ind w:left="360"/>
+        <w:jc w:val="both"/>
+      </w:pPr>
+      <w:r>
+        <w:rPr>
+          <w:rFonts w:ascii="Times New Roman" w:cs="Times New Roman" w:eastAsia="Times New Roman" w:hAnsi="Times New Roman"/>
+          <w:b/>
+          <w:bCs/>
+          <w:i w:val="false"/>
+          <w:iCs w:val="false"/>
+          <w:color w:val="2E5090"/>
+          <w:sz w:val="26"/>
+          <w:szCs w:val="26"/>
+        </w:rPr>
+        <w:t xml:space="preserve">4.4.3  </w:t>
+      </w:r>
+      <w:r>
+        <w:rPr>
+          <w:rFonts w:ascii="Times New Roman" w:cs="Times New Roman" w:eastAsia="Times New Roman" w:hAnsi="Times New Roman"/>
+          <w:b w:val="false"/>
+          <w:bCs w:val="false"/>
+          <w:i w:val="false"/>
+          <w:iCs w:val="false"/>
+          <w:color w:val="000000"/>
+          <w:sz w:val="26"/>
+          <w:szCs w:val="26"/>
+        </w:rPr>
+        <w:t xml:space="preserve">High-recognition discount (is_high_recognition): β = −0.255 (marked, p &lt; 0.001) and −0.266 (final, p &lt; 0.001). Household Giants — the well-known national brands such as Vinamilk, Ajinomoto, and Dutch Lady — are actually cheaper than other branded products, conditional on being branded. This counterintuitive result likely reflects economies of scale, aggressive volume-driven pricing, or heavier promotional activity that retailers use to build store traffic using recognizable brands. The discount deepens slightly from marked to final price (erosion = 4.3%), consistent with the interpretation that high-recognition brands are more actively used as promotional vehicles.</w:t>
+      </w:r>
+    </w:p>
+    <w:p>
+      <w:pPr>
+        <w:spacing w:line="312" w:before="100" w:after="60"/>
+        <w:ind w:left="360"/>
+        <w:jc w:val="both"/>
+      </w:pPr>
+      <w:r>
+        <w:rPr>
+          <w:rFonts w:ascii="Times New Roman" w:cs="Times New Roman" w:eastAsia="Times New Roman" w:hAnsi="Times New Roman"/>
+          <w:b/>
+          <w:bCs/>
+          <w:i w:val="false"/>
+          <w:iCs w:val="false"/>
+          <w:color w:val="2E5090"/>
+          <w:sz w:val="26"/>
+          <w:szCs w:val="26"/>
+        </w:rPr>
+        <w:t xml:space="preserve">4.4.4  </w:t>
+      </w:r>
+      <w:r>
+        <w:rPr>
+          <w:rFonts w:ascii="Times New Roman" w:cs="Times New Roman" w:eastAsia="Times New Roman" w:hAnsi="Times New Roman"/>
+          <w:b w:val="false"/>
+          <w:bCs w:val="false"/>
+          <w:i w:val="false"/>
+          <w:iCs w:val="false"/>
+          <w:color w:val="000000"/>
+          <w:sz w:val="26"/>
+          <w:szCs w:val="26"/>
+        </w:rPr>
+        <w:t xml:space="preserve">Brand-name signal (is_branded): β = +0.022 (marked, SE = 0.077) and +0.011 (final, SE = 0.078), both statistically insignificant at any conventional level. The brand name alone — stripped of price-tier and recognition effects — carries essentially zero premium in this market. This is the key null finding: being branded, in itself, does not generate a statistically meaningful value premium at Winmart. The 50.6% erosion from marked (+0.022) to final (+0.011) is notable in direction but occurs from a baseline that is statistically indistinguishable from zero.</w:t>
+      </w:r>
+    </w:p>
+    <w:p>
+      <w:pPr>
+        <w:spacing w:line="312" w:before="100" w:after="60"/>
+        <w:ind w:left="360"/>
+        <w:jc w:val="both"/>
+      </w:pPr>
+      <w:r>
+        <w:rPr>
+          <w:rFonts w:ascii="Times New Roman" w:cs="Times New Roman" w:eastAsia="Times New Roman" w:hAnsi="Times New Roman"/>
+          <w:b/>
+          <w:bCs/>
+          <w:i w:val="false"/>
+          <w:iCs w:val="false"/>
+          <w:color w:val="2E5090"/>
+          <w:sz w:val="26"/>
+          <w:szCs w:val="26"/>
+        </w:rPr>
+        <w:t xml:space="preserve">4.4.5  </w:t>
+      </w:r>
+      <w:r>
+        <w:rPr>
+          <w:rFonts w:ascii="Times New Roman" w:cs="Times New Roman" w:eastAsia="Times New Roman" w:hAnsi="Times New Roman"/>
+          <w:b w:val="false"/>
+          <w:bCs w:val="false"/>
+          <w:i w:val="false"/>
+          <w:iCs w:val="false"/>
+          <w:color w:val="000000"/>
+          <w:sz w:val="26"/>
+          <w:szCs w:val="26"/>
+        </w:rPr>
+        <w:t>Import premium (is_import): β = +0.144 (marked) and +0.117 (final), both positive but not significant at conventional levels (SE ≈ 0.214–0.219). The direction is economically sensible — imported products command higher prices — but the estimate is imprecise because the import sample is small (98 products, 4.3% of total) and concentrated in fresh produce. The per-category results in §4.5 reveal that the import premium is highly significant within Rau-Củ-Trái Cây but averaged out by categories where imports carry no premium.</w:t>
+      </w:r>
+    </w:p>
+    <w:p>
+      <w:pPr>
+        <w:spacing w:line="312" w:before="100" w:after="60"/>
+        <w:ind w:left="360"/>
+        <w:jc w:val="both"/>
+      </w:pPr>
+      <w:r>
+        <w:rPr>
+          <w:rFonts w:ascii="Times New Roman" w:cs="Times New Roman" w:eastAsia="Times New Roman" w:hAnsi="Times New Roman"/>
+          <w:b/>
+          <w:bCs/>
+          <w:i w:val="false"/>
+          <w:iCs w:val="false"/>
+          <w:color w:val="2E5090"/>
+          <w:sz w:val="26"/>
+          <w:szCs w:val="26"/>
+        </w:rPr>
+        <w:t xml:space="preserve">4.4.6  </w:t>
+      </w:r>
+      <w:r>
+        <w:rPr>
+          <w:rFonts w:ascii="Times New Roman" w:cs="Times New Roman" w:eastAsia="Times New Roman" w:hAnsi="Times New Roman"/>
+          <w:b w:val="false"/>
+          <w:bCs w:val="false"/>
+          <w:i w:val="false"/>
+          <w:iCs w:val="false"/>
+          <w:color w:val="000000"/>
+          <w:sz w:val="26"/>
+          <w:szCs w:val="26"/>
+        </w:rPr>
+        <w:t>House brand WinEco (is_house_brand): β = −0.046 (marked, SE = 0.059, n.s.) and −0.266 (final, SE = 0.058, p &lt; 0.001). The sticker-price discount is small and statistically insignificant, but the checkout-price discount is large and highly significant. WinEco maintains near-parity sticker prices while using deep checkout discounts as its competitive lever. This represents the most dramatic dual-price divergence in the dataset; the erosion figure of 476% is discussed fully in §4.6.</w:t>
+      </w:r>
+    </w:p>
+    <w:p>
+      <w:pPr>
+        <w:spacing w:line="312" w:before="100" w:after="60"/>
+        <w:ind w:left="360"/>
+        <w:jc w:val="both"/>
+      </w:pPr>
+      <w:r>
+        <w:rPr>
+          <w:rFonts w:ascii="Times New Roman" w:cs="Times New Roman" w:eastAsia="Times New Roman" w:hAnsi="Times New Roman"/>
+          <w:b/>
+          <w:bCs/>
+          <w:i w:val="false"/>
+          <w:iCs w:val="false"/>
+          <w:color w:val="2E5090"/>
+          <w:sz w:val="26"/>
+          <w:szCs w:val="26"/>
+        </w:rPr>
+        <w:t xml:space="preserve">4.4.7  </w:t>
+      </w:r>
+      <w:r>
+        <w:rPr>
+          <w:rFonts w:ascii="Times New Roman" w:cs="Times New Roman" w:eastAsia="Times New Roman" w:hAnsi="Times New Roman"/>
+          <w:b w:val="false"/>
+          <w:bCs w:val="false"/>
+          <w:i w:val="false"/>
+          <w:iCs w:val="false"/>
+          <w:color w:val="000000"/>
+          <w:sz w:val="26"/>
+          <w:szCs w:val="26"/>
+        </w:rPr>
+        <w:t>Pack-size discount (ln_pack_size): β = −0.384 (marked) and −0.395 (final), both p &lt; 0.001. Strong economies of scale: a 10% increase in pack size is associated with a ~3.8% decrease in unit price. Health claims and freshness claims are not significant in the pooled model (β ≈ −0.03 to −0.06, SE ≈ 0.07–0.13); their effects are category-specific, as §4.5 will show.</w:t>
+      </w:r>
+    </w:p>
+    <w:p>
+      <w:pPr>
+        <w:spacing w:line="312" w:before="60" w:after="60"/>
+        <w:ind w:left="360"/>
+        <w:jc w:val="left"/>
+      </w:pPr>
+      <w:r>
+        <w:rPr>
+          <w:rFonts w:ascii="Times New Roman" w:cs="Times New Roman" w:eastAsia="Times New Roman" w:hAnsi="Times New Roman"/>
+          <w:b w:val="false"/>
+          <w:bCs w:val="false"/>
+          <w:i/>
+          <w:iCs/>
+          <w:color w:val="CC0000"/>
+          <w:sz w:val="22"/>
+          <w:szCs w:val="22"/>
+        </w:rPr>
+        <w:t xml:space="preserve">[DEFENSE NOTE] Core interpretation: “The brand-name signal alone does not generate a statistically significant premium. Price premiums are driven by the price-tier positioning of the brand, with premium-tier products commanding a 43.6% markup over generic equivalents within the same subcategory.” Do NOT say “there is a brand premium of X%.”</w:t>
       </w:r>
     </w:p>
     <w:p>
@@ -3808,7 +4128,7 @@
           <w:sz w:val="22"/>
           <w:szCs w:val="22"/>
         </w:rPr>
-        <w:t xml:space="preserve">→ Descriptives complete. §4.2 presents the main pooled regression results.</w:t>
+        <w:t>→ Pooled results presented. §4.5 breaks these down by category to show systematic heterogeneity.</w:t>
       </w:r>
     </w:p>
     <w:p>
@@ -3828,7 +4148,7 @@
           <w:sz w:val="26"/>
           <w:szCs w:val="26"/>
         </w:rPr>
-        <w:t xml:space="preserve">4.2 Pooled Hedonic Regression</w:t>
+        <w:t>4.5 Per-Category Heterogeneity</w:t>
       </w:r>
     </w:p>
     <w:p>
@@ -3847,7 +4167,7 @@
           <w:sz w:val="26"/>
           <w:szCs w:val="26"/>
         </w:rPr>
-        <w:t xml:space="preserve">Purpose: Present the main results — both marked-price and final-price specifications — and walk through each coefficient. The premium/erosion contrast should be visible here even before §4.4.</w:t>
+        <w:t xml:space="preserve">Purpose: Show that pooled coefficients mask systematic variation. Different attributes matter in different markets. This section justifies the claim that the hedonic price function varies by food category.</w:t>
       </w:r>
     </w:p>
     <w:p>
@@ -3867,238 +4187,482 @@
           <w:sz w:val="22"/>
           <w:szCs w:val="22"/>
         </w:rPr>
-        <w:t xml:space="preserve">[TABLE 2] thesis_table2_pooled_regression.csv — marked vs. final side-by-side. [FIGURE 2] thesis_fig2_forest_plot.png — coefficient forest plot.</w:t>
-      </w:r>
-    </w:p>
-    <w:p>
-      <w:pPr>
-        <w:spacing w:line="312" w:before="100" w:after="60"/>
-        <w:ind w:left="360"/>
-        <w:jc w:val="both"/>
-      </w:pPr>
-      <w:r>
-        <w:rPr>
-          <w:rFonts w:ascii="Times New Roman" w:cs="Times New Roman" w:eastAsia="Times New Roman" w:hAnsi="Times New Roman"/>
-          <w:b/>
-          <w:bCs/>
-          <w:i w:val="false"/>
-          <w:iCs w:val="false"/>
-          <w:color w:val="2E5090"/>
-          <w:sz w:val="26"/>
-          <w:szCs w:val="26"/>
-        </w:rPr>
-        <w:t xml:space="preserve">4.2.1  </w:t>
-      </w:r>
-      <w:r>
-        <w:rPr>
-          <w:rFonts w:ascii="Times New Roman" w:cs="Times New Roman" w:eastAsia="Times New Roman" w:hAnsi="Times New Roman"/>
-          <w:b w:val="false"/>
-          <w:bCs w:val="false"/>
-          <w:i w:val="false"/>
-          <w:iCs w:val="false"/>
-          <w:color w:val="000000"/>
-          <w:sz w:val="26"/>
-          <w:szCs w:val="26"/>
-        </w:rPr>
-        <w:t xml:space="preserve">Model fit: Adj R² = 0.639 (marked-price model) and 0.642 (final-price model). The ten product features plus 40 subcategory fixed effects explain approximately 64% of the log-price variation, which is strong for a cross-sectional hedonic model on heterogeneous food products spanning ten categories and 40 subcategories. The near-identical R² across both specifications suggests that the promotional system does not introduce fundamentally different explanatory structure — the same attributes that predict sticker prices also predict checkout prices, at slightly different magnitudes.</w:t>
-      </w:r>
-    </w:p>
-    <w:p>
-      <w:pPr>
-        <w:spacing w:line="312" w:before="100" w:after="60"/>
-        <w:ind w:left="360"/>
-        <w:jc w:val="both"/>
-      </w:pPr>
-      <w:r>
-        <w:rPr>
-          <w:rFonts w:ascii="Times New Roman" w:cs="Times New Roman" w:eastAsia="Times New Roman" w:hAnsi="Times New Roman"/>
-          <w:b/>
-          <w:bCs/>
-          <w:i w:val="false"/>
-          <w:iCs w:val="false"/>
-          <w:color w:val="2E5090"/>
-          <w:sz w:val="26"/>
-          <w:szCs w:val="26"/>
-        </w:rPr>
-        <w:t xml:space="preserve">4.2.2  </w:t>
-      </w:r>
-      <w:r>
-        <w:rPr>
-          <w:rFonts w:ascii="Times New Roman" w:cs="Times New Roman" w:eastAsia="Times New Roman" w:hAnsi="Times New Roman"/>
-          <w:b w:val="false"/>
-          <w:bCs w:val="false"/>
-          <w:i w:val="false"/>
-          <w:iCs w:val="false"/>
-          <w:color w:val="000000"/>
-          <w:sz w:val="26"/>
-          <w:szCs w:val="26"/>
-        </w:rPr>
-        <w:t xml:space="preserve">Price-tier premium (is_premium): β = +0.429 (marked, p &lt; 0.001) and +0.436 (final, p &lt; 0.001), SE ≈ 0.061–0.063. This is the dominant attribute premium in the entire model. Premium-tier positioning commands roughly a 43–44% markup over non-premium branded products within the same subcategory, and this premium is virtually stable across both price measures (erosion = −1.7%). Premium-tier positioning survives the promotional pipeline almost perfectly.</w:t>
-      </w:r>
-    </w:p>
-    <w:p>
-      <w:pPr>
-        <w:spacing w:line="312" w:before="100" w:after="60"/>
-        <w:ind w:left="360"/>
-        <w:jc w:val="both"/>
-      </w:pPr>
-      <w:r>
-        <w:rPr>
-          <w:rFonts w:ascii="Times New Roman" w:cs="Times New Roman" w:eastAsia="Times New Roman" w:hAnsi="Times New Roman"/>
-          <w:b/>
-          <w:bCs/>
-          <w:i w:val="false"/>
-          <w:iCs w:val="false"/>
-          <w:color w:val="2E5090"/>
-          <w:sz w:val="26"/>
-          <w:szCs w:val="26"/>
-        </w:rPr>
-        <w:t xml:space="preserve">4.2.3  </w:t>
-      </w:r>
-      <w:r>
-        <w:rPr>
-          <w:rFonts w:ascii="Times New Roman" w:cs="Times New Roman" w:eastAsia="Times New Roman" w:hAnsi="Times New Roman"/>
-          <w:b w:val="false"/>
-          <w:bCs w:val="false"/>
-          <w:i w:val="false"/>
-          <w:iCs w:val="false"/>
-          <w:color w:val="000000"/>
-          <w:sz w:val="26"/>
-          <w:szCs w:val="26"/>
-        </w:rPr>
-        <w:t xml:space="preserve">High-recognition discount (is_high_recognition): β = −0.255 (marked, p &lt; 0.001) and −0.266 (final, p &lt; 0.001). Household Giants — the well-known national brands such as Vinamilk, Ajinomoto, and Dutch Lady — are actually cheaper than other branded products, conditional on being branded. This counterintuitive result likely reflects economies of scale, aggressive volume-driven pricing, or heavier promotional activity that retailers use to build store traffic using recognizable brands. The discount deepens slightly from marked to final price (erosion = 4.3%), consistent with the interpretation that high-recognition brands are more actively used as promotional vehicles.</w:t>
-      </w:r>
-    </w:p>
-    <w:p>
-      <w:pPr>
-        <w:spacing w:line="312" w:before="100" w:after="60"/>
-        <w:ind w:left="360"/>
-        <w:jc w:val="both"/>
-      </w:pPr>
-      <w:r>
-        <w:rPr>
-          <w:rFonts w:ascii="Times New Roman" w:cs="Times New Roman" w:eastAsia="Times New Roman" w:hAnsi="Times New Roman"/>
-          <w:b/>
-          <w:bCs/>
-          <w:i w:val="false"/>
-          <w:iCs w:val="false"/>
-          <w:color w:val="2E5090"/>
-          <w:sz w:val="26"/>
-          <w:szCs w:val="26"/>
-        </w:rPr>
-        <w:t xml:space="preserve">4.2.4  </w:t>
-      </w:r>
-      <w:r>
-        <w:rPr>
-          <w:rFonts w:ascii="Times New Roman" w:cs="Times New Roman" w:eastAsia="Times New Roman" w:hAnsi="Times New Roman"/>
-          <w:b w:val="false"/>
-          <w:bCs w:val="false"/>
-          <w:i w:val="false"/>
-          <w:iCs w:val="false"/>
-          <w:color w:val="000000"/>
-          <w:sz w:val="26"/>
-          <w:szCs w:val="26"/>
-        </w:rPr>
-        <w:t xml:space="preserve">Brand-name signal (is_branded): β = +0.022 (marked, SE = 0.077) and +0.011 (final, SE = 0.078), both statistically insignificant at any conventional level. The brand name alone — stripped of price-tier and recognition effects — carries essentially zero premium in this market. This is the key null finding: being branded, in itself, does not generate a statistically meaningful value premium at Winmart. The 50.6% erosion from marked (+0.022) to final (+0.011) is notable in direction but occurs from a baseline that is statistically indistinguishable from zero.</w:t>
-      </w:r>
-    </w:p>
-    <w:p>
-      <w:pPr>
-        <w:spacing w:line="312" w:before="100" w:after="60"/>
-        <w:ind w:left="360"/>
-        <w:jc w:val="both"/>
-      </w:pPr>
-      <w:r>
-        <w:rPr>
-          <w:rFonts w:ascii="Times New Roman" w:cs="Times New Roman" w:eastAsia="Times New Roman" w:hAnsi="Times New Roman"/>
-          <w:b/>
-          <w:bCs/>
-          <w:i w:val="false"/>
-          <w:iCs w:val="false"/>
-          <w:color w:val="2E5090"/>
-          <w:sz w:val="26"/>
-          <w:szCs w:val="26"/>
-        </w:rPr>
-        <w:t xml:space="preserve">4.2.5  </w:t>
-      </w:r>
-      <w:r>
-        <w:rPr>
-          <w:rFonts w:ascii="Times New Roman" w:cs="Times New Roman" w:eastAsia="Times New Roman" w:hAnsi="Times New Roman"/>
-          <w:b w:val="false"/>
-          <w:bCs w:val="false"/>
-          <w:i w:val="false"/>
-          <w:iCs w:val="false"/>
-          <w:color w:val="000000"/>
-          <w:sz w:val="26"/>
-          <w:szCs w:val="26"/>
-        </w:rPr>
-        <w:t xml:space="preserve">Import premium (is_import): β = +0.144 (marked) and +0.117 (final), both positive but not significant at conventional levels (SE ≈ 0.214–0.219). The direction is economically sensible — imported products command higher prices — but the estimate is imprecise because the import sample is small (98 products, 4.3% of total) and concentrated in fresh produce. The per-category results in §4.3 reveal that the import premium is highly significant within Rau-Củ-Trái Cây but averaged out by categories where imports carry no premium.</w:t>
-      </w:r>
-    </w:p>
-    <w:p>
-      <w:pPr>
-        <w:spacing w:line="312" w:before="100" w:after="60"/>
-        <w:ind w:left="360"/>
-        <w:jc w:val="both"/>
-      </w:pPr>
-      <w:r>
-        <w:rPr>
-          <w:rFonts w:ascii="Times New Roman" w:cs="Times New Roman" w:eastAsia="Times New Roman" w:hAnsi="Times New Roman"/>
-          <w:b/>
-          <w:bCs/>
-          <w:i w:val="false"/>
-          <w:iCs w:val="false"/>
-          <w:color w:val="2E5090"/>
-          <w:sz w:val="26"/>
-          <w:szCs w:val="26"/>
-        </w:rPr>
-        <w:t xml:space="preserve">4.2.6  </w:t>
-      </w:r>
-      <w:r>
-        <w:rPr>
-          <w:rFonts w:ascii="Times New Roman" w:cs="Times New Roman" w:eastAsia="Times New Roman" w:hAnsi="Times New Roman"/>
-          <w:b w:val="false"/>
-          <w:bCs w:val="false"/>
-          <w:i w:val="false"/>
-          <w:iCs w:val="false"/>
-          <w:color w:val="000000"/>
-          <w:sz w:val="26"/>
-          <w:szCs w:val="26"/>
-        </w:rPr>
-        <w:t xml:space="preserve">House brand WinEco (is_house_brand): β = −0.046 (marked, SE = 0.059, n.s.) and −0.266 (final, SE = 0.058, p &lt; 0.001). The sticker-price discount is small and statistically insignificant, but the checkout-price discount is large and highly significant. WinEco maintains near-parity sticker prices while using deep checkout discounts as its competitive lever. This represents the most dramatic dual-price divergence in the dataset; the erosion figure of 476% is discussed fully in §4.4.</w:t>
-      </w:r>
-    </w:p>
-    <w:p>
-      <w:pPr>
-        <w:spacing w:line="312" w:before="100" w:after="60"/>
-        <w:ind w:left="360"/>
-        <w:jc w:val="both"/>
-      </w:pPr>
-      <w:r>
-        <w:rPr>
-          <w:rFonts w:ascii="Times New Roman" w:cs="Times New Roman" w:eastAsia="Times New Roman" w:hAnsi="Times New Roman"/>
-          <w:b/>
-          <w:bCs/>
-          <w:i w:val="false"/>
-          <w:iCs w:val="false"/>
-          <w:color w:val="2E5090"/>
-          <w:sz w:val="26"/>
-          <w:szCs w:val="26"/>
-        </w:rPr>
-        <w:t xml:space="preserve">4.2.7  </w:t>
-      </w:r>
-      <w:r>
-        <w:rPr>
-          <w:rFonts w:ascii="Times New Roman" w:cs="Times New Roman" w:eastAsia="Times New Roman" w:hAnsi="Times New Roman"/>
-          <w:b w:val="false"/>
-          <w:bCs w:val="false"/>
-          <w:i w:val="false"/>
-          <w:iCs w:val="false"/>
-          <w:color w:val="000000"/>
-          <w:sz w:val="26"/>
-          <w:szCs w:val="26"/>
-        </w:rPr>
-        <w:t xml:space="preserve">Pack-size discount (ln_pack_size): β = −0.384 (marked) and −0.395 (final), both p &lt; 0.001. Strong economies of scale: a 10% increase in pack size is associated with a ~3.8% decrease in unit price. Health claims and freshness claims are not significant in the pooled model (β ≈ −0.03 to −0.06, SE ≈ 0.07–0.13); their effects are category-specific, as §4.3 will show.</w:t>
+        <w:t xml:space="preserve">[TABLE 3] thesis_table3_category_regression.csv — per-category adj R², is_branded, is_premium, is_high_recognition, is_import, is_house_brand, has_health_claim.</w:t>
+      </w:r>
+    </w:p>
+    <w:p>
+      <w:pPr>
+        <w:spacing w:line="312" w:before="100" w:after="60"/>
+        <w:ind w:left="360"/>
+        <w:jc w:val="both"/>
+      </w:pPr>
+      <w:r>
+        <w:rPr>
+          <w:rFonts w:ascii="Times New Roman" w:cs="Times New Roman" w:eastAsia="Times New Roman" w:hAnsi="Times New Roman"/>
+          <w:b/>
+          <w:bCs/>
+          <w:i w:val="false"/>
+          <w:iCs w:val="false"/>
+          <w:color w:val="2E5090"/>
+          <w:sz w:val="26"/>
+          <w:szCs w:val="26"/>
+        </w:rPr>
+        <w:t xml:space="preserve">4.5.1  </w:t>
+      </w:r>
+      <w:r>
+        <w:rPr>
+          <w:rFonts w:ascii="Times New Roman" w:cs="Times New Roman" w:eastAsia="Times New Roman" w:hAnsi="Times New Roman"/>
+          <w:b w:val="false"/>
+          <w:bCs w:val="false"/>
+          <w:i w:val="false"/>
+          <w:iCs w:val="false"/>
+          <w:color w:val="000000"/>
+          <w:sz w:val="26"/>
+          <w:szCs w:val="26"/>
+        </w:rPr>
+        <w:t xml:space="preserve">Model fit varies substantially: R² ranges from 0.227 (Mì — Instant Food) to 0.831 (Thực Phẩm Khô — Dry Food). The hedonic model explains nearly all cross-product price variation in Dry Food, where standard product types (rice, canned goods, flour) have well-defined size and brand hierarchies, but explains relatively little in Instant Food, where format, flavor variety, and portion size create price variation that the ten regressors cannot fully capture. This variation in explanatory power is informative: the hedonic approach works better in categories with more homogeneous product structures.</w:t>
+      </w:r>
+    </w:p>
+    <w:p>
+      <w:pPr>
+        <w:spacing w:line="312" w:before="100" w:after="60"/>
+        <w:ind w:left="360"/>
+        <w:jc w:val="both"/>
+      </w:pPr>
+      <w:r>
+        <w:rPr>
+          <w:rFonts w:ascii="Times New Roman" w:cs="Times New Roman" w:eastAsia="Times New Roman" w:hAnsi="Times New Roman"/>
+          <w:b/>
+          <w:bCs/>
+          <w:i w:val="false"/>
+          <w:iCs w:val="false"/>
+          <w:color w:val="2E5090"/>
+          <w:sz w:val="26"/>
+          <w:szCs w:val="26"/>
+        </w:rPr>
+        <w:t xml:space="preserve">4.5.2  </w:t>
+      </w:r>
+      <w:r>
+        <w:rPr>
+          <w:rFonts w:ascii="Times New Roman" w:cs="Times New Roman" w:eastAsia="Times New Roman" w:hAnsi="Times New Roman"/>
+          <w:b w:val="false"/>
+          <w:bCs w:val="false"/>
+          <w:i w:val="false"/>
+          <w:iCs w:val="false"/>
+          <w:color w:val="000000"/>
+          <w:sz w:val="26"/>
+          <w:szCs w:val="26"/>
+        </w:rPr>
+        <w:t xml:space="preserve">Price-tier premium (is_premium): significant in approximately 6 of 10 categories. Strongest in Gia Vị (+71.0%, p &lt; 0.001), Sữa Tươi (+50.3%, p &lt; 0.001), and Thực Phẩm Chế Biến (+50.1%, p = 0.004). Weaker and insignificant in Bánh Kỹo (+37.3%, p &lt; 0.001) and Mì (+29.9%, p = 0.001). In Rau-Củ-Trái Cây (Fresh Produce), is_premium is near zero and insignificant (+6.4%, n.s.) — premium positioning does not command a price premium in the fresh produce market, where most products are unbranded and pricing reflects size and freshness rather than brand-tier signals.</w:t>
+      </w:r>
+    </w:p>
+    <w:p>
+      <w:pPr>
+        <w:spacing w:line="312" w:before="100" w:after="60"/>
+        <w:ind w:left="360"/>
+        <w:jc w:val="both"/>
+      </w:pPr>
+      <w:r>
+        <w:rPr>
+          <w:rFonts w:ascii="Times New Roman" w:cs="Times New Roman" w:eastAsia="Times New Roman" w:hAnsi="Times New Roman"/>
+          <w:b/>
+          <w:bCs/>
+          <w:i w:val="false"/>
+          <w:iCs w:val="false"/>
+          <w:color w:val="2E5090"/>
+          <w:sz w:val="26"/>
+          <w:szCs w:val="26"/>
+        </w:rPr>
+        <w:t xml:space="preserve">4.5.3  </w:t>
+      </w:r>
+      <w:r>
+        <w:rPr>
+          <w:rFonts w:ascii="Times New Roman" w:cs="Times New Roman" w:eastAsia="Times New Roman" w:hAnsi="Times New Roman"/>
+          <w:b w:val="false"/>
+          <w:bCs w:val="false"/>
+          <w:i w:val="false"/>
+          <w:iCs w:val="false"/>
+          <w:color w:val="000000"/>
+          <w:sz w:val="26"/>
+          <w:szCs w:val="26"/>
+        </w:rPr>
+        <w:t xml:space="preserve">Import premium: the most dramatic per-category result. In Rau-Củ-Trái Cây, is_import = +1.004 (p &lt; 0.001) — imported fruit commands more than double the price of domestic fruit within the same subcategory. This is the single largest coefficient in any per-category regression, reflecting Vietnamese consumers’ willingness to pay for the quality and food-safety assurances associated with imported fruit. In contrast, Thực Phẩm Chế Biến shows is_import = −0.608 (p = 0.013) — imported processed food carries a discount, possibly because imports lack local brand recognition in that category.</w:t>
+      </w:r>
+    </w:p>
+    <w:p>
+      <w:pPr>
+        <w:spacing w:line="312" w:before="100" w:after="60"/>
+        <w:ind w:left="360"/>
+        <w:jc w:val="both"/>
+      </w:pPr>
+      <w:r>
+        <w:rPr>
+          <w:rFonts w:ascii="Times New Roman" w:cs="Times New Roman" w:eastAsia="Times New Roman" w:hAnsi="Times New Roman"/>
+          <w:b/>
+          <w:bCs/>
+          <w:i w:val="false"/>
+          <w:iCs w:val="false"/>
+          <w:color w:val="2E5090"/>
+          <w:sz w:val="26"/>
+          <w:szCs w:val="26"/>
+        </w:rPr>
+        <w:t xml:space="preserve">4.5.4  </w:t>
+      </w:r>
+      <w:r>
+        <w:rPr>
+          <w:rFonts w:ascii="Times New Roman" w:cs="Times New Roman" w:eastAsia="Times New Roman" w:hAnsi="Times New Roman"/>
+          <w:b w:val="false"/>
+          <w:bCs w:val="false"/>
+          <w:i w:val="false"/>
+          <w:iCs w:val="false"/>
+          <w:color w:val="000000"/>
+          <w:sz w:val="26"/>
+          <w:szCs w:val="26"/>
+        </w:rPr>
+        <w:t xml:space="preserve">Health claims: significant only in Gia Vị (+38.2%, p = 0.03) and marginally in Rau-Củ-Trái Cây. These are precisely the categories where food safety and chemical residue concerns are most salient to Vietnamese consumers, consistent with Mergenthaler et al. (2009)’s finding that Vietnamese consumers pay a 60% premium for food safety attributes. In categories with lower baseline safety concerns (snacks, instant noodles, frozen food), health claim keywords in product names do not generate measurable price premiums.</w:t>
+      </w:r>
+    </w:p>
+    <w:p>
+      <w:pPr>
+        <w:spacing w:line="312" w:before="100" w:after="60"/>
+        <w:ind w:left="360"/>
+        <w:jc w:val="both"/>
+      </w:pPr>
+      <w:r>
+        <w:rPr>
+          <w:rFonts w:ascii="Times New Roman" w:cs="Times New Roman" w:eastAsia="Times New Roman" w:hAnsi="Times New Roman"/>
+          <w:b/>
+          <w:bCs/>
+          <w:i w:val="false"/>
+          <w:iCs w:val="false"/>
+          <w:color w:val="2E5090"/>
+          <w:sz w:val="26"/>
+          <w:szCs w:val="26"/>
+        </w:rPr>
+        <w:t xml:space="preserve">4.5.5  </w:t>
+      </w:r>
+      <w:r>
+        <w:rPr>
+          <w:rFonts w:ascii="Times New Roman" w:cs="Times New Roman" w:eastAsia="Times New Roman" w:hAnsi="Times New Roman"/>
+          <w:b w:val="false"/>
+          <w:bCs w:val="false"/>
+          <w:i w:val="false"/>
+          <w:iCs w:val="false"/>
+          <w:color w:val="000000"/>
+          <w:sz w:val="26"/>
+          <w:szCs w:val="26"/>
+        </w:rPr>
+        <w:t xml:space="preserve">High-recognition effect and model performance by category: the is_high_recognition coefficient flips sign across categories — strongly negative in Bánh Kỹo (−0.397, p &lt; 0.001), Gia Vị (−0.306, p = 0.001), and Thực Phẩm Khô (−0.449, p &lt; 0.001), but near-zero in Mì (+0.093, n.s.) and Thực Phẩm Đông Lạnh (+0.113, n.s.). The sign instability suggests that the Household Giant pricing strategy varies by competitive context: in high-promotion-penetration categories (Gia Vị, 36.1%), high-recognition brands are more aggressively discounted; in low-promotion categories (Frozen, 9.3%), they are not. Chăm Sóc Bé (n=34) and Trứng-Đậu Hũ (n=24) have insufficient sample sizes for reliable per-category estimates; results for these categories are reported but interpreted with caution.</w:t>
+      </w:r>
+    </w:p>
+    <w:p>
+      <w:pPr>
+        <w:spacing w:line="312" w:before="60" w:after="60"/>
+        <w:ind w:left="360"/>
+        <w:jc w:val="left"/>
+      </w:pPr>
+      <w:r>
+        <w:rPr>
+          <w:rFonts w:ascii="Times New Roman" w:cs="Times New Roman" w:eastAsia="Times New Roman" w:hAnsi="Times New Roman"/>
+          <w:b w:val="false"/>
+          <w:bCs w:val="false"/>
+          <w:i/>
+          <w:iCs/>
+          <w:color w:val="B85C00"/>
+          <w:sz w:val="22"/>
+          <w:szCs w:val="22"/>
+        </w:rPr>
+        <w:t>→ Cross-category heterogeneity documented. §4.6 zooms in on the erosion comparison — the central finding.</w:t>
+      </w:r>
+    </w:p>
+    <w:p>
+      <w:pPr>
+        <w:pStyle w:val="Heading2"/>
+        <w:spacing w:line="312" w:before="240" w:after="120"/>
+        <w:jc w:val="left"/>
+      </w:pPr>
+      <w:r>
+        <w:rPr>
+          <w:rFonts w:ascii="Times New Roman" w:cs="Times New Roman" w:eastAsia="Times New Roman" w:hAnsi="Times New Roman"/>
+          <w:b/>
+          <w:bCs/>
+          <w:i w:val="false"/>
+          <w:iCs w:val="false"/>
+          <w:color w:val="000000"/>
+          <w:sz w:val="26"/>
+          <w:szCs w:val="26"/>
+        </w:rPr>
+        <w:t>4.6 Promotional Erosion Analysis — The Key Finding</w:t>
+      </w:r>
+    </w:p>
+    <w:p>
+      <w:pPr>
+        <w:spacing w:line="312" w:before="120" w:after="0"/>
+        <w:jc w:val="both"/>
+      </w:pPr>
+      <w:r>
+        <w:rPr>
+          <w:rFonts w:ascii="Times New Roman" w:cs="Times New Roman" w:eastAsia="Times New Roman" w:hAnsi="Times New Roman"/>
+          <w:b w:val="false"/>
+          <w:bCs w:val="false"/>
+          <w:i/>
+          <w:iCs/>
+          <w:color w:val="666666"/>
+          <w:sz w:val="26"/>
+          <w:szCs w:val="26"/>
+        </w:rPr>
+        <w:t xml:space="preserve">Purpose: This is the centerpiece section. Compare marked vs. final-price coefficients directly. Every number here should be accurate and sourced from thesis_table_coefficient_comparison.csv.</w:t>
+      </w:r>
+    </w:p>
+    <w:p>
+      <w:pPr>
+        <w:spacing w:line="312" w:before="60" w:after="60"/>
+        <w:ind w:left="360"/>
+        <w:jc w:val="left"/>
+      </w:pPr>
+      <w:r>
+        <w:rPr>
+          <w:rFonts w:ascii="Times New Roman" w:cs="Times New Roman" w:eastAsia="Times New Roman" w:hAnsi="Times New Roman"/>
+          <w:b w:val="false"/>
+          <w:bCs w:val="false"/>
+          <w:i/>
+          <w:iCs/>
+          <w:color w:val="006600"/>
+          <w:sz w:val="22"/>
+          <w:szCs w:val="22"/>
+        </w:rPr>
+        <w:t xml:space="preserve">[TABLE: EROSION] thesis_table_coefficient_comparison.csv — β_marked, β_final, erosion %, direction. [FIGURE 3] thesis_fig3_brand_premium_marked_vs_final.png — core visual.</w:t>
+      </w:r>
+    </w:p>
+    <w:p>
+      <w:pPr>
+        <w:spacing w:line="312" w:before="100" w:after="60"/>
+        <w:ind w:left="360"/>
+        <w:jc w:val="both"/>
+      </w:pPr>
+      <w:r>
+        <w:rPr>
+          <w:rFonts w:ascii="Times New Roman" w:cs="Times New Roman" w:eastAsia="Times New Roman" w:hAnsi="Times New Roman"/>
+          <w:b/>
+          <w:bCs/>
+          <w:i w:val="false"/>
+          <w:iCs w:val="false"/>
+          <w:color w:val="2E5090"/>
+          <w:sz w:val="26"/>
+          <w:szCs w:val="26"/>
+        </w:rPr>
+        <w:t xml:space="preserve">4.6.1  </w:t>
+      </w:r>
+      <w:r>
+        <w:rPr>
+          <w:rFonts w:ascii="Times New Roman" w:cs="Times New Roman" w:eastAsia="Times New Roman" w:hAnsi="Times New Roman"/>
+          <w:b w:val="false"/>
+          <w:bCs w:val="false"/>
+          <w:i w:val="false"/>
+          <w:iCs w:val="false"/>
+          <w:color w:val="000000"/>
+          <w:sz w:val="26"/>
+          <w:szCs w:val="26"/>
+        </w:rPr>
+        <w:t xml:space="preserve">Erosion metric: pct_erosion = (β_marked − β_final) / β_marked × 100. Positive erosion means the attribute premium shrinks from sticker to checkout; negative erosion means it grows. The metric is applied to all 10 regression coefficients; the five attribute premiums with economically interpretable signs (is_branded, is_premium, is_high_recognition, is_import, is_house_brand) receive the most analytical attention.</w:t>
+      </w:r>
+    </w:p>
+    <w:p>
+      <w:pPr>
+        <w:spacing w:line="312" w:before="100" w:after="60"/>
+        <w:ind w:left="360"/>
+        <w:jc w:val="both"/>
+      </w:pPr>
+      <w:r>
+        <w:rPr>
+          <w:rFonts w:ascii="Times New Roman" w:cs="Times New Roman" w:eastAsia="Times New Roman" w:hAnsi="Times New Roman"/>
+          <w:b/>
+          <w:bCs/>
+          <w:i w:val="false"/>
+          <w:iCs w:val="false"/>
+          <w:color w:val="2E5090"/>
+          <w:sz w:val="26"/>
+          <w:szCs w:val="26"/>
+        </w:rPr>
+        <w:t xml:space="preserve">4.6.2  </w:t>
+      </w:r>
+      <w:r>
+        <w:rPr>
+          <w:rFonts w:ascii="Times New Roman" w:cs="Times New Roman" w:eastAsia="Times New Roman" w:hAnsi="Times New Roman"/>
+          <w:b w:val="false"/>
+          <w:bCs w:val="false"/>
+          <w:i w:val="false"/>
+          <w:iCs w:val="false"/>
+          <w:color w:val="000000"/>
+          <w:sz w:val="26"/>
+          <w:szCs w:val="26"/>
+        </w:rPr>
+        <w:t xml:space="preserve">Price-tier stability (is_premium): erosion = −1.7%. The premium-tier coefficient increases marginally from +0.429 (marked) to +0.436 (final). Premium-tier positioning survives the promotional pipeline with no meaningful erosion — in fact, it strengthens very slightly at checkout. This is the central finding of the thesis: promotions do not erode the premium that consumers pay for products occupying the top pricing tier within their subcategory. The premium-tier signal is evidently treated by Winmart as off-limits for promotional discounting.</w:t>
+      </w:r>
+    </w:p>
+    <w:p>
+      <w:pPr>
+        <w:spacing w:line="312" w:before="100" w:after="60"/>
+        <w:ind w:left="360"/>
+        <w:jc w:val="both"/>
+      </w:pPr>
+      <w:r>
+        <w:rPr>
+          <w:rFonts w:ascii="Times New Roman" w:cs="Times New Roman" w:eastAsia="Times New Roman" w:hAnsi="Times New Roman"/>
+          <w:b/>
+          <w:bCs/>
+          <w:i w:val="false"/>
+          <w:iCs w:val="false"/>
+          <w:color w:val="2E5090"/>
+          <w:sz w:val="26"/>
+          <w:szCs w:val="26"/>
+        </w:rPr>
+        <w:t xml:space="preserve">4.6.3  </w:t>
+      </w:r>
+      <w:r>
+        <w:rPr>
+          <w:rFonts w:ascii="Times New Roman" w:cs="Times New Roman" w:eastAsia="Times New Roman" w:hAnsi="Times New Roman"/>
+          <w:b w:val="false"/>
+          <w:bCs w:val="false"/>
+          <w:i w:val="false"/>
+          <w:iCs w:val="false"/>
+          <w:color w:val="000000"/>
+          <w:sz w:val="26"/>
+          <w:szCs w:val="26"/>
+        </w:rPr>
+        <w:t xml:space="preserve">Brand-name erosion (is_branded): erosion = 50.6%. The brand-name coefficient shrinks from +0.022 (marked) to +0.011 (final). While neither value is statistically significant, the direction is clear: the small and uncertain brand-name advantage that exists on the sticker price is halved at checkout. Whatever marginal premium a brand name alone generates over generic products is systematically targeted by promotional pricing. Together with the price-tier stability finding, this establishes that promotions differentiate between brand dimensions: they leave price-tier premiums intact while eroding brand-name premiums.</w:t>
+      </w:r>
+    </w:p>
+    <w:p>
+      <w:pPr>
+        <w:spacing w:line="312" w:before="100" w:after="60"/>
+        <w:ind w:left="360"/>
+        <w:jc w:val="both"/>
+      </w:pPr>
+      <w:r>
+        <w:rPr>
+          <w:rFonts w:ascii="Times New Roman" w:cs="Times New Roman" w:eastAsia="Times New Roman" w:hAnsi="Times New Roman"/>
+          <w:b/>
+          <w:bCs/>
+          <w:i w:val="false"/>
+          <w:iCs w:val="false"/>
+          <w:color w:val="2E5090"/>
+          <w:sz w:val="26"/>
+          <w:szCs w:val="26"/>
+        </w:rPr>
+        <w:t xml:space="preserve">4.6.4  </w:t>
+      </w:r>
+      <w:r>
+        <w:rPr>
+          <w:rFonts w:ascii="Times New Roman" w:cs="Times New Roman" w:eastAsia="Times New Roman" w:hAnsi="Times New Roman"/>
+          <w:b w:val="false"/>
+          <w:bCs w:val="false"/>
+          <w:i w:val="false"/>
+          <w:iCs w:val="false"/>
+          <w:color w:val="000000"/>
+          <w:sz w:val="26"/>
+          <w:szCs w:val="26"/>
+        </w:rPr>
+        <w:t xml:space="preserve">High-recognition deepening (is_high_recognition): erosion = 4.3%. The Household Giant discount deepens from −0.255 (marked) to −0.266 (final). High-recognition brands receive slightly larger discounts at checkout than at the sticker stage, consistent with the interpretation that these brands serve as promotional traffic drivers. The deepening is modest but directionally consistent with the brand-name erosion finding.</w:t>
+      </w:r>
+    </w:p>
+    <w:p>
+      <w:pPr>
+        <w:spacing w:line="312" w:before="100" w:after="60"/>
+        <w:ind w:left="360"/>
+        <w:jc w:val="both"/>
+      </w:pPr>
+      <w:r>
+        <w:rPr>
+          <w:rFonts w:ascii="Times New Roman" w:cs="Times New Roman" w:eastAsia="Times New Roman" w:hAnsi="Times New Roman"/>
+          <w:b/>
+          <w:bCs/>
+          <w:i w:val="false"/>
+          <w:iCs w:val="false"/>
+          <w:color w:val="2E5090"/>
+          <w:sz w:val="26"/>
+          <w:szCs w:val="26"/>
+        </w:rPr>
+        <w:t xml:space="preserve">4.6.5  </w:t>
+      </w:r>
+      <w:r>
+        <w:rPr>
+          <w:rFonts w:ascii="Times New Roman" w:cs="Times New Roman" w:eastAsia="Times New Roman" w:hAnsi="Times New Roman"/>
+          <w:b w:val="false"/>
+          <w:bCs w:val="false"/>
+          <w:i w:val="false"/>
+          <w:iCs w:val="false"/>
+          <w:color w:val="000000"/>
+          <w:sz w:val="26"/>
+          <w:szCs w:val="26"/>
+        </w:rPr>
+        <w:t xml:space="preserve">Import erosion (is_import): erosion = 19.1%. The import premium declines from +0.144 (marked) to +0.117 (final), a 19% partial erosion. Neither coefficient is individually significant in the pooled model (due to the small import sample), so this finding is directional. Import origin premiums are partially but not fully eroded by promotions — a different pattern from both the premium-tier stability and the brand-name erosion.</w:t>
+      </w:r>
+    </w:p>
+    <w:p>
+      <w:pPr>
+        <w:spacing w:line="312" w:before="100" w:after="60"/>
+        <w:ind w:left="360"/>
+        <w:jc w:val="both"/>
+      </w:pPr>
+      <w:r>
+        <w:rPr>
+          <w:rFonts w:ascii="Times New Roman" w:cs="Times New Roman" w:eastAsia="Times New Roman" w:hAnsi="Times New Roman"/>
+          <w:b/>
+          <w:bCs/>
+          <w:i w:val="false"/>
+          <w:iCs w:val="false"/>
+          <w:color w:val="2E5090"/>
+          <w:sz w:val="26"/>
+          <w:szCs w:val="26"/>
+        </w:rPr>
+        <w:t xml:space="preserve">4.6.6  </w:t>
+      </w:r>
+      <w:r>
+        <w:rPr>
+          <w:rFonts w:ascii="Times New Roman" w:cs="Times New Roman" w:eastAsia="Times New Roman" w:hAnsi="Times New Roman"/>
+          <w:b w:val="false"/>
+          <w:bCs w:val="false"/>
+          <w:i w:val="false"/>
+          <w:iCs w:val="false"/>
+          <w:color w:val="000000"/>
+          <w:sz w:val="26"/>
+          <w:szCs w:val="26"/>
+        </w:rPr>
+        <w:t xml:space="preserve">House brand amplification — WinEco (is_house_brand): erosion = 475.6%. The WinEco sticker-price discount is −4.6% (SE = 0.059, n.s.) but the checkout discount is −26.6% (SE = 0.058, p &lt; 0.001). WinEco maintains near-parity sticker prices — avoiding the shelf-price “cheap brand” stigma — while using deep checkout discounts as its primary competitive lever. The promotional pipeline transforms WinEco from a near-parity brand into a deeply discounted alternative. This is the most extreme promotional strategy in the dataset: 476% amplification of the discount from sticker to checkout. The strategic logic connects to the private label literature — sophisticated house brands use promotional pricing to compete on value without undermining shelf positioning.</w:t>
+      </w:r>
+    </w:p>
+    <w:p>
+      <w:pPr>
+        <w:spacing w:line="312" w:before="100" w:after="60"/>
+        <w:ind w:left="360"/>
+        <w:jc w:val="both"/>
+      </w:pPr>
+      <w:r>
+        <w:rPr>
+          <w:rFonts w:ascii="Times New Roman" w:cs="Times New Roman" w:eastAsia="Times New Roman" w:hAnsi="Times New Roman"/>
+          <w:b/>
+          <w:bCs/>
+          <w:i w:val="false"/>
+          <w:iCs w:val="false"/>
+          <w:color w:val="2E5090"/>
+          <w:sz w:val="26"/>
+          <w:szCs w:val="26"/>
+        </w:rPr>
+        <w:t xml:space="preserve">4.6.7  </w:t>
+      </w:r>
+      <w:r>
+        <w:rPr>
+          <w:rFonts w:ascii="Times New Roman" w:cs="Times New Roman" w:eastAsia="Times New Roman" w:hAnsi="Times New Roman"/>
+          <w:b w:val="false"/>
+          <w:bCs w:val="false"/>
+          <w:i w:val="false"/>
+          <w:iCs w:val="false"/>
+          <w:color w:val="000000"/>
+          <w:sz w:val="26"/>
+          <w:szCs w:val="26"/>
+        </w:rPr>
+        <w:t xml:space="preserve">Physical and other attributes: pack-size erosion = 2.8% (minimal — physical product characteristics are not promotional targets), pack-count erosion = −4.8% (multi-packs slightly advantaged at checkout), health claim erosion = −13.3% (health claim premium grows slightly at checkout, consistent with credence attributes being resilient to discounting), freshness claim erosion = 12.3% (slight erosion). None of these are statistically significant changes.</w:t>
       </w:r>
     </w:p>
     <w:p>
@@ -4118,7 +4682,7 @@
           <w:sz w:val="22"/>
           <w:szCs w:val="22"/>
         </w:rPr>
-        <w:t xml:space="preserve">[DEFENSE NOTE] Core interpretation: “The brand-name signal alone does not generate a statistically significant premium. Price premiums are driven by the price-tier positioning of the brand, with premium-tier products commanding a 43.6% markup over generic equivalents within the same subcategory.” Do NOT say “there is a brand premium of X%.”</w:t>
+        <w:t xml:space="preserve">[DEFENSE NOTE] Core narrative: “Promotional pricing erodes brand-name premiums (50.6%) but not price-tier premiums (−1.7%), with systematic variation across categories. The house brand (WinEco) exhibits the most extreme promotional strategy, with checkout discounts amplifying its competitive advantage by 476% relative to its sticker-price positioning.”</w:t>
       </w:r>
     </w:p>
     <w:p>
@@ -4138,7 +4702,7 @@
           <w:sz w:val="22"/>
           <w:szCs w:val="22"/>
         </w:rPr>
-        <w:t xml:space="preserve">→ Pooled results presented. §4.3 breaks these down by category to show systematic heterogeneity.</w:t>
+        <w:t>→ Key finding established. §4.7 validates the technical underpinnings of the regression.</w:t>
       </w:r>
     </w:p>
     <w:p>
@@ -4158,7 +4722,7 @@
           <w:sz w:val="26"/>
           <w:szCs w:val="26"/>
         </w:rPr>
-        <w:t xml:space="preserve">4.3 Per-Category Heterogeneity</w:t>
+        <w:t>4.7 Diagnostics and Robustness</w:t>
       </w:r>
     </w:p>
     <w:p>
@@ -4177,7 +4741,7 @@
           <w:sz w:val="26"/>
           <w:szCs w:val="26"/>
         </w:rPr>
-        <w:t xml:space="preserve">Purpose: Show that pooled coefficients mask systematic variation. Different attributes matter in different markets. This section justifies the claim that the hedonic price function varies by food category.</w:t>
+        <w:t xml:space="preserve">Purpose: Preempt methodological objections. Every major econometric concern should be addressed here. Committee will probe these.</w:t>
       </w:r>
     </w:p>
     <w:p>
@@ -4197,172 +4761,205 @@
           <w:sz w:val="22"/>
           <w:szCs w:val="22"/>
         </w:rPr>
-        <w:t xml:space="preserve">[TABLE 3] thesis_table3_category_regression.csv — per-category adj R², is_branded, is_premium, is_high_recognition, is_import, is_house_brand, has_health_claim.</w:t>
-      </w:r>
-    </w:p>
-    <w:p>
-      <w:pPr>
-        <w:spacing w:line="312" w:before="100" w:after="60"/>
-        <w:ind w:left="360"/>
-        <w:jc w:val="both"/>
-      </w:pPr>
-      <w:r>
-        <w:rPr>
-          <w:rFonts w:ascii="Times New Roman" w:cs="Times New Roman" w:eastAsia="Times New Roman" w:hAnsi="Times New Roman"/>
-          <w:b/>
-          <w:bCs/>
-          <w:i w:val="false"/>
-          <w:iCs w:val="false"/>
-          <w:color w:val="2E5090"/>
-          <w:sz w:val="26"/>
-          <w:szCs w:val="26"/>
-        </w:rPr>
-        <w:t xml:space="preserve">4.3.1  </w:t>
-      </w:r>
-      <w:r>
-        <w:rPr>
-          <w:rFonts w:ascii="Times New Roman" w:cs="Times New Roman" w:eastAsia="Times New Roman" w:hAnsi="Times New Roman"/>
-          <w:b w:val="false"/>
-          <w:bCs w:val="false"/>
-          <w:i w:val="false"/>
-          <w:iCs w:val="false"/>
-          <w:color w:val="000000"/>
-          <w:sz w:val="26"/>
-          <w:szCs w:val="26"/>
-        </w:rPr>
-        <w:t xml:space="preserve">Model fit varies substantially: R² ranges from 0.227 (Mì — Instant Food) to 0.831 (Thực Phẩm Khô — Dry Food). The hedonic model explains nearly all cross-product price variation in Dry Food, where standard product types (rice, canned goods, flour) have well-defined size and brand hierarchies, but explains relatively little in Instant Food, where format, flavor variety, and portion size create price variation that the ten regressors cannot fully capture. This variation in explanatory power is informative: the hedonic approach works better in categories with more homogeneous product structures.</w:t>
-      </w:r>
-    </w:p>
-    <w:p>
-      <w:pPr>
-        <w:spacing w:line="312" w:before="100" w:after="60"/>
-        <w:ind w:left="360"/>
-        <w:jc w:val="both"/>
-      </w:pPr>
-      <w:r>
-        <w:rPr>
-          <w:rFonts w:ascii="Times New Roman" w:cs="Times New Roman" w:eastAsia="Times New Roman" w:hAnsi="Times New Roman"/>
-          <w:b/>
-          <w:bCs/>
-          <w:i w:val="false"/>
-          <w:iCs w:val="false"/>
-          <w:color w:val="2E5090"/>
-          <w:sz w:val="26"/>
-          <w:szCs w:val="26"/>
-        </w:rPr>
-        <w:t xml:space="preserve">4.3.2  </w:t>
-      </w:r>
-      <w:r>
-        <w:rPr>
-          <w:rFonts w:ascii="Times New Roman" w:cs="Times New Roman" w:eastAsia="Times New Roman" w:hAnsi="Times New Roman"/>
-          <w:b w:val="false"/>
-          <w:bCs w:val="false"/>
-          <w:i w:val="false"/>
-          <w:iCs w:val="false"/>
-          <w:color w:val="000000"/>
-          <w:sz w:val="26"/>
-          <w:szCs w:val="26"/>
-        </w:rPr>
-        <w:t xml:space="preserve">Price-tier premium (is_premium): significant in approximately 6 of 10 categories. Strongest in Gia Vị (+71.0%, p &lt; 0.001), Sữa Tươi (+50.3%, p &lt; 0.001), and Thực Phẩm Chế Biến (+50.1%, p = 0.004). Weaker and insignificant in Bánh Kỹo (+37.3%, p &lt; 0.001) and Mì (+29.9%, p = 0.001). In Rau-Củ-Trái Cây (Fresh Produce), is_premium is near zero and insignificant (+6.4%, n.s.) — premium positioning does not command a price premium in the fresh produce market, where most products are unbranded and pricing reflects size and freshness rather than brand-tier signals.</w:t>
-      </w:r>
-    </w:p>
-    <w:p>
-      <w:pPr>
-        <w:spacing w:line="312" w:before="100" w:after="60"/>
-        <w:ind w:left="360"/>
-        <w:jc w:val="both"/>
-      </w:pPr>
-      <w:r>
-        <w:rPr>
-          <w:rFonts w:ascii="Times New Roman" w:cs="Times New Roman" w:eastAsia="Times New Roman" w:hAnsi="Times New Roman"/>
-          <w:b/>
-          <w:bCs/>
-          <w:i w:val="false"/>
-          <w:iCs w:val="false"/>
-          <w:color w:val="2E5090"/>
-          <w:sz w:val="26"/>
-          <w:szCs w:val="26"/>
-        </w:rPr>
-        <w:t xml:space="preserve">4.3.3  </w:t>
-      </w:r>
-      <w:r>
-        <w:rPr>
-          <w:rFonts w:ascii="Times New Roman" w:cs="Times New Roman" w:eastAsia="Times New Roman" w:hAnsi="Times New Roman"/>
-          <w:b w:val="false"/>
-          <w:bCs w:val="false"/>
-          <w:i w:val="false"/>
-          <w:iCs w:val="false"/>
-          <w:color w:val="000000"/>
-          <w:sz w:val="26"/>
-          <w:szCs w:val="26"/>
-        </w:rPr>
-        <w:t xml:space="preserve">Import premium: the most dramatic per-category result. In Rau-Củ-Trái Cây, is_import = +1.004 (p &lt; 0.001) — imported fruit commands more than double the price of domestic fruit within the same subcategory. This is the single largest coefficient in any per-category regression, reflecting Vietnamese consumers’ willingness to pay for the quality and food-safety assurances associated with imported fruit. In contrast, Thực Phẩm Chế Biến shows is_import = −0.608 (p = 0.013) — imported processed food carries a discount, possibly because imports lack local brand recognition in that category.</w:t>
-      </w:r>
-    </w:p>
-    <w:p>
-      <w:pPr>
-        <w:spacing w:line="312" w:before="100" w:after="60"/>
-        <w:ind w:left="360"/>
-        <w:jc w:val="both"/>
-      </w:pPr>
-      <w:r>
-        <w:rPr>
-          <w:rFonts w:ascii="Times New Roman" w:cs="Times New Roman" w:eastAsia="Times New Roman" w:hAnsi="Times New Roman"/>
-          <w:b/>
-          <w:bCs/>
-          <w:i w:val="false"/>
-          <w:iCs w:val="false"/>
-          <w:color w:val="2E5090"/>
-          <w:sz w:val="26"/>
-          <w:szCs w:val="26"/>
-        </w:rPr>
-        <w:t xml:space="preserve">4.3.4  </w:t>
-      </w:r>
-      <w:r>
-        <w:rPr>
-          <w:rFonts w:ascii="Times New Roman" w:cs="Times New Roman" w:eastAsia="Times New Roman" w:hAnsi="Times New Roman"/>
-          <w:b w:val="false"/>
-          <w:bCs w:val="false"/>
-          <w:i w:val="false"/>
-          <w:iCs w:val="false"/>
-          <w:color w:val="000000"/>
-          <w:sz w:val="26"/>
-          <w:szCs w:val="26"/>
-        </w:rPr>
-        <w:t xml:space="preserve">Health claims: significant only in Gia Vị (+38.2%, p = 0.03) and marginally in Rau-Củ-Trái Cây. These are precisely the categories where food safety and chemical residue concerns are most salient to Vietnamese consumers, consistent with Mergenthaler et al. (2009)’s finding that Vietnamese consumers pay a 60% premium for food safety attributes. In categories with lower baseline safety concerns (snacks, instant noodles, frozen food), health claim keywords in product names do not generate measurable price premiums.</w:t>
-      </w:r>
-    </w:p>
-    <w:p>
-      <w:pPr>
-        <w:spacing w:line="312" w:before="100" w:after="60"/>
-        <w:ind w:left="360"/>
-        <w:jc w:val="both"/>
-      </w:pPr>
-      <w:r>
-        <w:rPr>
-          <w:rFonts w:ascii="Times New Roman" w:cs="Times New Roman" w:eastAsia="Times New Roman" w:hAnsi="Times New Roman"/>
-          <w:b/>
-          <w:bCs/>
-          <w:i w:val="false"/>
-          <w:iCs w:val="false"/>
-          <w:color w:val="2E5090"/>
-          <w:sz w:val="26"/>
-          <w:szCs w:val="26"/>
-        </w:rPr>
-        <w:t xml:space="preserve">4.3.5  </w:t>
-      </w:r>
-      <w:r>
-        <w:rPr>
-          <w:rFonts w:ascii="Times New Roman" w:cs="Times New Roman" w:eastAsia="Times New Roman" w:hAnsi="Times New Roman"/>
-          <w:b w:val="false"/>
-          <w:bCs w:val="false"/>
-          <w:i w:val="false"/>
-          <w:iCs w:val="false"/>
-          <w:color w:val="000000"/>
-          <w:sz w:val="26"/>
-          <w:szCs w:val="26"/>
-        </w:rPr>
-        <w:t xml:space="preserve">High-recognition effect and model performance by category: the is_high_recognition coefficient flips sign across categories — strongly negative in Bánh Kỹo (−0.397, p &lt; 0.001), Gia Vị (−0.306, p = 0.001), and Thực Phẩm Khô (−0.449, p &lt; 0.001), but near-zero in Mì (+0.093, n.s.) and Thực Phẩm Đông Lạnh (+0.113, n.s.). The sign instability suggests that the Household Giant pricing strategy varies by competitive context: in high-promotion-penetration categories (Gia Vị, 36.1%), high-recognition brands are more aggressively discounted; in low-promotion categories (Frozen, 9.3%), they are not. Chăm Sóc Bé (n=34) and Trứng-Đậu Hũ (n=24) have insufficient sample sizes for reliable per-category estimates; results for these categories are reported but interpreted with caution.</w:t>
+        <w:t xml:space="preserve">[TABLE: VIF] thesis_table_vif.csv — all VIF &lt; 2.0.</w:t>
+      </w:r>
+    </w:p>
+    <w:p>
+      <w:pPr>
+        <w:spacing w:line="312" w:before="100" w:after="60"/>
+        <w:ind w:left="360"/>
+        <w:jc w:val="both"/>
+      </w:pPr>
+      <w:r>
+        <w:rPr>
+          <w:rFonts w:ascii="Times New Roman" w:cs="Times New Roman" w:eastAsia="Times New Roman" w:hAnsi="Times New Roman"/>
+          <w:b/>
+          <w:bCs/>
+          <w:i w:val="false"/>
+          <w:iCs w:val="false"/>
+          <w:color w:val="2E5090"/>
+          <w:sz w:val="26"/>
+          <w:szCs w:val="26"/>
+        </w:rPr>
+        <w:t xml:space="preserve">4.7.1  </w:t>
+      </w:r>
+      <w:r>
+        <w:rPr>
+          <w:rFonts w:ascii="Times New Roman" w:cs="Times New Roman" w:eastAsia="Times New Roman" w:hAnsi="Times New Roman"/>
+          <w:b w:val="false"/>
+          <w:bCs w:val="false"/>
+          <w:i w:val="false"/>
+          <w:iCs w:val="false"/>
+          <w:color w:val="000000"/>
+          <w:sz w:val="26"/>
+          <w:szCs w:val="26"/>
+        </w:rPr>
+        <w:t xml:space="preserve">Multicollinearity: all variance inflation factors (VIFs) are below 2.0 (maximum: is_branded at 1.54; all others ≤ 1.42). Despite the hierarchical structure of the brand dummies — where is_premium and is_high_recognition both imply is_branded = 1 — there is no meaningful collinearity among the regressors. The three brand dummies are jointly but not individually collinear, and their incremental effects are separately identified.</w:t>
+      </w:r>
+    </w:p>
+    <w:p>
+      <w:pPr>
+        <w:spacing w:line="312" w:before="100" w:after="60"/>
+        <w:ind w:left="360"/>
+        <w:jc w:val="both"/>
+      </w:pPr>
+      <w:r>
+        <w:rPr>
+          <w:rFonts w:ascii="Times New Roman" w:cs="Times New Roman" w:eastAsia="Times New Roman" w:hAnsi="Times New Roman"/>
+          <w:b/>
+          <w:bCs/>
+          <w:i w:val="false"/>
+          <w:iCs w:val="false"/>
+          <w:color w:val="2E5090"/>
+          <w:sz w:val="26"/>
+          <w:szCs w:val="26"/>
+        </w:rPr>
+        <w:t xml:space="preserve">4.7.2  </w:t>
+      </w:r>
+      <w:r>
+        <w:rPr>
+          <w:rFonts w:ascii="Times New Roman" w:cs="Times New Roman" w:eastAsia="Times New Roman" w:hAnsi="Times New Roman"/>
+          <w:b w:val="false"/>
+          <w:bCs w:val="false"/>
+          <w:i w:val="false"/>
+          <w:iCs w:val="false"/>
+          <w:color w:val="000000"/>
+          <w:sz w:val="26"/>
+          <w:szCs w:val="26"/>
+        </w:rPr>
+        <w:t xml:space="preserve">Heteroskedasticity: the Breusch-Pagan test rejects the null of homoskedastic errors (p &lt; 0.01), confirming that OLS standard errors would be inconsistent. Cluster-robust standard errors, clustered at the 40-subcategory level, are used throughout. Additionally, products within subcategories share unobserved pricing factors (subcategory-level competitive intensity, seasonal demand) that create within-cluster correlation; clustering addresses both sources of non-spherical errors.</w:t>
+      </w:r>
+    </w:p>
+    <w:p>
+      <w:pPr>
+        <w:spacing w:line="312" w:before="100" w:after="60"/>
+        <w:ind w:left="360"/>
+        <w:jc w:val="both"/>
+      </w:pPr>
+      <w:r>
+        <w:rPr>
+          <w:rFonts w:ascii="Times New Roman" w:cs="Times New Roman" w:eastAsia="Times New Roman" w:hAnsi="Times New Roman"/>
+          <w:b/>
+          <w:bCs/>
+          <w:i w:val="false"/>
+          <w:iCs w:val="false"/>
+          <w:color w:val="2E5090"/>
+          <w:sz w:val="26"/>
+          <w:szCs w:val="26"/>
+        </w:rPr>
+        <w:t xml:space="preserve">4.7.3  </w:t>
+      </w:r>
+      <w:r>
+        <w:rPr>
+          <w:rFonts w:ascii="Times New Roman" w:cs="Times New Roman" w:eastAsia="Times New Roman" w:hAnsi="Times New Roman"/>
+          <w:b w:val="false"/>
+          <w:bCs w:val="false"/>
+          <w:i w:val="false"/>
+          <w:iCs w:val="false"/>
+          <w:color w:val="000000"/>
+          <w:sz w:val="26"/>
+          <w:szCs w:val="26"/>
+        </w:rPr>
+        <w:t>Partial F-tests: the brand attribute block (is_branded + is_premium + is_high_recognition) is jointly significant even though is_branded alone is not, confirming that the three brand dimensions collectively explain meaningful price variation. The physical attribute block (ln_pack_size + pack_count) is also jointly significant. The credence attribute block (has_health_claim + has_freshness_claim) is not jointly significant in the pooled model, consistent with their category-specific effects documented in §4.5.</w:t>
+      </w:r>
+    </w:p>
+    <w:p>
+      <w:pPr>
+        <w:spacing w:line="312" w:before="100" w:after="60"/>
+        <w:ind w:left="360"/>
+        <w:jc w:val="both"/>
+      </w:pPr>
+      <w:r>
+        <w:rPr>
+          <w:rFonts w:ascii="Times New Roman" w:cs="Times New Roman" w:eastAsia="Times New Roman" w:hAnsi="Times New Roman"/>
+          <w:b/>
+          <w:bCs/>
+          <w:i w:val="false"/>
+          <w:iCs w:val="false"/>
+          <w:color w:val="2E5090"/>
+          <w:sz w:val="26"/>
+          <w:szCs w:val="26"/>
+        </w:rPr>
+        <w:t xml:space="preserve">4.7.4  </w:t>
+      </w:r>
+      <w:r>
+        <w:rPr>
+          <w:rFonts w:ascii="Times New Roman" w:cs="Times New Roman" w:eastAsia="Times New Roman" w:hAnsi="Times New Roman"/>
+          <w:b w:val="false"/>
+          <w:bCs w:val="false"/>
+          <w:i w:val="false"/>
+          <w:iCs w:val="false"/>
+          <w:color w:val="000000"/>
+          <w:sz w:val="26"/>
+          <w:szCs w:val="26"/>
+        </w:rPr>
+        <w:t xml:space="preserve">Influence diagnostics: Cook’s distance analysis confirms that no single product or small group of products drives the pooled regression results. The leverage analysis shows that the is_import and is_house_brand coefficients — which have the smallest subgroups (98 and 21 products respectively) — are not unduly influenced by outliers in those groups.</w:t>
+      </w:r>
+    </w:p>
+    <w:p>
+      <w:pPr>
+        <w:spacing w:line="312" w:before="100" w:after="60"/>
+        <w:ind w:left="360"/>
+        <w:jc w:val="both"/>
+      </w:pPr>
+      <w:r>
+        <w:rPr>
+          <w:rFonts w:ascii="Times New Roman" w:cs="Times New Roman" w:eastAsia="Times New Roman" w:hAnsi="Times New Roman"/>
+          <w:b/>
+          <w:bCs/>
+          <w:i w:val="false"/>
+          <w:iCs w:val="false"/>
+          <w:color w:val="2E5090"/>
+          <w:sz w:val="26"/>
+          <w:szCs w:val="26"/>
+        </w:rPr>
+        <w:t xml:space="preserve">4.7.5  </w:t>
+      </w:r>
+      <w:r>
+        <w:rPr>
+          <w:rFonts w:ascii="Times New Roman" w:cs="Times New Roman" w:eastAsia="Times New Roman" w:hAnsi="Times New Roman"/>
+          <w:b w:val="false"/>
+          <w:bCs w:val="false"/>
+          <w:i w:val="false"/>
+          <w:iCs w:val="false"/>
+          <w:color w:val="000000"/>
+          <w:sz w:val="26"/>
+          <w:szCs w:val="26"/>
+        </w:rPr>
+        <w:t xml:space="preserve">3-month snapshot stability: running the full regression separately on December 2025, January 2026, and February 2026 product-price snapshots produces consistent coefficient signs and similar magnitudes across all three sub-periods. The results are not an artifact of any single month’s pricing activity. The is_premium coefficient in particular is stable across all three snapshots (December: +0.41; January: +0.43; February: +0.44), confirming that the premium-tier finding is not a seasonal anomaly.</w:t>
+      </w:r>
+    </w:p>
+    <w:p>
+      <w:pPr>
+        <w:spacing w:line="312" w:before="100" w:after="60"/>
+        <w:ind w:left="360"/>
+        <w:jc w:val="both"/>
+      </w:pPr>
+      <w:r>
+        <w:rPr>
+          <w:rFonts w:ascii="Times New Roman" w:cs="Times New Roman" w:eastAsia="Times New Roman" w:hAnsi="Times New Roman"/>
+          <w:b/>
+          <w:bCs/>
+          <w:i w:val="false"/>
+          <w:iCs w:val="false"/>
+          <w:color w:val="2E5090"/>
+          <w:sz w:val="26"/>
+          <w:szCs w:val="26"/>
+        </w:rPr>
+        <w:t xml:space="preserve">4.7.6  </w:t>
+      </w:r>
+      <w:r>
+        <w:rPr>
+          <w:rFonts w:ascii="Times New Roman" w:cs="Times New Roman" w:eastAsia="Times New Roman" w:hAnsi="Times New Roman"/>
+          <w:b w:val="false"/>
+          <w:bCs w:val="false"/>
+          <w:i w:val="false"/>
+          <w:iCs w:val="false"/>
+          <w:color w:val="000000"/>
+          <w:sz w:val="26"/>
+          <w:szCs w:val="26"/>
+        </w:rPr>
+        <w:t>Price-tier endogeneity note: is_premium is defined as a product’s price rank (above vs. below subcategory median), which creates a partial mechanical relationship with the log-price dependent variable. This is mitigated by three features of the design: (1) is_premium captures ordinal rank, not price level, so it does not directly enter the dependent variable; (2) the dependent variable is log price per standardized unit, which differs from the raw price used to compute the median rank; (3) results are robust across subcategories with very different absolute median thresholds. An instrumental-variable approach or an external quality rating would further strengthen the identification, which is noted as a limitation in §5.3.</w:t>
       </w:r>
     </w:p>
     <w:p>
@@ -4382,7 +4979,7 @@
           <w:sz w:val="22"/>
           <w:szCs w:val="22"/>
         </w:rPr>
-        <w:t xml:space="preserve">→ Cross-category heterogeneity documented. §4.4 zooms in on the erosion comparison — the central finding.</w:t>
+        <w:t>→ Diagnostics complete. §5.1 interprets the findings in light of the theoretical framework.</w:t>
       </w:r>
     </w:p>
     <w:p>
@@ -4402,7 +4999,7 @@
           <w:sz w:val="26"/>
           <w:szCs w:val="26"/>
         </w:rPr>
-        <w:t xml:space="preserve">4.4 Promotional Erosion Analysis — The Key Finding</w:t>
+        <w:t>5.1 Discussion</w:t>
       </w:r>
     </w:p>
     <w:p>
@@ -4421,278 +5018,172 @@
           <w:sz w:val="26"/>
           <w:szCs w:val="26"/>
         </w:rPr>
-        <w:t xml:space="preserve">Purpose: This is the centerpiece section. Compare marked vs. final-price coefficients directly. Every number here should be accurate and sourced from thesis_table_coefficient_comparison.csv.</w:t>
-      </w:r>
-    </w:p>
-    <w:p>
-      <w:pPr>
-        <w:spacing w:line="312" w:before="60" w:after="60"/>
-        <w:ind w:left="360"/>
-        <w:jc w:val="left"/>
-      </w:pPr>
-      <w:r>
-        <w:rPr>
-          <w:rFonts w:ascii="Times New Roman" w:cs="Times New Roman" w:eastAsia="Times New Roman" w:hAnsi="Times New Roman"/>
-          <w:b w:val="false"/>
-          <w:bCs w:val="false"/>
-          <w:i/>
-          <w:iCs/>
-          <w:color w:val="006600"/>
-          <w:sz w:val="22"/>
-          <w:szCs w:val="22"/>
-        </w:rPr>
-        <w:t xml:space="preserve">[TABLE: EROSION] thesis_table_coefficient_comparison.csv — β_marked, β_final, erosion %, direction. [FIGURE 3] thesis_fig3_brand_premium_marked_vs_final.png — core visual.</w:t>
-      </w:r>
-    </w:p>
-    <w:p>
-      <w:pPr>
-        <w:spacing w:line="312" w:before="100" w:after="60"/>
-        <w:ind w:left="360"/>
-        <w:jc w:val="both"/>
-      </w:pPr>
-      <w:r>
-        <w:rPr>
-          <w:rFonts w:ascii="Times New Roman" w:cs="Times New Roman" w:eastAsia="Times New Roman" w:hAnsi="Times New Roman"/>
-          <w:b/>
-          <w:bCs/>
-          <w:i w:val="false"/>
-          <w:iCs w:val="false"/>
-          <w:color w:val="2E5090"/>
-          <w:sz w:val="26"/>
-          <w:szCs w:val="26"/>
-        </w:rPr>
-        <w:t xml:space="preserve">4.4.1  </w:t>
-      </w:r>
-      <w:r>
-        <w:rPr>
-          <w:rFonts w:ascii="Times New Roman" w:cs="Times New Roman" w:eastAsia="Times New Roman" w:hAnsi="Times New Roman"/>
-          <w:b w:val="false"/>
-          <w:bCs w:val="false"/>
-          <w:i w:val="false"/>
-          <w:iCs w:val="false"/>
-          <w:color w:val="000000"/>
-          <w:sz w:val="26"/>
-          <w:szCs w:val="26"/>
-        </w:rPr>
-        <w:t xml:space="preserve">Erosion metric: pct_erosion = (β_marked − β_final) / β_marked × 100. Positive erosion means the attribute premium shrinks from sticker to checkout; negative erosion means it grows. The metric is applied to all 10 regression coefficients; the five attribute premiums with economically interpretable signs (is_branded, is_premium, is_high_recognition, is_import, is_house_brand) receive the most analytical attention.</w:t>
-      </w:r>
-    </w:p>
-    <w:p>
-      <w:pPr>
-        <w:spacing w:line="312" w:before="100" w:after="60"/>
-        <w:ind w:left="360"/>
-        <w:jc w:val="both"/>
-      </w:pPr>
-      <w:r>
-        <w:rPr>
-          <w:rFonts w:ascii="Times New Roman" w:cs="Times New Roman" w:eastAsia="Times New Roman" w:hAnsi="Times New Roman"/>
-          <w:b/>
-          <w:bCs/>
-          <w:i w:val="false"/>
-          <w:iCs w:val="false"/>
-          <w:color w:val="2E5090"/>
-          <w:sz w:val="26"/>
-          <w:szCs w:val="26"/>
-        </w:rPr>
-        <w:t xml:space="preserve">4.4.2  </w:t>
-      </w:r>
-      <w:r>
-        <w:rPr>
-          <w:rFonts w:ascii="Times New Roman" w:cs="Times New Roman" w:eastAsia="Times New Roman" w:hAnsi="Times New Roman"/>
-          <w:b w:val="false"/>
-          <w:bCs w:val="false"/>
-          <w:i w:val="false"/>
-          <w:iCs w:val="false"/>
-          <w:color w:val="000000"/>
-          <w:sz w:val="26"/>
-          <w:szCs w:val="26"/>
-        </w:rPr>
-        <w:t xml:space="preserve">Price-tier stability (is_premium): erosion = −1.7%. The premium-tier coefficient increases marginally from +0.429 (marked) to +0.436 (final). Premium-tier positioning survives the promotional pipeline with no meaningful erosion — in fact, it strengthens very slightly at checkout. This is the central finding of the thesis: promotions do not erode the premium that consumers pay for products occupying the top pricing tier within their subcategory. The premium-tier signal is evidently treated by Winmart as off-limits for promotional discounting.</w:t>
-      </w:r>
-    </w:p>
-    <w:p>
-      <w:pPr>
-        <w:spacing w:line="312" w:before="100" w:after="60"/>
-        <w:ind w:left="360"/>
-        <w:jc w:val="both"/>
-      </w:pPr>
-      <w:r>
-        <w:rPr>
-          <w:rFonts w:ascii="Times New Roman" w:cs="Times New Roman" w:eastAsia="Times New Roman" w:hAnsi="Times New Roman"/>
-          <w:b/>
-          <w:bCs/>
-          <w:i w:val="false"/>
-          <w:iCs w:val="false"/>
-          <w:color w:val="2E5090"/>
-          <w:sz w:val="26"/>
-          <w:szCs w:val="26"/>
-        </w:rPr>
-        <w:t xml:space="preserve">4.4.3  </w:t>
-      </w:r>
-      <w:r>
-        <w:rPr>
-          <w:rFonts w:ascii="Times New Roman" w:cs="Times New Roman" w:eastAsia="Times New Roman" w:hAnsi="Times New Roman"/>
-          <w:b w:val="false"/>
-          <w:bCs w:val="false"/>
-          <w:i w:val="false"/>
-          <w:iCs w:val="false"/>
-          <w:color w:val="000000"/>
-          <w:sz w:val="26"/>
-          <w:szCs w:val="26"/>
-        </w:rPr>
-        <w:t xml:space="preserve">Brand-name erosion (is_branded): erosion = 50.6%. The brand-name coefficient shrinks from +0.022 (marked) to +0.011 (final). While neither value is statistically significant, the direction is clear: the small and uncertain brand-name advantage that exists on the sticker price is halved at checkout. Whatever marginal premium a brand name alone generates over generic products is systematically targeted by promotional pricing. Together with the price-tier stability finding, this establishes that promotions differentiate between brand dimensions: they leave price-tier premiums intact while eroding brand-name premiums.</w:t>
-      </w:r>
-    </w:p>
-    <w:p>
-      <w:pPr>
-        <w:spacing w:line="312" w:before="100" w:after="60"/>
-        <w:ind w:left="360"/>
-        <w:jc w:val="both"/>
-      </w:pPr>
-      <w:r>
-        <w:rPr>
-          <w:rFonts w:ascii="Times New Roman" w:cs="Times New Roman" w:eastAsia="Times New Roman" w:hAnsi="Times New Roman"/>
-          <w:b/>
-          <w:bCs/>
-          <w:i w:val="false"/>
-          <w:iCs w:val="false"/>
-          <w:color w:val="2E5090"/>
-          <w:sz w:val="26"/>
-          <w:szCs w:val="26"/>
-        </w:rPr>
-        <w:t xml:space="preserve">4.4.4  </w:t>
-      </w:r>
-      <w:r>
-        <w:rPr>
-          <w:rFonts w:ascii="Times New Roman" w:cs="Times New Roman" w:eastAsia="Times New Roman" w:hAnsi="Times New Roman"/>
-          <w:b w:val="false"/>
-          <w:bCs w:val="false"/>
-          <w:i w:val="false"/>
-          <w:iCs w:val="false"/>
-          <w:color w:val="000000"/>
-          <w:sz w:val="26"/>
-          <w:szCs w:val="26"/>
-        </w:rPr>
-        <w:t xml:space="preserve">High-recognition deepening (is_high_recognition): erosion = 4.3%. The Household Giant discount deepens from −0.255 (marked) to −0.266 (final). High-recognition brands receive slightly larger discounts at checkout than at the sticker stage, consistent with the interpretation that these brands serve as promotional traffic drivers. The deepening is modest but directionally consistent with the brand-name erosion finding.</w:t>
-      </w:r>
-    </w:p>
-    <w:p>
-      <w:pPr>
-        <w:spacing w:line="312" w:before="100" w:after="60"/>
-        <w:ind w:left="360"/>
-        <w:jc w:val="both"/>
-      </w:pPr>
-      <w:r>
-        <w:rPr>
-          <w:rFonts w:ascii="Times New Roman" w:cs="Times New Roman" w:eastAsia="Times New Roman" w:hAnsi="Times New Roman"/>
-          <w:b/>
-          <w:bCs/>
-          <w:i w:val="false"/>
-          <w:iCs w:val="false"/>
-          <w:color w:val="2E5090"/>
-          <w:sz w:val="26"/>
-          <w:szCs w:val="26"/>
-        </w:rPr>
-        <w:t xml:space="preserve">4.4.5  </w:t>
-      </w:r>
-      <w:r>
-        <w:rPr>
-          <w:rFonts w:ascii="Times New Roman" w:cs="Times New Roman" w:eastAsia="Times New Roman" w:hAnsi="Times New Roman"/>
-          <w:b w:val="false"/>
-          <w:bCs w:val="false"/>
-          <w:i w:val="false"/>
-          <w:iCs w:val="false"/>
-          <w:color w:val="000000"/>
-          <w:sz w:val="26"/>
-          <w:szCs w:val="26"/>
-        </w:rPr>
-        <w:t xml:space="preserve">Import erosion (is_import): erosion = 19.1%. The import premium declines from +0.144 (marked) to +0.117 (final), a 19% partial erosion. Neither coefficient is individually significant in the pooled model (due to the small import sample), so this finding is directional. Import origin premiums are partially but not fully eroded by promotions — a different pattern from both the premium-tier stability and the brand-name erosion.</w:t>
-      </w:r>
-    </w:p>
-    <w:p>
-      <w:pPr>
-        <w:spacing w:line="312" w:before="100" w:after="60"/>
-        <w:ind w:left="360"/>
-        <w:jc w:val="both"/>
-      </w:pPr>
-      <w:r>
-        <w:rPr>
-          <w:rFonts w:ascii="Times New Roman" w:cs="Times New Roman" w:eastAsia="Times New Roman" w:hAnsi="Times New Roman"/>
-          <w:b/>
-          <w:bCs/>
-          <w:i w:val="false"/>
-          <w:iCs w:val="false"/>
-          <w:color w:val="2E5090"/>
-          <w:sz w:val="26"/>
-          <w:szCs w:val="26"/>
-        </w:rPr>
-        <w:t xml:space="preserve">4.4.6  </w:t>
-      </w:r>
-      <w:r>
-        <w:rPr>
-          <w:rFonts w:ascii="Times New Roman" w:cs="Times New Roman" w:eastAsia="Times New Roman" w:hAnsi="Times New Roman"/>
-          <w:b w:val="false"/>
-          <w:bCs w:val="false"/>
-          <w:i w:val="false"/>
-          <w:iCs w:val="false"/>
-          <w:color w:val="000000"/>
-          <w:sz w:val="26"/>
-          <w:szCs w:val="26"/>
-        </w:rPr>
-        <w:t xml:space="preserve">House brand amplification — WinEco (is_house_brand): erosion = 475.6%. The WinEco sticker-price discount is −4.6% (SE = 0.059, n.s.) but the checkout discount is −26.6% (SE = 0.058, p &lt; 0.001). WinEco maintains near-parity sticker prices — avoiding the shelf-price “cheap brand” stigma — while using deep checkout discounts as its primary competitive lever. The promotional pipeline transforms WinEco from a near-parity brand into a deeply discounted alternative. This is the most extreme promotional strategy in the dataset: 476% amplification of the discount from sticker to checkout. The strategic logic connects to the private label literature — sophisticated house brands use promotional pricing to compete on value without undermining shelf positioning.</w:t>
-      </w:r>
-    </w:p>
-    <w:p>
-      <w:pPr>
-        <w:spacing w:line="312" w:before="100" w:after="60"/>
-        <w:ind w:left="360"/>
-        <w:jc w:val="both"/>
-      </w:pPr>
-      <w:r>
-        <w:rPr>
-          <w:rFonts w:ascii="Times New Roman" w:cs="Times New Roman" w:eastAsia="Times New Roman" w:hAnsi="Times New Roman"/>
-          <w:b/>
-          <w:bCs/>
-          <w:i w:val="false"/>
-          <w:iCs w:val="false"/>
-          <w:color w:val="2E5090"/>
-          <w:sz w:val="26"/>
-          <w:szCs w:val="26"/>
-        </w:rPr>
-        <w:t xml:space="preserve">4.4.7  </w:t>
-      </w:r>
-      <w:r>
-        <w:rPr>
-          <w:rFonts w:ascii="Times New Roman" w:cs="Times New Roman" w:eastAsia="Times New Roman" w:hAnsi="Times New Roman"/>
-          <w:b w:val="false"/>
-          <w:bCs w:val="false"/>
-          <w:i w:val="false"/>
-          <w:iCs w:val="false"/>
-          <w:color w:val="000000"/>
-          <w:sz w:val="26"/>
-          <w:szCs w:val="26"/>
-        </w:rPr>
-        <w:t xml:space="preserve">Physical and other attributes: pack-size erosion = 2.8% (minimal — physical product characteristics are not promotional targets), pack-count erosion = −4.8% (multi-packs slightly advantaged at checkout), health claim erosion = −13.3% (health claim premium grows slightly at checkout, consistent with credence attributes being resilient to discounting), freshness claim erosion = 12.3% (slight erosion). None of these are statistically significant changes.</w:t>
-      </w:r>
-    </w:p>
-    <w:p>
-      <w:pPr>
-        <w:spacing w:line="312" w:before="60" w:after="60"/>
-        <w:ind w:left="360"/>
-        <w:jc w:val="left"/>
-      </w:pPr>
-      <w:r>
-        <w:rPr>
-          <w:rFonts w:ascii="Times New Roman" w:cs="Times New Roman" w:eastAsia="Times New Roman" w:hAnsi="Times New Roman"/>
-          <w:b w:val="false"/>
-          <w:bCs w:val="false"/>
-          <w:i/>
-          <w:iCs/>
-          <w:color w:val="CC0000"/>
-          <w:sz w:val="22"/>
-          <w:szCs w:val="22"/>
-        </w:rPr>
-        <w:t xml:space="preserve">[DEFENSE NOTE] Core narrative: “Promotional pricing erodes brand-name premiums (50.6%) but not price-tier premiums (−1.7%), with systematic variation across categories. The house brand (WinEco) exhibits the most extreme promotional strategy, with checkout discounts amplifying its competitive advantage by 476% relative to its sticker-price positioning.”</w:t>
+        <w:t xml:space="preserve">Purpose: Interpret results, not just restate them. Connect coefficients to economic logic and to the literature. Tet context in 1–2 paragraphs at the end.</w:t>
+      </w:r>
+    </w:p>
+    <w:p>
+      <w:pPr>
+        <w:spacing w:line="312" w:before="100" w:after="60"/>
+        <w:ind w:left="360"/>
+        <w:jc w:val="both"/>
+      </w:pPr>
+      <w:r>
+        <w:rPr>
+          <w:rFonts w:ascii="Times New Roman" w:cs="Times New Roman" w:eastAsia="Times New Roman" w:hAnsi="Times New Roman"/>
+          <w:b/>
+          <w:bCs/>
+          <w:i w:val="false"/>
+          <w:iCs w:val="false"/>
+          <w:color w:val="2E5090"/>
+          <w:sz w:val="26"/>
+          <w:szCs w:val="26"/>
+        </w:rPr>
+        <w:t xml:space="preserve">5.1.1  </w:t>
+      </w:r>
+      <w:r>
+        <w:rPr>
+          <w:rFonts w:ascii="Times New Roman" w:cs="Times New Roman" w:eastAsia="Times New Roman" w:hAnsi="Times New Roman"/>
+          <w:b w:val="false"/>
+          <w:bCs w:val="false"/>
+          <w:i w:val="false"/>
+          <w:iCs w:val="false"/>
+          <w:color w:val="000000"/>
+          <w:sz w:val="26"/>
+          <w:szCs w:val="26"/>
+        </w:rPr>
+        <w:t xml:space="preserve">Why price-tier premiums survive checkout: premium positioning reflects genuine product differentiation — higher-quality ingredients, imported inputs, specialized packaging, or niche positioning — that the retailer has an economic interest in preserving even during promotional periods. Discounting premium products would erode their positioning signal, undermining the retailer’s ability to extract premium margins from quality-seeking consumers. This is consistent with Varian’s (1997) versioning logic: the retailer maintains distinct price tiers to serve heterogeneous consumer willingness-to-pay, and the integrity of the premium tier is valuable precisely because of its contrast with the discounted alternatives. The near-zero erosion of is_premium (−1.7%) is not incidental — it reflects a deliberate pricing discipline applied to the premium segment.</w:t>
+      </w:r>
+    </w:p>
+    <w:p>
+      <w:pPr>
+        <w:spacing w:line="312" w:before="100" w:after="60"/>
+        <w:ind w:left="360"/>
+        <w:jc w:val="both"/>
+      </w:pPr>
+      <w:r>
+        <w:rPr>
+          <w:rFonts w:ascii="Times New Roman" w:cs="Times New Roman" w:eastAsia="Times New Roman" w:hAnsi="Times New Roman"/>
+          <w:b/>
+          <w:bCs/>
+          <w:i w:val="false"/>
+          <w:iCs w:val="false"/>
+          <w:color w:val="2E5090"/>
+          <w:sz w:val="26"/>
+          <w:szCs w:val="26"/>
+        </w:rPr>
+        <w:t xml:space="preserve">5.1.2  </w:t>
+      </w:r>
+      <w:r>
+        <w:rPr>
+          <w:rFonts w:ascii="Times New Roman" w:cs="Times New Roman" w:eastAsia="Times New Roman" w:hAnsi="Times New Roman"/>
+          <w:b w:val="false"/>
+          <w:bCs w:val="false"/>
+          <w:i w:val="false"/>
+          <w:iCs w:val="false"/>
+          <w:color w:val="000000"/>
+          <w:sz w:val="26"/>
+          <w:szCs w:val="26"/>
+        </w:rPr>
+        <w:t xml:space="preserve">Why brand-name premiums erode: brand recognition without premium positioning places a product in the Household Giant quadrant — well-known, widely distributed, but positioned at or below the subcategory median price. These are precisely the products that retailers use as promotional vehicles: a familiar brand name on a discounted product attracts consumer attention and drives store visits. The 50.6% erosion of the already-small brand-name premium reflects this traffic-driving logic. This aligns with Keller’s (1993) framework: brand awareness facilitates retrieval and recognition, making high-awareness brands effective promotional anchors even when the underlying brand-name premium in prices is modest.</w:t>
+      </w:r>
+    </w:p>
+    <w:p>
+      <w:pPr>
+        <w:spacing w:line="312" w:before="100" w:after="60"/>
+        <w:ind w:left="360"/>
+        <w:jc w:val="both"/>
+      </w:pPr>
+      <w:r>
+        <w:rPr>
+          <w:rFonts w:ascii="Times New Roman" w:cs="Times New Roman" w:eastAsia="Times New Roman" w:hAnsi="Times New Roman"/>
+          <w:b/>
+          <w:bCs/>
+          <w:i w:val="false"/>
+          <w:iCs w:val="false"/>
+          <w:color w:val="2E5090"/>
+          <w:sz w:val="26"/>
+          <w:szCs w:val="26"/>
+        </w:rPr>
+        <w:t xml:space="preserve">5.1.3  </w:t>
+      </w:r>
+      <w:r>
+        <w:rPr>
+          <w:rFonts w:ascii="Times New Roman" w:cs="Times New Roman" w:eastAsia="Times New Roman" w:hAnsi="Times New Roman"/>
+          <w:b w:val="false"/>
+          <w:bCs w:val="false"/>
+          <w:i w:val="false"/>
+          <w:iCs w:val="false"/>
+          <w:color w:val="000000"/>
+          <w:sz w:val="26"/>
+          <w:szCs w:val="26"/>
+        </w:rPr>
+        <w:t xml:space="preserve">The WinEco effect and private label strategy: the house brand’s 476% erosion reveals a sophisticated private-label pricing strategy. By maintaining near-parity sticker prices, WinEco avoids the shelf-price stigma associated with discount private labels, consistent with the “premium private label” evolution documented in the private label literature. The deep checkout discounts — visible only at the point of purchase — create a hidden competitive advantage that does not undermine shelf positioning. The sticker-to-checkout transformation of WinEco from −4.6% to −26.6% discount suggests that Winmart uses WinEco promotions as loss-leaders or category anchors, leveraging the house brand’s zero-acquisition-cost position to offer the deepest discounts in the promotional mix.</w:t>
+      </w:r>
+    </w:p>
+    <w:p>
+      <w:pPr>
+        <w:spacing w:line="312" w:before="100" w:after="60"/>
+        <w:ind w:left="360"/>
+        <w:jc w:val="both"/>
+      </w:pPr>
+      <w:r>
+        <w:rPr>
+          <w:rFonts w:ascii="Times New Roman" w:cs="Times New Roman" w:eastAsia="Times New Roman" w:hAnsi="Times New Roman"/>
+          <w:b/>
+          <w:bCs/>
+          <w:i w:val="false"/>
+          <w:iCs w:val="false"/>
+          <w:color w:val="2E5090"/>
+          <w:sz w:val="26"/>
+          <w:szCs w:val="26"/>
+        </w:rPr>
+        <w:t xml:space="preserve">5.1.4  </w:t>
+      </w:r>
+      <w:r>
+        <w:rPr>
+          <w:rFonts w:ascii="Times New Roman" w:cs="Times New Roman" w:eastAsia="Times New Roman" w:hAnsi="Times New Roman"/>
+          <w:b w:val="false"/>
+          <w:bCs w:val="false"/>
+          <w:i w:val="false"/>
+          <w:iCs w:val="false"/>
+          <w:color w:val="000000"/>
+          <w:sz w:val="26"/>
+          <w:szCs w:val="26"/>
+        </w:rPr>
+        <w:t xml:space="preserve">Import premium in fresh produce and health claims in spices: the 100.4% import premium in Rau-Củ-Trái Cây reflects Vietnamese consumers’ documented willingness to pay for imported fruit quality and food-safety assurances, consistent with Mergenthaler et al. (2009)’s finding of a 60% WTP premium for low-residue attributes. The category-specific significance of health claims — meaningful in Gia Vị and Rau but not in snacks or frozen food — aligns with Bell et al. (2021)’s finding that food values in peri-urban Hanoi vary by category, with stronger quality and safety concerns for primary ingredients than for processed convenience foods. The negative import premium in processed food (−60.8% in Thực Phẩm Chế Biến) suggests that import origin is not uniformly valued: in categories dominated by well-known domestic brands, imported alternatives lack the local brand equity that commands a premium.</w:t>
+      </w:r>
+    </w:p>
+    <w:p>
+      <w:pPr>
+        <w:spacing w:line="312" w:before="100" w:after="60"/>
+        <w:ind w:left="360"/>
+        <w:jc w:val="both"/>
+      </w:pPr>
+      <w:r>
+        <w:rPr>
+          <w:rFonts w:ascii="Times New Roman" w:cs="Times New Roman" w:eastAsia="Times New Roman" w:hAnsi="Times New Roman"/>
+          <w:b/>
+          <w:bCs/>
+          <w:i w:val="false"/>
+          <w:iCs w:val="false"/>
+          <w:color w:val="2E5090"/>
+          <w:sz w:val="26"/>
+          <w:szCs w:val="26"/>
+        </w:rPr>
+        <w:t xml:space="preserve">5.1.5  </w:t>
+      </w:r>
+      <w:r>
+        <w:rPr>
+          <w:rFonts w:ascii="Times New Roman" w:cs="Times New Roman" w:eastAsia="Times New Roman" w:hAnsi="Times New Roman"/>
+          <w:b w:val="false"/>
+          <w:bCs w:val="false"/>
+          <w:i w:val="false"/>
+          <w:iCs w:val="false"/>
+          <w:color w:val="000000"/>
+          <w:sz w:val="26"/>
+          <w:szCs w:val="26"/>
+        </w:rPr>
+        <w:t xml:space="preserve">Tet context: the 88-day observation window encompasses Tết Nguyên Đán 2026 (February 17), Vietnam’s most significant consumption event. While a formal Tết event study is precluded by data gaps in the two most Tết-sensitive categories (Confectionary and Instant_food), the temporal stability of brand premiums across this period — observable for the remaining eight categories in the 3-month snapshot robustness check — suggests that the cross-sectional hedonic estimates are not artifacts of a single seasonal pricing regime. The data window, spanning pre-Tết stockpiling, the holiday itself, and post-Tết normalization, may in fact produce more representative average premiums than a non-holiday window would, since cross-sectional prices are averaged over the full 88 days rather than capturing any single moment in the seasonal cycle.</w:t>
       </w:r>
     </w:p>
     <w:p>
@@ -4712,7 +5203,7 @@
           <w:sz w:val="22"/>
           <w:szCs w:val="22"/>
         </w:rPr>
-        <w:t xml:space="preserve">→ Key finding established. §4.5 validates the technical underpinnings of the regression.</w:t>
+        <w:t>→ Discussion complete. §5.3 acknowledges what this study cannot claim.</w:t>
       </w:r>
     </w:p>
     <w:p>
@@ -4732,7 +5223,7 @@
           <w:sz w:val="26"/>
           <w:szCs w:val="26"/>
         </w:rPr>
-        <w:t xml:space="preserve">4.5 Diagnostics and Robustness</w:t>
+        <w:t>5.3 Limitations</w:t>
       </w:r>
     </w:p>
     <w:p>
@@ -4751,507 +5242,6 @@
           <w:sz w:val="26"/>
           <w:szCs w:val="26"/>
         </w:rPr>
-        <w:t xml:space="preserve">Purpose: Preempt methodological objections. Every major econometric concern should be addressed here. Committee will probe these.</w:t>
-      </w:r>
-    </w:p>
-    <w:p>
-      <w:pPr>
-        <w:spacing w:line="312" w:before="60" w:after="60"/>
-        <w:ind w:left="360"/>
-        <w:jc w:val="left"/>
-      </w:pPr>
-      <w:r>
-        <w:rPr>
-          <w:rFonts w:ascii="Times New Roman" w:cs="Times New Roman" w:eastAsia="Times New Roman" w:hAnsi="Times New Roman"/>
-          <w:b w:val="false"/>
-          <w:bCs w:val="false"/>
-          <w:i/>
-          <w:iCs/>
-          <w:color w:val="006600"/>
-          <w:sz w:val="22"/>
-          <w:szCs w:val="22"/>
-        </w:rPr>
-        <w:t xml:space="preserve">[TABLE: VIF] thesis_table_vif.csv — all VIF &lt; 2.0.</w:t>
-      </w:r>
-    </w:p>
-    <w:p>
-      <w:pPr>
-        <w:spacing w:line="312" w:before="100" w:after="60"/>
-        <w:ind w:left="360"/>
-        <w:jc w:val="both"/>
-      </w:pPr>
-      <w:r>
-        <w:rPr>
-          <w:rFonts w:ascii="Times New Roman" w:cs="Times New Roman" w:eastAsia="Times New Roman" w:hAnsi="Times New Roman"/>
-          <w:b/>
-          <w:bCs/>
-          <w:i w:val="false"/>
-          <w:iCs w:val="false"/>
-          <w:color w:val="2E5090"/>
-          <w:sz w:val="26"/>
-          <w:szCs w:val="26"/>
-        </w:rPr>
-        <w:t xml:space="preserve">4.5.1  </w:t>
-      </w:r>
-      <w:r>
-        <w:rPr>
-          <w:rFonts w:ascii="Times New Roman" w:cs="Times New Roman" w:eastAsia="Times New Roman" w:hAnsi="Times New Roman"/>
-          <w:b w:val="false"/>
-          <w:bCs w:val="false"/>
-          <w:i w:val="false"/>
-          <w:iCs w:val="false"/>
-          <w:color w:val="000000"/>
-          <w:sz w:val="26"/>
-          <w:szCs w:val="26"/>
-        </w:rPr>
-        <w:t xml:space="preserve">Multicollinearity: all variance inflation factors (VIFs) are below 2.0 (maximum: is_branded at 1.54; all others ≤ 1.42). Despite the hierarchical structure of the brand dummies — where is_premium and is_high_recognition both imply is_branded = 1 — there is no meaningful collinearity among the regressors. The three brand dummies are jointly but not individually collinear, and their incremental effects are separately identified.</w:t>
-      </w:r>
-    </w:p>
-    <w:p>
-      <w:pPr>
-        <w:spacing w:line="312" w:before="100" w:after="60"/>
-        <w:ind w:left="360"/>
-        <w:jc w:val="both"/>
-      </w:pPr>
-      <w:r>
-        <w:rPr>
-          <w:rFonts w:ascii="Times New Roman" w:cs="Times New Roman" w:eastAsia="Times New Roman" w:hAnsi="Times New Roman"/>
-          <w:b/>
-          <w:bCs/>
-          <w:i w:val="false"/>
-          <w:iCs w:val="false"/>
-          <w:color w:val="2E5090"/>
-          <w:sz w:val="26"/>
-          <w:szCs w:val="26"/>
-        </w:rPr>
-        <w:t xml:space="preserve">4.5.2  </w:t>
-      </w:r>
-      <w:r>
-        <w:rPr>
-          <w:rFonts w:ascii="Times New Roman" w:cs="Times New Roman" w:eastAsia="Times New Roman" w:hAnsi="Times New Roman"/>
-          <w:b w:val="false"/>
-          <w:bCs w:val="false"/>
-          <w:i w:val="false"/>
-          <w:iCs w:val="false"/>
-          <w:color w:val="000000"/>
-          <w:sz w:val="26"/>
-          <w:szCs w:val="26"/>
-        </w:rPr>
-        <w:t xml:space="preserve">Heteroskedasticity: the Breusch-Pagan test rejects the null of homoskedastic errors (p &lt; 0.01), confirming that OLS standard errors would be inconsistent. Cluster-robust standard errors, clustered at the 40-subcategory level, are used throughout. Additionally, products within subcategories share unobserved pricing factors (subcategory-level competitive intensity, seasonal demand) that create within-cluster correlation; clustering addresses both sources of non-spherical errors.</w:t>
-      </w:r>
-    </w:p>
-    <w:p>
-      <w:pPr>
-        <w:spacing w:line="312" w:before="100" w:after="60"/>
-        <w:ind w:left="360"/>
-        <w:jc w:val="both"/>
-      </w:pPr>
-      <w:r>
-        <w:rPr>
-          <w:rFonts w:ascii="Times New Roman" w:cs="Times New Roman" w:eastAsia="Times New Roman" w:hAnsi="Times New Roman"/>
-          <w:b/>
-          <w:bCs/>
-          <w:i w:val="false"/>
-          <w:iCs w:val="false"/>
-          <w:color w:val="2E5090"/>
-          <w:sz w:val="26"/>
-          <w:szCs w:val="26"/>
-        </w:rPr>
-        <w:t xml:space="preserve">4.5.3  </w:t>
-      </w:r>
-      <w:r>
-        <w:rPr>
-          <w:rFonts w:ascii="Times New Roman" w:cs="Times New Roman" w:eastAsia="Times New Roman" w:hAnsi="Times New Roman"/>
-          <w:b w:val="false"/>
-          <w:bCs w:val="false"/>
-          <w:i w:val="false"/>
-          <w:iCs w:val="false"/>
-          <w:color w:val="000000"/>
-          <w:sz w:val="26"/>
-          <w:szCs w:val="26"/>
-        </w:rPr>
-        <w:t xml:space="preserve">Partial F-tests: the brand attribute block (is_branded + is_premium + is_high_recognition) is jointly significant even though is_branded alone is not, confirming that the three brand dimensions collectively explain meaningful price variation. The physical attribute block (ln_pack_size + pack_count) is also jointly significant. The credence attribute block (has_health_claim + has_freshness_claim) is not jointly significant in the pooled model, consistent with their category-specific effects documented in §4.3.</w:t>
-      </w:r>
-    </w:p>
-    <w:p>
-      <w:pPr>
-        <w:spacing w:line="312" w:before="100" w:after="60"/>
-        <w:ind w:left="360"/>
-        <w:jc w:val="both"/>
-      </w:pPr>
-      <w:r>
-        <w:rPr>
-          <w:rFonts w:ascii="Times New Roman" w:cs="Times New Roman" w:eastAsia="Times New Roman" w:hAnsi="Times New Roman"/>
-          <w:b/>
-          <w:bCs/>
-          <w:i w:val="false"/>
-          <w:iCs w:val="false"/>
-          <w:color w:val="2E5090"/>
-          <w:sz w:val="26"/>
-          <w:szCs w:val="26"/>
-        </w:rPr>
-        <w:t xml:space="preserve">4.5.4  </w:t>
-      </w:r>
-      <w:r>
-        <w:rPr>
-          <w:rFonts w:ascii="Times New Roman" w:cs="Times New Roman" w:eastAsia="Times New Roman" w:hAnsi="Times New Roman"/>
-          <w:b w:val="false"/>
-          <w:bCs w:val="false"/>
-          <w:i w:val="false"/>
-          <w:iCs w:val="false"/>
-          <w:color w:val="000000"/>
-          <w:sz w:val="26"/>
-          <w:szCs w:val="26"/>
-        </w:rPr>
-        <w:t xml:space="preserve">Influence diagnostics: Cook’s distance analysis confirms that no single product or small group of products drives the pooled regression results. The leverage analysis shows that the is_import and is_house_brand coefficients — which have the smallest subgroups (98 and 21 products respectively) — are not unduly influenced by outliers in those groups.</w:t>
-      </w:r>
-    </w:p>
-    <w:p>
-      <w:pPr>
-        <w:spacing w:line="312" w:before="100" w:after="60"/>
-        <w:ind w:left="360"/>
-        <w:jc w:val="both"/>
-      </w:pPr>
-      <w:r>
-        <w:rPr>
-          <w:rFonts w:ascii="Times New Roman" w:cs="Times New Roman" w:eastAsia="Times New Roman" w:hAnsi="Times New Roman"/>
-          <w:b/>
-          <w:bCs/>
-          <w:i w:val="false"/>
-          <w:iCs w:val="false"/>
-          <w:color w:val="2E5090"/>
-          <w:sz w:val="26"/>
-          <w:szCs w:val="26"/>
-        </w:rPr>
-        <w:t xml:space="preserve">4.5.5  </w:t>
-      </w:r>
-      <w:r>
-        <w:rPr>
-          <w:rFonts w:ascii="Times New Roman" w:cs="Times New Roman" w:eastAsia="Times New Roman" w:hAnsi="Times New Roman"/>
-          <w:b w:val="false"/>
-          <w:bCs w:val="false"/>
-          <w:i w:val="false"/>
-          <w:iCs w:val="false"/>
-          <w:color w:val="000000"/>
-          <w:sz w:val="26"/>
-          <w:szCs w:val="26"/>
-        </w:rPr>
-        <w:t xml:space="preserve">3-month snapshot stability: running the full regression separately on December 2025, January 2026, and February 2026 product-price snapshots produces consistent coefficient signs and similar magnitudes across all three sub-periods. The results are not an artifact of any single month’s pricing activity. The is_premium coefficient in particular is stable across all three snapshots (December: +0.41; January: +0.43; February: +0.44), confirming that the premium-tier finding is not a seasonal anomaly.</w:t>
-      </w:r>
-    </w:p>
-    <w:p>
-      <w:pPr>
-        <w:spacing w:line="312" w:before="100" w:after="60"/>
-        <w:ind w:left="360"/>
-        <w:jc w:val="both"/>
-      </w:pPr>
-      <w:r>
-        <w:rPr>
-          <w:rFonts w:ascii="Times New Roman" w:cs="Times New Roman" w:eastAsia="Times New Roman" w:hAnsi="Times New Roman"/>
-          <w:b/>
-          <w:bCs/>
-          <w:i w:val="false"/>
-          <w:iCs w:val="false"/>
-          <w:color w:val="2E5090"/>
-          <w:sz w:val="26"/>
-          <w:szCs w:val="26"/>
-        </w:rPr>
-        <w:t xml:space="preserve">4.5.6  </w:t>
-      </w:r>
-      <w:r>
-        <w:rPr>
-          <w:rFonts w:ascii="Times New Roman" w:cs="Times New Roman" w:eastAsia="Times New Roman" w:hAnsi="Times New Roman"/>
-          <w:b w:val="false"/>
-          <w:bCs w:val="false"/>
-          <w:i w:val="false"/>
-          <w:iCs w:val="false"/>
-          <w:color w:val="000000"/>
-          <w:sz w:val="26"/>
-          <w:szCs w:val="26"/>
-        </w:rPr>
-        <w:t xml:space="preserve">Price-tier endogeneity note: is_premium is defined as a product’s price rank (above vs. below subcategory median), which creates a partial mechanical relationship with the log-price dependent variable. This is mitigated by three features of the design: (1) is_premium captures ordinal rank, not price level, so it does not directly enter the dependent variable; (2) the dependent variable is log price per standardized unit, which differs from the raw price used to compute the median rank; (3) results are robust across subcategories with very different absolute median thresholds. An instrumental-variable approach or an external quality rating would further strengthen the identification, which is noted as a limitation in §4.7.</w:t>
-      </w:r>
-    </w:p>
-    <w:p>
-      <w:pPr>
-        <w:spacing w:line="312" w:before="60" w:after="60"/>
-        <w:ind w:left="360"/>
-        <w:jc w:val="left"/>
-      </w:pPr>
-      <w:r>
-        <w:rPr>
-          <w:rFonts w:ascii="Times New Roman" w:cs="Times New Roman" w:eastAsia="Times New Roman" w:hAnsi="Times New Roman"/>
-          <w:b w:val="false"/>
-          <w:bCs w:val="false"/>
-          <w:i/>
-          <w:iCs/>
-          <w:color w:val="B85C00"/>
-          <w:sz w:val="22"/>
-          <w:szCs w:val="22"/>
-        </w:rPr>
-        <w:t xml:space="preserve">→ Diagnostics complete. §4.6 interprets the findings in light of the theoretical framework.</w:t>
-      </w:r>
-    </w:p>
-    <w:p>
-      <w:pPr>
-        <w:pStyle w:val="Heading2"/>
-        <w:spacing w:line="312" w:before="240" w:after="120"/>
-        <w:jc w:val="left"/>
-      </w:pPr>
-      <w:r>
-        <w:rPr>
-          <w:rFonts w:ascii="Times New Roman" w:cs="Times New Roman" w:eastAsia="Times New Roman" w:hAnsi="Times New Roman"/>
-          <w:b/>
-          <w:bCs/>
-          <w:i w:val="false"/>
-          <w:iCs w:val="false"/>
-          <w:color w:val="000000"/>
-          <w:sz w:val="26"/>
-          <w:szCs w:val="26"/>
-        </w:rPr>
-        <w:t xml:space="preserve">4.6 Discussion</w:t>
-      </w:r>
-    </w:p>
-    <w:p>
-      <w:pPr>
-        <w:spacing w:line="312" w:before="120" w:after="0"/>
-        <w:jc w:val="both"/>
-      </w:pPr>
-      <w:r>
-        <w:rPr>
-          <w:rFonts w:ascii="Times New Roman" w:cs="Times New Roman" w:eastAsia="Times New Roman" w:hAnsi="Times New Roman"/>
-          <w:b w:val="false"/>
-          <w:bCs w:val="false"/>
-          <w:i/>
-          <w:iCs/>
-          <w:color w:val="666666"/>
-          <w:sz w:val="26"/>
-          <w:szCs w:val="26"/>
-        </w:rPr>
-        <w:t xml:space="preserve">Purpose: Interpret results, not just restate them. Connect coefficients to economic logic and to the literature. Tet context in 1–2 paragraphs at the end.</w:t>
-      </w:r>
-    </w:p>
-    <w:p>
-      <w:pPr>
-        <w:spacing w:line="312" w:before="100" w:after="60"/>
-        <w:ind w:left="360"/>
-        <w:jc w:val="both"/>
-      </w:pPr>
-      <w:r>
-        <w:rPr>
-          <w:rFonts w:ascii="Times New Roman" w:cs="Times New Roman" w:eastAsia="Times New Roman" w:hAnsi="Times New Roman"/>
-          <w:b/>
-          <w:bCs/>
-          <w:i w:val="false"/>
-          <w:iCs w:val="false"/>
-          <w:color w:val="2E5090"/>
-          <w:sz w:val="26"/>
-          <w:szCs w:val="26"/>
-        </w:rPr>
-        <w:t xml:space="preserve">4.6.1  </w:t>
-      </w:r>
-      <w:r>
-        <w:rPr>
-          <w:rFonts w:ascii="Times New Roman" w:cs="Times New Roman" w:eastAsia="Times New Roman" w:hAnsi="Times New Roman"/>
-          <w:b w:val="false"/>
-          <w:bCs w:val="false"/>
-          <w:i w:val="false"/>
-          <w:iCs w:val="false"/>
-          <w:color w:val="000000"/>
-          <w:sz w:val="26"/>
-          <w:szCs w:val="26"/>
-        </w:rPr>
-        <w:t xml:space="preserve">Why price-tier premiums survive checkout: premium positioning reflects genuine product differentiation — higher-quality ingredients, imported inputs, specialized packaging, or niche positioning — that the retailer has an economic interest in preserving even during promotional periods. Discounting premium products would erode their positioning signal, undermining the retailer’s ability to extract premium margins from quality-seeking consumers. This is consistent with Varian’s (1997) versioning logic: the retailer maintains distinct price tiers to serve heterogeneous consumer willingness-to-pay, and the integrity of the premium tier is valuable precisely because of its contrast with the discounted alternatives. The near-zero erosion of is_premium (−1.7%) is not incidental — it reflects a deliberate pricing discipline applied to the premium segment.</w:t>
-      </w:r>
-    </w:p>
-    <w:p>
-      <w:pPr>
-        <w:spacing w:line="312" w:before="100" w:after="60"/>
-        <w:ind w:left="360"/>
-        <w:jc w:val="both"/>
-      </w:pPr>
-      <w:r>
-        <w:rPr>
-          <w:rFonts w:ascii="Times New Roman" w:cs="Times New Roman" w:eastAsia="Times New Roman" w:hAnsi="Times New Roman"/>
-          <w:b/>
-          <w:bCs/>
-          <w:i w:val="false"/>
-          <w:iCs w:val="false"/>
-          <w:color w:val="2E5090"/>
-          <w:sz w:val="26"/>
-          <w:szCs w:val="26"/>
-        </w:rPr>
-        <w:t xml:space="preserve">4.6.2  </w:t>
-      </w:r>
-      <w:r>
-        <w:rPr>
-          <w:rFonts w:ascii="Times New Roman" w:cs="Times New Roman" w:eastAsia="Times New Roman" w:hAnsi="Times New Roman"/>
-          <w:b w:val="false"/>
-          <w:bCs w:val="false"/>
-          <w:i w:val="false"/>
-          <w:iCs w:val="false"/>
-          <w:color w:val="000000"/>
-          <w:sz w:val="26"/>
-          <w:szCs w:val="26"/>
-        </w:rPr>
-        <w:t xml:space="preserve">Why brand-name premiums erode: brand recognition without premium positioning places a product in the Household Giant quadrant — well-known, widely distributed, but positioned at or below the subcategory median price. These are precisely the products that retailers use as promotional vehicles: a familiar brand name on a discounted product attracts consumer attention and drives store visits. The 50.6% erosion of the already-small brand-name premium reflects this traffic-driving logic. This aligns with Keller’s (1993) framework: brand awareness facilitates retrieval and recognition, making high-awareness brands effective promotional anchors even when the underlying brand-name premium in prices is modest.</w:t>
-      </w:r>
-    </w:p>
-    <w:p>
-      <w:pPr>
-        <w:spacing w:line="312" w:before="100" w:after="60"/>
-        <w:ind w:left="360"/>
-        <w:jc w:val="both"/>
-      </w:pPr>
-      <w:r>
-        <w:rPr>
-          <w:rFonts w:ascii="Times New Roman" w:cs="Times New Roman" w:eastAsia="Times New Roman" w:hAnsi="Times New Roman"/>
-          <w:b/>
-          <w:bCs/>
-          <w:i w:val="false"/>
-          <w:iCs w:val="false"/>
-          <w:color w:val="2E5090"/>
-          <w:sz w:val="26"/>
-          <w:szCs w:val="26"/>
-        </w:rPr>
-        <w:t xml:space="preserve">4.6.3  </w:t>
-      </w:r>
-      <w:r>
-        <w:rPr>
-          <w:rFonts w:ascii="Times New Roman" w:cs="Times New Roman" w:eastAsia="Times New Roman" w:hAnsi="Times New Roman"/>
-          <w:b w:val="false"/>
-          <w:bCs w:val="false"/>
-          <w:i w:val="false"/>
-          <w:iCs w:val="false"/>
-          <w:color w:val="000000"/>
-          <w:sz w:val="26"/>
-          <w:szCs w:val="26"/>
-        </w:rPr>
-        <w:t xml:space="preserve">The WinEco effect and private label strategy: the house brand’s 476% erosion reveals a sophisticated private-label pricing strategy. By maintaining near-parity sticker prices, WinEco avoids the shelf-price stigma associated with discount private labels, consistent with the “premium private label” evolution documented in the private label literature. The deep checkout discounts — visible only at the point of purchase — create a hidden competitive advantage that does not undermine shelf positioning. The sticker-to-checkout transformation of WinEco from −4.6% to −26.6% discount suggests that Winmart uses WinEco promotions as loss-leaders or category anchors, leveraging the house brand’s zero-acquisition-cost position to offer the deepest discounts in the promotional mix.</w:t>
-      </w:r>
-    </w:p>
-    <w:p>
-      <w:pPr>
-        <w:spacing w:line="312" w:before="100" w:after="60"/>
-        <w:ind w:left="360"/>
-        <w:jc w:val="both"/>
-      </w:pPr>
-      <w:r>
-        <w:rPr>
-          <w:rFonts w:ascii="Times New Roman" w:cs="Times New Roman" w:eastAsia="Times New Roman" w:hAnsi="Times New Roman"/>
-          <w:b/>
-          <w:bCs/>
-          <w:i w:val="false"/>
-          <w:iCs w:val="false"/>
-          <w:color w:val="2E5090"/>
-          <w:sz w:val="26"/>
-          <w:szCs w:val="26"/>
-        </w:rPr>
-        <w:t xml:space="preserve">4.6.4  </w:t>
-      </w:r>
-      <w:r>
-        <w:rPr>
-          <w:rFonts w:ascii="Times New Roman" w:cs="Times New Roman" w:eastAsia="Times New Roman" w:hAnsi="Times New Roman"/>
-          <w:b w:val="false"/>
-          <w:bCs w:val="false"/>
-          <w:i w:val="false"/>
-          <w:iCs w:val="false"/>
-          <w:color w:val="000000"/>
-          <w:sz w:val="26"/>
-          <w:szCs w:val="26"/>
-        </w:rPr>
-        <w:t xml:space="preserve">Import premium in fresh produce and health claims in spices: the 100.4% import premium in Rau-Củ-Trái Cây reflects Vietnamese consumers’ documented willingness to pay for imported fruit quality and food-safety assurances, consistent with Mergenthaler et al. (2009)’s finding of a 60% WTP premium for low-residue attributes. The category-specific significance of health claims — meaningful in Gia Vị and Rau but not in snacks or frozen food — aligns with Bell et al. (2021)’s finding that food values in peri-urban Hanoi vary by category, with stronger quality and safety concerns for primary ingredients than for processed convenience foods. The negative import premium in processed food (−60.8% in Thực Phẩm Chế Biến) suggests that import origin is not uniformly valued: in categories dominated by well-known domestic brands, imported alternatives lack the local brand equity that commands a premium.</w:t>
-      </w:r>
-    </w:p>
-    <w:p>
-      <w:pPr>
-        <w:spacing w:line="312" w:before="100" w:after="60"/>
-        <w:ind w:left="360"/>
-        <w:jc w:val="both"/>
-      </w:pPr>
-      <w:r>
-        <w:rPr>
-          <w:rFonts w:ascii="Times New Roman" w:cs="Times New Roman" w:eastAsia="Times New Roman" w:hAnsi="Times New Roman"/>
-          <w:b/>
-          <w:bCs/>
-          <w:i w:val="false"/>
-          <w:iCs w:val="false"/>
-          <w:color w:val="2E5090"/>
-          <w:sz w:val="26"/>
-          <w:szCs w:val="26"/>
-        </w:rPr>
-        <w:t xml:space="preserve">4.6.5  </w:t>
-      </w:r>
-      <w:r>
-        <w:rPr>
-          <w:rFonts w:ascii="Times New Roman" w:cs="Times New Roman" w:eastAsia="Times New Roman" w:hAnsi="Times New Roman"/>
-          <w:b w:val="false"/>
-          <w:bCs w:val="false"/>
-          <w:i w:val="false"/>
-          <w:iCs w:val="false"/>
-          <w:color w:val="000000"/>
-          <w:sz w:val="26"/>
-          <w:szCs w:val="26"/>
-        </w:rPr>
-        <w:t xml:space="preserve">Tet context: the 88-day observation window encompasses Tết Nguyên Đán 2026 (February 17), Vietnam’s most significant consumption event. While a formal Tết event study is precluded by data gaps in the two most Tết-sensitive categories (Confectionary and Instant_food), the temporal stability of brand premiums across this period — observable for the remaining eight categories in the 3-month snapshot robustness check — suggests that the cross-sectional hedonic estimates are not artifacts of a single seasonal pricing regime. The data window, spanning pre-Tết stockpiling, the holiday itself, and post-Tết normalization, may in fact produce more representative average premiums than a non-holiday window would, since cross-sectional prices are averaged over the full 88 days rather than capturing any single moment in the seasonal cycle.</w:t>
-      </w:r>
-    </w:p>
-    <w:p>
-      <w:pPr>
-        <w:spacing w:line="312" w:before="60" w:after="60"/>
-        <w:ind w:left="360"/>
-        <w:jc w:val="left"/>
-      </w:pPr>
-      <w:r>
-        <w:rPr>
-          <w:rFonts w:ascii="Times New Roman" w:cs="Times New Roman" w:eastAsia="Times New Roman" w:hAnsi="Times New Roman"/>
-          <w:b w:val="false"/>
-          <w:bCs w:val="false"/>
-          <w:i/>
-          <w:iCs/>
-          <w:color w:val="B85C00"/>
-          <w:sz w:val="22"/>
-          <w:szCs w:val="22"/>
-        </w:rPr>
-        <w:t xml:space="preserve">→ Discussion complete. §4.7 acknowledges what this study cannot claim.</w:t>
-      </w:r>
-    </w:p>
-    <w:p>
-      <w:pPr>
-        <w:pStyle w:val="Heading2"/>
-        <w:spacing w:line="312" w:before="240" w:after="120"/>
-        <w:jc w:val="left"/>
-      </w:pPr>
-      <w:r>
-        <w:rPr>
-          <w:rFonts w:ascii="Times New Roman" w:cs="Times New Roman" w:eastAsia="Times New Roman" w:hAnsi="Times New Roman"/>
-          <w:b/>
-          <w:bCs/>
-          <w:i w:val="false"/>
-          <w:iCs w:val="false"/>
-          <w:color w:val="000000"/>
-          <w:sz w:val="26"/>
-          <w:szCs w:val="26"/>
-        </w:rPr>
-        <w:t xml:space="preserve">4.7 Limitations</w:t>
-      </w:r>
-    </w:p>
-    <w:p>
-      <w:pPr>
-        <w:spacing w:line="312" w:before="120" w:after="0"/>
-        <w:jc w:val="both"/>
-      </w:pPr>
-      <w:r>
-        <w:rPr>
-          <w:rFonts w:ascii="Times New Roman" w:cs="Times New Roman" w:eastAsia="Times New Roman" w:hAnsi="Times New Roman"/>
-          <w:b w:val="false"/>
-          <w:bCs w:val="false"/>
-          <w:i/>
-          <w:iCs/>
-          <w:color w:val="666666"/>
-          <w:sz w:val="26"/>
-          <w:szCs w:val="26"/>
-        </w:rPr>
         <w:t xml:space="preserve">Purpose: Frank and specific. Each limitation states the issue, its potential impact, and (where possible) a mitigation or future research direction. Not boilerplate.</w:t>
       </w:r>
     </w:p>
@@ -5272,7 +5262,7 @@
           <w:sz w:val="26"/>
           <w:szCs w:val="26"/>
         </w:rPr>
-        <w:t xml:space="preserve">4.7.1  </w:t>
+        <w:t xml:space="preserve">5.3.1  </w:t>
       </w:r>
       <w:r>
         <w:rPr>
@@ -5305,7 +5295,7 @@
           <w:sz w:val="26"/>
           <w:szCs w:val="26"/>
         </w:rPr>
-        <w:t xml:space="preserve">4.7.2  </w:t>
+        <w:t xml:space="preserve">5.3.2  </w:t>
       </w:r>
       <w:r>
         <w:rPr>
@@ -5338,7 +5328,7 @@
           <w:sz w:val="26"/>
           <w:szCs w:val="26"/>
         </w:rPr>
-        <w:t xml:space="preserve">4.7.3  </w:t>
+        <w:t xml:space="preserve">5.3.3  </w:t>
       </w:r>
       <w:r>
         <w:rPr>
@@ -5371,7 +5361,7 @@
           <w:sz w:val="26"/>
           <w:szCs w:val="26"/>
         </w:rPr>
-        <w:t xml:space="preserve">4.7.4  </w:t>
+        <w:t xml:space="preserve">5.3.4  </w:t>
       </w:r>
       <w:r>
         <w:rPr>
@@ -5404,20 +5394,20 @@
           <w:sz w:val="26"/>
           <w:szCs w:val="26"/>
         </w:rPr>
-        <w:t xml:space="preserve">4.7.5  </w:t>
-      </w:r>
-      <w:r>
-        <w:rPr>
-          <w:rFonts w:ascii="Times New Roman" w:cs="Times New Roman" w:eastAsia="Times New Roman" w:hAnsi="Times New Roman"/>
-          <w:b w:val="false"/>
-          <w:bCs w:val="false"/>
-          <w:i w:val="false"/>
-          <w:iCs w:val="false"/>
-          <w:color w:val="000000"/>
-          <w:sz w:val="26"/>
-          <w:szCs w:val="26"/>
-        </w:rPr>
-        <w:t xml:space="preserve">Observational design and price-tier endogeneity: the dual-price comparison is descriptive. The erosion patterns document correlations between product attributes and the marked-to-final price gap, but do not causally identify the retailer’s promotional decision mechanism. The is_premium classification is partly a function of price, creating a partial mechanical relationship with the log-price dependent variable. While the mitigations described in §4.5 reduce the concern, an instrumental-variable approach using an external quality rating or independent brand strength measure would provide cleaner identification in future work.</w:t>
+        <w:t xml:space="preserve">5.3.5  </w:t>
+      </w:r>
+      <w:r>
+        <w:rPr>
+          <w:rFonts w:ascii="Times New Roman" w:cs="Times New Roman" w:eastAsia="Times New Roman" w:hAnsi="Times New Roman"/>
+          <w:b w:val="false"/>
+          <w:bCs w:val="false"/>
+          <w:i w:val="false"/>
+          <w:iCs w:val="false"/>
+          <w:color w:val="000000"/>
+          <w:sz w:val="26"/>
+          <w:szCs w:val="26"/>
+        </w:rPr>
+        <w:t>Observational design and price-tier endogeneity: the dual-price comparison is descriptive. The erosion patterns document correlations between product attributes and the marked-to-final price gap, but do not causally identify the retailer’s promotional decision mechanism. The is_premium classification is partly a function of price, creating a partial mechanical relationship with the log-price dependent variable. While the mitigations described in §4.7 reduce the concern, an instrumental-variable approach using an external quality rating or independent brand strength measure would provide cleaner identification in future work.</w:t>
       </w:r>
     </w:p>
     <w:sectPr>

--- a/thesis_outline_ch1_4.docx
+++ b/thesis_outline_ch1_4.docx
@@ -2215,7 +2215,7 @@
           <w:sz w:val="26"/>
           <w:szCs w:val="26"/>
         </w:rPr>
-        <w:t>3.4 Feature Extraction and Brand Positioning Typology</w:t>
+        <w:t>3.1 Model Selection and Justification</w:t>
       </w:r>
     </w:p>
     <w:p>
@@ -2234,139 +2234,106 @@
           <w:sz w:val="26"/>
           <w:szCs w:val="26"/>
         </w:rPr>
-        <w:t xml:space="preserve">Purpose: Describe the 4-quadrant brand classification and the hierarchical encoding of brand dummies. Critical for interpreting regression coefficients correctly.</w:t>
-      </w:r>
-    </w:p>
-    <w:p>
-      <w:pPr>
-        <w:spacing w:line="312" w:before="100" w:after="60"/>
-        <w:ind w:left="360"/>
-        <w:jc w:val="both"/>
-      </w:pPr>
-      <w:r>
-        <w:rPr>
-          <w:rFonts w:ascii="Times New Roman" w:cs="Times New Roman" w:eastAsia="Times New Roman" w:hAnsi="Times New Roman"/>
-          <w:b/>
-          <w:bCs/>
-          <w:i w:val="false"/>
-          <w:iCs w:val="false"/>
-          <w:color w:val="2E5090"/>
-          <w:sz w:val="26"/>
-          <w:szCs w:val="26"/>
-        </w:rPr>
-        <w:t xml:space="preserve">3.4.1  </w:t>
-      </w:r>
-      <w:r>
-        <w:rPr>
-          <w:rFonts w:ascii="Times New Roman" w:cs="Times New Roman" w:eastAsia="Times New Roman" w:hAnsi="Times New Roman"/>
-          <w:b w:val="false"/>
-          <w:bCs w:val="false"/>
-          <w:i w:val="false"/>
-          <w:iCs w:val="false"/>
-          <w:color w:val="000000"/>
-          <w:sz w:val="26"/>
-          <w:szCs w:val="26"/>
-        </w:rPr>
-        <w:t xml:space="preserve">Products are classified into a 4-quadrant brand typology based on two dimensions: (1) brand recognition (high vs. low, operationalized as is_high_recognition) and (2) price tier (premium vs. non-premium, operationalized as is_premium). This yields five groups: Generic/unbranded (n=705, is_branded=0), Local &amp; Value (branded, low recognition, below-median price, n=564), Household Giant (branded, high recognition, below-median price, n=565), Niche Professional (branded, low recognition, above-median price, n=308), and Prestige Leader (branded, high recognition, above-median price, n=144). The Generic group serves as the baseline in all regressions.</w:t>
-      </w:r>
-    </w:p>
-    <w:p>
-      <w:pPr>
-        <w:spacing w:line="312" w:before="100" w:after="60"/>
-        <w:ind w:left="360"/>
-        <w:jc w:val="both"/>
-      </w:pPr>
-      <w:r>
-        <w:rPr>
-          <w:rFonts w:ascii="Times New Roman" w:cs="Times New Roman" w:eastAsia="Times New Roman" w:hAnsi="Times New Roman"/>
-          <w:b/>
-          <w:bCs/>
-          <w:i w:val="false"/>
-          <w:iCs w:val="false"/>
-          <w:color w:val="2E5090"/>
-          <w:sz w:val="26"/>
-          <w:szCs w:val="26"/>
-        </w:rPr>
-        <w:t xml:space="preserve">3.4.2  </w:t>
-      </w:r>
-      <w:r>
-        <w:rPr>
-          <w:rFonts w:ascii="Times New Roman" w:cs="Times New Roman" w:eastAsia="Times New Roman" w:hAnsi="Times New Roman"/>
-          <w:b w:val="false"/>
-          <w:bCs w:val="false"/>
-          <w:i w:val="false"/>
-          <w:iCs w:val="false"/>
-          <w:color w:val="000000"/>
-          <w:sz w:val="26"/>
-          <w:szCs w:val="26"/>
-        </w:rPr>
-        <w:t xml:space="preserve">Theoretical grounding: the recognition axis is anchored in Keller’s (1993) brand awareness dimension — whether consumers can identify a brand without prompting, a foundational element of customer-based brand equity. The price-tier axis draws on Aaker’s (1991) perceived quality dimension — whether the brand commands above-median pricing within its competitive set, reflecting consumers’ quality associations with the brand. The 4-quadrant matrix is the empirical operationalization of these two theoretical constructs into a classification scheme applicable to web-scraped product data.</w:t>
-      </w:r>
-    </w:p>
-    <w:p>
-      <w:pPr>
-        <w:spacing w:line="312" w:before="100" w:after="60"/>
-        <w:ind w:left="360"/>
-        <w:jc w:val="both"/>
-      </w:pPr>
-      <w:r>
-        <w:rPr>
-          <w:rFonts w:ascii="Times New Roman" w:cs="Times New Roman" w:eastAsia="Times New Roman" w:hAnsi="Times New Roman"/>
-          <w:b/>
-          <w:bCs/>
-          <w:i w:val="false"/>
-          <w:iCs w:val="false"/>
-          <w:color w:val="2E5090"/>
-          <w:sz w:val="26"/>
-          <w:szCs w:val="26"/>
-        </w:rPr>
-        <w:t xml:space="preserve">3.4.3  </w:t>
-      </w:r>
-      <w:r>
-        <w:rPr>
-          <w:rFonts w:ascii="Times New Roman" w:cs="Times New Roman" w:eastAsia="Times New Roman" w:hAnsi="Times New Roman"/>
-          <w:b w:val="false"/>
-          <w:bCs w:val="false"/>
-          <w:i w:val="false"/>
-          <w:iCs w:val="false"/>
-          <w:color w:val="000000"/>
-          <w:sz w:val="26"/>
-          <w:szCs w:val="26"/>
-        </w:rPr>
-        <w:t xml:space="preserve">Hierarchical dummy encoding: the three brand dummies (is_branded, is_premium, is_high_recognition) are hierarchical rather than independent. is_premium = 1 implies is_branded = 1; is_high_recognition = 1 implies is_branded = 1. Therefore, coefficients represent incremental effects: the total premium for a Local &amp; Value product over Generic is β(is_branded); for a Niche Professional, β(is_branded) + β(is_premium); for a Household Giant, β(is_branded) + β(is_high_recognition); and for a Prestige Leader, β(is_branded) + β(is_premium) + β(is_high_recognition). A footnote in each regression table will state this explicitly.</w:t>
-      </w:r>
-    </w:p>
-    <w:p>
-      <w:pPr>
-        <w:spacing w:line="312" w:before="100" w:after="60"/>
-        <w:ind w:left="360"/>
-        <w:jc w:val="both"/>
-      </w:pPr>
-      <w:r>
-        <w:rPr>
-          <w:rFonts w:ascii="Times New Roman" w:cs="Times New Roman" w:eastAsia="Times New Roman" w:hAnsi="Times New Roman"/>
-          <w:b/>
-          <w:bCs/>
-          <w:i w:val="false"/>
-          <w:iCs w:val="false"/>
-          <w:color w:val="2E5090"/>
-          <w:sz w:val="26"/>
-          <w:szCs w:val="26"/>
-        </w:rPr>
-        <w:t xml:space="preserve">3.4.4  </w:t>
-      </w:r>
-      <w:r>
-        <w:rPr>
-          <w:rFonts w:ascii="Times New Roman" w:cs="Times New Roman" w:eastAsia="Times New Roman" w:hAnsi="Times New Roman"/>
-          <w:b w:val="false"/>
-          <w:bCs w:val="false"/>
-          <w:i w:val="false"/>
-          <w:iCs w:val="false"/>
-          <w:color w:val="000000"/>
-          <w:sz w:val="26"/>
-          <w:szCs w:val="26"/>
-        </w:rPr>
-        <w:t xml:space="preserve">This encoding choice is deliberate: it decomposes the “brand premium” into three conceptually distinct questions — does having any brand name generate a premium? does premium positioning (price tier) generate an additional premium? does high consumer recognition generate an additional premium? — which a single branded/unbranded dummy cannot answer. Separating these three dimensions is the key methodological innovation of the brand measurement strategy.</w:t>
+        <w:t xml:space="preserve">Purpose: Justify the choice of hedonic price regression and explain why alternative approaches were not adopted.</w:t>
+      </w:r>
+    </w:p>
+    <w:p>
+      <w:pPr>
+        <w:spacing w:line="312" w:before="100" w:after="60"/>
+        <w:ind w:left="360"/>
+        <w:jc w:val="both"/>
+      </w:pPr>
+      <w:r>
+        <w:rPr>
+          <w:rFonts w:ascii="Times New Roman" w:cs="Times New Roman" w:eastAsia="Times New Roman" w:hAnsi="Times New Roman"/>
+          <w:b/>
+          <w:bCs/>
+          <w:i w:val="false"/>
+          <w:iCs w:val="false"/>
+          <w:color w:val="2E5090"/>
+          <w:sz w:val="26"/>
+          <w:szCs w:val="26"/>
+        </w:rPr>
+        <w:t xml:space="preserve">3.1.1  </w:t>
+      </w:r>
+      <w:r>
+        <w:rPr>
+          <w:rFonts w:ascii="Times New Roman" w:cs="Times New Roman" w:eastAsia="Times New Roman" w:hAnsi="Times New Roman"/>
+          <w:b w:val="false"/>
+          <w:bCs w:val="false"/>
+          <w:i w:val="false"/>
+          <w:iCs w:val="false"/>
+          <w:color w:val="000000"/>
+          <w:sz w:val="26"/>
+          <w:szCs w:val="26"/>
+        </w:rPr>
+        <w:t xml:space="preserve">Hedonic price regression (Rosen 1974, Lancaster 1966) is the standard econometric tool for decomposing observed prices into implicit attribute valuations in differentiated product markets (Costanigro &amp; McCluskey 2011, Malpezzi 2002). The research question — which attributes generate premiums and whether promotions erode them — is fundamentally a price decomposition problem. First-stage estimation only (Ekeland et al. 2004).</w:t>
+      </w:r>
+    </w:p>
+    <w:p>
+      <w:pPr>
+        <w:spacing w:line="312" w:before="100" w:after="60"/>
+        <w:ind w:left="360"/>
+        <w:jc w:val="both"/>
+      </w:pPr>
+      <w:r>
+        <w:rPr>
+          <w:rFonts w:ascii="Times New Roman" w:cs="Times New Roman" w:eastAsia="Times New Roman" w:hAnsi="Times New Roman"/>
+          <w:b/>
+          <w:bCs/>
+          <w:i w:val="false"/>
+          <w:iCs w:val="false"/>
+          <w:color w:val="2E5090"/>
+          <w:sz w:val="26"/>
+          <w:szCs w:val="26"/>
+        </w:rPr>
+        <w:t xml:space="preserve">3.1.2  </w:t>
+      </w:r>
+      <w:r>
+        <w:rPr>
+          <w:rFonts w:ascii="Times New Roman" w:cs="Times New Roman" w:eastAsia="Times New Roman" w:hAnsi="Times New Roman"/>
+          <w:b w:val="false"/>
+          <w:bCs w:val="false"/>
+          <w:i w:val="false"/>
+          <w:iCs w:val="false"/>
+          <w:color w:val="000000"/>
+          <w:sz w:val="26"/>
+          <w:szCs w:val="26"/>
+        </w:rPr>
+        <w:t xml:space="preserve">Discrete choice models (multinomial/mixed logit) were not applicable: these models estimate how consumers choose between competing products by modeling the probability of selecting one product over another, recovering willingness-to-pay from choice probabilities. They require either stated-preference data from choice experiments or revealed-preference data on actual purchases — specifically, which product a consumer selected from an available set. The web-scraped data contains only listed prices, with no information about consumer choices, purchase quantities, or market shares. Since the research question concerns the structure of listed prices rather than consumer preferences, discrete choice models are inapplicable.</w:t>
+      </w:r>
+    </w:p>
+    <w:p>
+      <w:pPr>
+        <w:spacing w:line="312" w:before="100" w:after="60"/>
+        <w:ind w:left="360"/>
+        <w:jc w:val="both"/>
+      </w:pPr>
+      <w:r>
+        <w:rPr>
+          <w:rFonts w:ascii="Times New Roman" w:cs="Times New Roman" w:eastAsia="Times New Roman" w:hAnsi="Times New Roman"/>
+          <w:b/>
+          <w:bCs/>
+          <w:i w:val="false"/>
+          <w:iCs w:val="false"/>
+          <w:color w:val="2E5090"/>
+          <w:sz w:val="26"/>
+          <w:szCs w:val="26"/>
+        </w:rPr>
+        <w:t xml:space="preserve">3.1.3  </w:t>
+      </w:r>
+      <w:r>
+        <w:rPr>
+          <w:rFonts w:ascii="Times New Roman" w:cs="Times New Roman" w:eastAsia="Times New Roman" w:hAnsi="Times New Roman"/>
+          <w:b w:val="false"/>
+          <w:bCs w:val="false"/>
+          <w:i w:val="false"/>
+          <w:iCs w:val="false"/>
+          <w:color w:val="000000"/>
+          <w:sz w:val="26"/>
+          <w:szCs w:val="26"/>
+        </w:rPr>
+        <w:t xml:space="preserve">Machine learning approaches (random forests, gradient boosting) are prediction algorithms that learn complex patterns in data by combining many decision rules. They often achieve high predictive accuracy but function as “black boxes” — they do not produce the interpretable, signed coefficient estimates that the research question demands. The erosion metric (comparing coefficients across the marked-price and final-price specifications) is only meaningful when coefficients have a stable parametric interpretation, which machine learning methods do not provide. ML was used supplementarily only (decision tree for brand typology validation).</w:t>
       </w:r>
     </w:p>
     <w:p>
@@ -2386,7 +2353,7 @@
           <w:sz w:val="22"/>
           <w:szCs w:val="22"/>
         </w:rPr>
-        <w:t>→ Typology defined. §3.2 specifies the hedonic regression model.</w:t>
+        <w:t>→ Method justified. §3.2 specifies the functional form and estimation strategy.</w:t>
       </w:r>
     </w:p>
     <w:p>
@@ -2562,6 +2529,105 @@
     </w:p>
     <w:p>
       <w:pPr>
+        <w:spacing w:line="312" w:before="100" w:after="60"/>
+        <w:ind w:left="360"/>
+        <w:jc w:val="both"/>
+      </w:pPr>
+      <w:r>
+        <w:rPr>
+          <w:rFonts w:ascii="Times New Roman" w:cs="Times New Roman" w:eastAsia="Times New Roman" w:hAnsi="Times New Roman"/>
+          <w:b/>
+          <w:bCs/>
+          <w:i w:val="false"/>
+          <w:iCs w:val="false"/>
+          <w:color w:val="2E5090"/>
+          <w:sz w:val="26"/>
+          <w:szCs w:val="26"/>
+        </w:rPr>
+        <w:t xml:space="preserve">3.2.5  </w:t>
+      </w:r>
+      <w:r>
+        <w:rPr>
+          <w:rFonts w:ascii="Times New Roman" w:cs="Times New Roman" w:eastAsia="Times New Roman" w:hAnsi="Times New Roman"/>
+          <w:b w:val="false"/>
+          <w:bCs w:val="false"/>
+          <w:i w:val="false"/>
+          <w:iCs w:val="false"/>
+          <w:color w:val="000000"/>
+          <w:sz w:val="26"/>
+          <w:szCs w:val="26"/>
+        </w:rPr>
+        <w:t xml:space="preserve">The Box-Cox transformation is a family of power transformations that includes linear (λ = 1) and log-linear (λ = 0) as special cases, allowing the data to select the optimal functional form by estimating a parameter λ (lambda). It was considered but rejected: if the estimated λ differs between the marked-price and final-price specifications, coefficients are no longer on the same scale, invalidating the erosion comparison. The log-linear form also has the advantage of directly interpretable percentage-premium coefficients, which Box-Cox does not guarantee.</w:t>
+      </w:r>
+    </w:p>
+    <w:p>
+      <w:pPr>
+        <w:spacing w:line="312" w:before="100" w:after="60"/>
+        <w:ind w:left="360"/>
+        <w:jc w:val="both"/>
+      </w:pPr>
+      <w:r>
+        <w:rPr>
+          <w:rFonts w:ascii="Times New Roman" w:cs="Times New Roman" w:eastAsia="Times New Roman" w:hAnsi="Times New Roman"/>
+          <w:b/>
+          <w:bCs/>
+          <w:i w:val="false"/>
+          <w:iCs w:val="false"/>
+          <w:color w:val="2E5090"/>
+          <w:sz w:val="26"/>
+          <w:szCs w:val="26"/>
+        </w:rPr>
+        <w:t xml:space="preserve">3.2.6  </w:t>
+      </w:r>
+      <w:r>
+        <w:rPr>
+          <w:rFonts w:ascii="Times New Roman" w:cs="Times New Roman" w:eastAsia="Times New Roman" w:hAnsi="Times New Roman"/>
+          <w:b w:val="false"/>
+          <w:bCs w:val="false"/>
+          <w:i w:val="false"/>
+          <w:iCs w:val="false"/>
+          <w:color w:val="000000"/>
+          <w:sz w:val="26"/>
+          <w:szCs w:val="26"/>
+        </w:rPr>
+        <w:t xml:space="preserve">Quantile regression estimates the relationship between variables at different points of the conditional distribution — for example, whether brand premiums are larger for products at the 75th percentile of price than at the 25th percentile. Unlike OLS, which estimates the conditional mean, it can reveal distributional heterogeneity. However, the research question concerns the average premium and its erosion between two price measures, not how premiums vary across the price distribution. The dual-price design already provides a richer comparison than single-price quantile analysis.</w:t>
+      </w:r>
+    </w:p>
+    <w:p>
+      <w:pPr>
+        <w:spacing w:line="312" w:before="100" w:after="60"/>
+        <w:ind w:left="360"/>
+        <w:jc w:val="both"/>
+      </w:pPr>
+      <w:r>
+        <w:rPr>
+          <w:rFonts w:ascii="Times New Roman" w:cs="Times New Roman" w:eastAsia="Times New Roman" w:hAnsi="Times New Roman"/>
+          <w:b/>
+          <w:bCs/>
+          <w:i w:val="false"/>
+          <w:iCs w:val="false"/>
+          <w:color w:val="2E5090"/>
+          <w:sz w:val="26"/>
+          <w:szCs w:val="26"/>
+        </w:rPr>
+        <w:t xml:space="preserve">3.2.7  </w:t>
+      </w:r>
+      <w:r>
+        <w:rPr>
+          <w:rFonts w:ascii="Times New Roman" w:cs="Times New Roman" w:eastAsia="Times New Roman" w:hAnsi="Times New Roman"/>
+          <w:b w:val="false"/>
+          <w:bCs w:val="false"/>
+          <w:i w:val="false"/>
+          <w:iCs w:val="false"/>
+          <w:color w:val="000000"/>
+          <w:sz w:val="26"/>
+          <w:szCs w:val="26"/>
+        </w:rPr>
+        <w:t xml:space="preserve">Panel methods (product-level fixed or random effects) are designed for data that tracks the same units over time, estimating how within-unit changes relate to changes in the outcome variable. Product-level fixed effects would control for all time-invariant characteristics of each product — its brand, origin, health claims, and every other stable attribute. But these time-invariant attributes are precisely what the hedonic model aims to estimate; product-level FE would absorb the very variation the research question seeks to explain. The cross-sectional design, using each product’s time-averaged price, is the appropriate framework.</w:t>
+      </w:r>
+    </w:p>
+    <w:p>
+      <w:pPr>
         <w:spacing w:line="312" w:before="60" w:after="60"/>
         <w:ind w:left="360"/>
         <w:jc w:val="left"/>
@@ -2753,6 +2819,243 @@
     </w:p>
     <w:p>
       <w:pPr>
+        <w:spacing w:line="312" w:before="100" w:after="60"/>
+        <w:ind w:left="360"/>
+        <w:jc w:val="both"/>
+      </w:pPr>
+      <w:r>
+        <w:rPr>
+          <w:rFonts w:ascii="Times New Roman" w:cs="Times New Roman" w:eastAsia="Times New Roman" w:hAnsi="Times New Roman"/>
+          <w:b/>
+          <w:bCs/>
+          <w:i w:val="false"/>
+          <w:iCs w:val="false"/>
+          <w:color w:val="2E5090"/>
+          <w:sz w:val="26"/>
+          <w:szCs w:val="26"/>
+        </w:rPr>
+        <w:t xml:space="preserve">3.3.5  </w:t>
+      </w:r>
+      <w:r>
+        <w:rPr>
+          <w:rFonts w:ascii="Times New Roman" w:cs="Times New Roman" w:eastAsia="Times New Roman" w:hAnsi="Times New Roman"/>
+          <w:b w:val="false"/>
+          <w:bCs w:val="false"/>
+          <w:i w:val="false"/>
+          <w:iCs w:val="false"/>
+          <w:color w:val="000000"/>
+          <w:sz w:val="26"/>
+          <w:szCs w:val="26"/>
+        </w:rPr>
+        <w:t xml:space="preserve">A single-price hedonic model — the conventional approach in hedonic studies — would estimate attribute premiums using only one price measure, typically the final (checkout) price. It would recover checkout-stage premiums but provide no information about whether those premiums differ from what the retailer signals via the marked (sticker) price. The dual-price design’s value lies precisely in the comparison: it reveals which premiums are eroded by the promotional pipeline and which survive intact. A single-price approach would miss the central finding of this thesis.</w:t>
+      </w:r>
+    </w:p>
+    <w:p>
+      <w:pPr>
+        <w:spacing w:line="312" w:before="100" w:after="60"/>
+        <w:ind w:left="360"/>
+        <w:jc w:val="both"/>
+      </w:pPr>
+      <w:r>
+        <w:rPr>
+          <w:rFonts w:ascii="Times New Roman" w:cs="Times New Roman" w:eastAsia="Times New Roman" w:hAnsi="Times New Roman"/>
+          <w:b/>
+          <w:bCs/>
+          <w:i w:val="false"/>
+          <w:iCs w:val="false"/>
+          <w:color w:val="2E5090"/>
+          <w:sz w:val="26"/>
+          <w:szCs w:val="26"/>
+        </w:rPr>
+        <w:t xml:space="preserve">3.3.6  </w:t>
+      </w:r>
+      <w:r>
+        <w:rPr>
+          <w:rFonts w:ascii="Times New Roman" w:cs="Times New Roman" w:eastAsia="Times New Roman" w:hAnsi="Times New Roman"/>
+          <w:b w:val="false"/>
+          <w:bCs w:val="false"/>
+          <w:i w:val="false"/>
+          <w:iCs w:val="false"/>
+          <w:color w:val="000000"/>
+          <w:sz w:val="26"/>
+          <w:szCs w:val="26"/>
+        </w:rPr>
+        <w:t xml:space="preserve">A difference-in-differences (DiD) design is a causal inference method that estimates the effect of a treatment by comparing the change over time in a treated group to the change in an untreated control group. It requires two things: a clearly defined treatment event (such as the introduction of a promotional campaign at a known date) and a valid control group of products unaffected by the treatment. The Winmart data do not contain such natural experiments — promotions are applied continuously and heterogeneously across the product catalog, with no identifiable before/after boundary for most products.</w:t>
+      </w:r>
+    </w:p>
+    <w:p>
+      <w:pPr>
+        <w:pStyle w:val="Heading2"/>
+        <w:spacing w:line="312" w:before="240" w:after="120"/>
+        <w:jc w:val="left"/>
+      </w:pPr>
+      <w:r>
+        <w:rPr>
+          <w:rFonts w:ascii="Times New Roman" w:cs="Times New Roman" w:eastAsia="Times New Roman" w:hAnsi="Times New Roman"/>
+          <w:b/>
+          <w:bCs/>
+          <w:i w:val="false"/>
+          <w:iCs w:val="false"/>
+          <w:color w:val="000000"/>
+          <w:sz w:val="26"/>
+          <w:szCs w:val="26"/>
+        </w:rPr>
+        <w:t>3.4 Feature Extraction and Brand Positioning Typology</w:t>
+      </w:r>
+    </w:p>
+    <w:p>
+      <w:pPr>
+        <w:spacing w:line="312" w:before="120" w:after="0"/>
+        <w:jc w:val="both"/>
+      </w:pPr>
+      <w:r>
+        <w:rPr>
+          <w:rFonts w:ascii="Times New Roman" w:cs="Times New Roman" w:eastAsia="Times New Roman" w:hAnsi="Times New Roman"/>
+          <w:b w:val="false"/>
+          <w:bCs w:val="false"/>
+          <w:i/>
+          <w:iCs/>
+          <w:color w:val="666666"/>
+          <w:sz w:val="26"/>
+          <w:szCs w:val="26"/>
+        </w:rPr>
+        <w:t xml:space="preserve">Purpose: Describe the 4-quadrant brand classification and the hierarchical encoding of brand dummies. Critical for interpreting regression coefficients correctly.</w:t>
+      </w:r>
+    </w:p>
+    <w:p>
+      <w:pPr>
+        <w:spacing w:line="312" w:before="100" w:after="60"/>
+        <w:ind w:left="360"/>
+        <w:jc w:val="both"/>
+      </w:pPr>
+      <w:r>
+        <w:rPr>
+          <w:rFonts w:ascii="Times New Roman" w:cs="Times New Roman" w:eastAsia="Times New Roman" w:hAnsi="Times New Roman"/>
+          <w:b/>
+          <w:bCs/>
+          <w:i w:val="false"/>
+          <w:iCs w:val="false"/>
+          <w:color w:val="2E5090"/>
+          <w:sz w:val="26"/>
+          <w:szCs w:val="26"/>
+        </w:rPr>
+        <w:t xml:space="preserve">3.4.1  </w:t>
+      </w:r>
+      <w:r>
+        <w:rPr>
+          <w:rFonts w:ascii="Times New Roman" w:cs="Times New Roman" w:eastAsia="Times New Roman" w:hAnsi="Times New Roman"/>
+          <w:b w:val="false"/>
+          <w:bCs w:val="false"/>
+          <w:i w:val="false"/>
+          <w:iCs w:val="false"/>
+          <w:color w:val="000000"/>
+          <w:sz w:val="26"/>
+          <w:szCs w:val="26"/>
+        </w:rPr>
+        <w:t xml:space="preserve">Products are classified into a 4-quadrant brand typology based on two dimensions: (1) brand recognition (high vs. low, operationalized as is_high_recognition) and (2) price tier (premium vs. non-premium, operationalized as is_premium). This yields five groups: Generic/unbranded (n=705, is_branded=0), Local &amp; Value (branded, low recognition, below-median price, n=564), Household Giant (branded, high recognition, below-median price, n=565), Niche Professional (branded, low recognition, above-median price, n=308), and Prestige Leader (branded, high recognition, above-median price, n=144). The Generic group serves as the baseline in all regressions.</w:t>
+      </w:r>
+    </w:p>
+    <w:p>
+      <w:pPr>
+        <w:spacing w:line="312" w:before="100" w:after="60"/>
+        <w:ind w:left="360"/>
+        <w:jc w:val="both"/>
+      </w:pPr>
+      <w:r>
+        <w:rPr>
+          <w:rFonts w:ascii="Times New Roman" w:cs="Times New Roman" w:eastAsia="Times New Roman" w:hAnsi="Times New Roman"/>
+          <w:b/>
+          <w:bCs/>
+          <w:i w:val="false"/>
+          <w:iCs w:val="false"/>
+          <w:color w:val="2E5090"/>
+          <w:sz w:val="26"/>
+          <w:szCs w:val="26"/>
+        </w:rPr>
+        <w:t xml:space="preserve">3.4.2  </w:t>
+      </w:r>
+      <w:r>
+        <w:rPr>
+          <w:rFonts w:ascii="Times New Roman" w:cs="Times New Roman" w:eastAsia="Times New Roman" w:hAnsi="Times New Roman"/>
+          <w:b w:val="false"/>
+          <w:bCs w:val="false"/>
+          <w:i w:val="false"/>
+          <w:iCs w:val="false"/>
+          <w:color w:val="000000"/>
+          <w:sz w:val="26"/>
+          <w:szCs w:val="26"/>
+        </w:rPr>
+        <w:t xml:space="preserve">Theoretical grounding: the recognition axis is anchored in Keller’s (1993) brand awareness dimension — whether consumers can identify a brand without prompting, a foundational element of customer-based brand equity. The price-tier axis draws on Aaker’s (1991) perceived quality dimension — whether the brand commands above-median pricing within its competitive set, reflecting consumers’ quality associations with the brand. The 4-quadrant matrix is the empirical operationalization of these two theoretical constructs into a classification scheme applicable to web-scraped product data.</w:t>
+      </w:r>
+    </w:p>
+    <w:p>
+      <w:pPr>
+        <w:spacing w:line="312" w:before="100" w:after="60"/>
+        <w:ind w:left="360"/>
+        <w:jc w:val="both"/>
+      </w:pPr>
+      <w:r>
+        <w:rPr>
+          <w:rFonts w:ascii="Times New Roman" w:cs="Times New Roman" w:eastAsia="Times New Roman" w:hAnsi="Times New Roman"/>
+          <w:b/>
+          <w:bCs/>
+          <w:i w:val="false"/>
+          <w:iCs w:val="false"/>
+          <w:color w:val="2E5090"/>
+          <w:sz w:val="26"/>
+          <w:szCs w:val="26"/>
+        </w:rPr>
+        <w:t xml:space="preserve">3.4.3  </w:t>
+      </w:r>
+      <w:r>
+        <w:rPr>
+          <w:rFonts w:ascii="Times New Roman" w:cs="Times New Roman" w:eastAsia="Times New Roman" w:hAnsi="Times New Roman"/>
+          <w:b w:val="false"/>
+          <w:bCs w:val="false"/>
+          <w:i w:val="false"/>
+          <w:iCs w:val="false"/>
+          <w:color w:val="000000"/>
+          <w:sz w:val="26"/>
+          <w:szCs w:val="26"/>
+        </w:rPr>
+        <w:t xml:space="preserve">Hierarchical dummy encoding: the three brand dummies (is_branded, is_premium, is_high_recognition) are hierarchical rather than independent. is_premium = 1 implies is_branded = 1; is_high_recognition = 1 implies is_branded = 1. Therefore, coefficients represent incremental effects: the total premium for a Local &amp; Value product over Generic is β(is_branded); for a Niche Professional, β(is_branded) + β(is_premium); for a Household Giant, β(is_branded) + β(is_high_recognition); and for a Prestige Leader, β(is_branded) + β(is_premium) + β(is_high_recognition). A footnote in each regression table will state this explicitly.</w:t>
+      </w:r>
+    </w:p>
+    <w:p>
+      <w:pPr>
+        <w:spacing w:line="312" w:before="100" w:after="60"/>
+        <w:ind w:left="360"/>
+        <w:jc w:val="both"/>
+      </w:pPr>
+      <w:r>
+        <w:rPr>
+          <w:rFonts w:ascii="Times New Roman" w:cs="Times New Roman" w:eastAsia="Times New Roman" w:hAnsi="Times New Roman"/>
+          <w:b/>
+          <w:bCs/>
+          <w:i w:val="false"/>
+          <w:iCs w:val="false"/>
+          <w:color w:val="2E5090"/>
+          <w:sz w:val="26"/>
+          <w:szCs w:val="26"/>
+        </w:rPr>
+        <w:t xml:space="preserve">3.4.4  </w:t>
+      </w:r>
+      <w:r>
+        <w:rPr>
+          <w:rFonts w:ascii="Times New Roman" w:cs="Times New Roman" w:eastAsia="Times New Roman" w:hAnsi="Times New Roman"/>
+          <w:b w:val="false"/>
+          <w:bCs w:val="false"/>
+          <w:i w:val="false"/>
+          <w:iCs w:val="false"/>
+          <w:color w:val="000000"/>
+          <w:sz w:val="26"/>
+          <w:szCs w:val="26"/>
+        </w:rPr>
+        <w:t xml:space="preserve">This encoding choice is deliberate: it decomposes the “brand premium” into three conceptually distinct questions — does having any brand name generate a premium? does premium positioning (price tier) generate an additional premium? does high consumer recognition generate an additional premium? — which a single branded/unbranded dummy cannot answer. Separating these three dimensions is the key methodological innovation of the brand measurement strategy.</w:t>
+      </w:r>
+    </w:p>
+    <w:p>
+      <w:pPr>
         <w:spacing w:line="312" w:before="60" w:after="60"/>
         <w:ind w:left="360"/>
         <w:jc w:val="left"/>
@@ -2768,6 +3071,145 @@
           <w:sz w:val="22"/>
           <w:szCs w:val="22"/>
         </w:rPr>
+        <w:t>→ Typology defined. §3.3 describes the dual-price design.</w:t>
+      </w:r>
+    </w:p>
+    <w:p>
+      <w:pPr>
+        <w:pStyle w:val="Heading2"/>
+        <w:spacing w:line="312" w:before="240" w:after="120"/>
+        <w:jc w:val="left"/>
+      </w:pPr>
+      <w:r>
+        <w:rPr>
+          <w:rFonts w:ascii="Times New Roman" w:cs="Times New Roman" w:eastAsia="Times New Roman" w:hAnsi="Times New Roman"/>
+          <w:b/>
+          <w:bCs/>
+          <w:i w:val="false"/>
+          <w:iCs w:val="false"/>
+          <w:color w:val="000000"/>
+          <w:sz w:val="26"/>
+          <w:szCs w:val="26"/>
+        </w:rPr>
+        <w:t>3.5 Price Index Methodology</w:t>
+      </w:r>
+    </w:p>
+    <w:p>
+      <w:pPr>
+        <w:spacing w:line="312" w:before="100" w:after="60"/>
+        <w:ind w:left="360"/>
+        <w:jc w:val="both"/>
+      </w:pPr>
+      <w:r>
+        <w:rPr>
+          <w:rFonts w:ascii="Times New Roman" w:cs="Times New Roman" w:eastAsia="Times New Roman" w:hAnsi="Times New Roman"/>
+          <w:b/>
+          <w:bCs/>
+          <w:i w:val="false"/>
+          <w:iCs w:val="false"/>
+          <w:color w:val="2E5090"/>
+          <w:sz w:val="26"/>
+          <w:szCs w:val="26"/>
+        </w:rPr>
+        <w:t xml:space="preserve">3.5.1  </w:t>
+      </w:r>
+      <w:r>
+        <w:rPr>
+          <w:rFonts w:ascii="Times New Roman" w:cs="Times New Roman" w:eastAsia="Times New Roman" w:hAnsi="Times New Roman"/>
+          <w:b w:val="false"/>
+          <w:bCs w:val="false"/>
+          <w:i w:val="false"/>
+          <w:iCs w:val="false"/>
+          <w:color w:val="000000"/>
+          <w:sz w:val="26"/>
+          <w:szCs w:val="26"/>
+        </w:rPr>
+        <w:t xml:space="preserve">The Jevons index — a chain-linked geometric mean of matched-product price relatives — is used at the subcategory level. Each day’s index equals the previous day’s index multiplied by the geometric mean of price ratios for all products observed on both consecutive days. Base date December 18, 2025 = 1.0.</w:t>
+      </w:r>
+    </w:p>
+    <w:p>
+      <w:pPr>
+        <w:spacing w:line="312" w:before="100" w:after="60"/>
+        <w:ind w:left="360"/>
+        <w:jc w:val="both"/>
+      </w:pPr>
+      <w:r>
+        <w:rPr>
+          <w:rFonts w:ascii="Times New Roman" w:cs="Times New Roman" w:eastAsia="Times New Roman" w:hAnsi="Times New Roman"/>
+          <w:b/>
+          <w:bCs/>
+          <w:i w:val="false"/>
+          <w:iCs w:val="false"/>
+          <w:color w:val="2E5090"/>
+          <w:sz w:val="26"/>
+          <w:szCs w:val="26"/>
+        </w:rPr>
+        <w:t xml:space="preserve">3.5.2  </w:t>
+      </w:r>
+      <w:r>
+        <w:rPr>
+          <w:rFonts w:ascii="Times New Roman" w:cs="Times New Roman" w:eastAsia="Times New Roman" w:hAnsi="Times New Roman"/>
+          <w:b w:val="false"/>
+          <w:bCs w:val="false"/>
+          <w:i w:val="false"/>
+          <w:iCs w:val="false"/>
+          <w:color w:val="000000"/>
+          <w:sz w:val="26"/>
+          <w:szCs w:val="26"/>
+        </w:rPr>
+        <w:t xml:space="preserve">The Laspeyres index is a weighted price index that measures how much a fixed basket of goods (defined by base-period quantities) costs in the current period relative to the base period. It requires base-period expenditure shares as weights — that is, how much consumers spent on each product. Web-scraped data contains only listed prices without quantity or expenditure information, making a Laspeyres index impossible to compute. The Törnqvist index — a superlative price index that uses the geometric mean of price relatives weighted by the average of base and current expenditure shares, accounting for consumer substitution — faces the same data constraint.</w:t>
+      </w:r>
+    </w:p>
+    <w:p>
+      <w:pPr>
+        <w:spacing w:line="312" w:before="100" w:after="60"/>
+        <w:ind w:left="360"/>
+        <w:jc w:val="both"/>
+      </w:pPr>
+      <w:r>
+        <w:rPr>
+          <w:rFonts w:ascii="Times New Roman" w:cs="Times New Roman" w:eastAsia="Times New Roman" w:hAnsi="Times New Roman"/>
+          <w:b/>
+          <w:bCs/>
+          <w:i w:val="false"/>
+          <w:iCs w:val="false"/>
+          <w:color w:val="2E5090"/>
+          <w:sz w:val="26"/>
+          <w:szCs w:val="26"/>
+        </w:rPr>
+        <w:t xml:space="preserve">3.5.3  </w:t>
+      </w:r>
+      <w:r>
+        <w:rPr>
+          <w:rFonts w:ascii="Times New Roman" w:cs="Times New Roman" w:eastAsia="Times New Roman" w:hAnsi="Times New Roman"/>
+          <w:b w:val="false"/>
+          <w:bCs w:val="false"/>
+          <w:i w:val="false"/>
+          <w:iCs w:val="false"/>
+          <w:color w:val="000000"/>
+          <w:sz w:val="26"/>
+          <w:szCs w:val="26"/>
+        </w:rPr>
+        <w:t xml:space="preserve">The Jevons index is the natural choice for price data without quantity weights (Cavallo 2017). The geometric mean treats price increases and decreases symmetrically, unlike an arithmetic mean.</w:t>
+      </w:r>
+    </w:p>
+    <w:p>
+      <w:pPr>
+        <w:spacing w:line="312" w:before="60" w:after="60"/>
+        <w:ind w:left="360"/>
+        <w:jc w:val="left"/>
+      </w:pPr>
+      <w:r>
+        <w:rPr>
+          <w:rFonts w:ascii="Times New Roman" w:cs="Times New Roman" w:eastAsia="Times New Roman" w:hAnsi="Times New Roman"/>
+          <w:b w:val="false"/>
+          <w:bCs w:val="false"/>
+          <w:i/>
+          <w:iCs/>
+          <w:color w:val="B85C00"/>
+          <w:sz w:val="22"/>
+          <w:szCs w:val="22"/>
+        </w:rPr>
         <w:t>→ Methodology complete. Chapter 4 applies this framework to the Winmart dataset.</w:t>
       </w:r>
     </w:p>
@@ -5408,6 +5850,277 @@
           <w:szCs w:val="26"/>
         </w:rPr>
         <w:t>Observational design and price-tier endogeneity: the dual-price comparison is descriptive. The erosion patterns document correlations between product attributes and the marked-to-final price gap, but do not causally identify the retailer’s promotional decision mechanism. The is_premium classification is partly a function of price, creating a partial mechanical relationship with the log-price dependent variable. While the mitigations described in §4.7 reduce the concern, an instrumental-variable approach using an external quality rating or independent brand strength measure would provide cleaner identification in future work.</w:t>
+      </w:r>
+    </w:p>
+    <w:p>
+      <w:pPr>
+        <w:pStyle w:val="Heading2"/>
+        <w:spacing w:line="312" w:before="240" w:after="120"/>
+        <w:jc w:val="left"/>
+      </w:pPr>
+      <w:r>
+        <w:rPr>
+          <w:rFonts w:ascii="Times New Roman" w:cs="Times New Roman" w:eastAsia="Times New Roman" w:hAnsi="Times New Roman"/>
+          <w:b/>
+          <w:bCs/>
+          <w:i w:val="false"/>
+          <w:iCs w:val="false"/>
+          <w:color w:val="000000"/>
+          <w:sz w:val="26"/>
+          <w:szCs w:val="26"/>
+        </w:rPr>
+        <w:t>5.4 Conclusions</w:t>
+      </w:r>
+    </w:p>
+    <w:p>
+      <w:pPr>
+        <w:spacing w:line="312" w:before="100" w:after="60"/>
+        <w:ind w:left="360"/>
+        <w:jc w:val="both"/>
+      </w:pPr>
+      <w:r>
+        <w:rPr>
+          <w:rFonts w:ascii="Times New Roman" w:cs="Times New Roman" w:eastAsia="Times New Roman" w:hAnsi="Times New Roman"/>
+          <w:b/>
+          <w:bCs/>
+          <w:i w:val="false"/>
+          <w:iCs w:val="false"/>
+          <w:color w:val="2E5090"/>
+          <w:sz w:val="26"/>
+          <w:szCs w:val="26"/>
+        </w:rPr>
+        <w:t xml:space="preserve">5.4.1  </w:t>
+      </w:r>
+      <w:r>
+        <w:rPr>
+          <w:rFonts w:ascii="Times New Roman" w:cs="Times New Roman" w:eastAsia="Times New Roman" w:hAnsi="Times New Roman"/>
+          <w:b w:val="false"/>
+          <w:bCs w:val="false"/>
+          <w:i w:val="false"/>
+          <w:iCs w:val="false"/>
+          <w:color w:val="000000"/>
+          <w:sz w:val="26"/>
+          <w:szCs w:val="26"/>
+        </w:rPr>
+        <w:t xml:space="preserve">Price-tier positioning is the dominant source of attribute premiums in Vietnamese online grocery: 43–44% markup over non-premium branded products, virtually unchanged between sticker and checkout prices (erosion −1.7%). The brand-name signal alone carries no statistically significant premium.</w:t>
+      </w:r>
+    </w:p>
+    <w:p>
+      <w:pPr>
+        <w:spacing w:line="312" w:before="100" w:after="60"/>
+        <w:ind w:left="360"/>
+        <w:jc w:val="both"/>
+      </w:pPr>
+      <w:r>
+        <w:rPr>
+          <w:rFonts w:ascii="Times New Roman" w:cs="Times New Roman" w:eastAsia="Times New Roman" w:hAnsi="Times New Roman"/>
+          <w:b/>
+          <w:bCs/>
+          <w:i w:val="false"/>
+          <w:iCs w:val="false"/>
+          <w:color w:val="2E5090"/>
+          <w:sz w:val="26"/>
+          <w:szCs w:val="26"/>
+        </w:rPr>
+        <w:t xml:space="preserve">5.4.2  </w:t>
+      </w:r>
+      <w:r>
+        <w:rPr>
+          <w:rFonts w:ascii="Times New Roman" w:cs="Times New Roman" w:eastAsia="Times New Roman" w:hAnsi="Times New Roman"/>
+          <w:b w:val="false"/>
+          <w:bCs w:val="false"/>
+          <w:i w:val="false"/>
+          <w:iCs w:val="false"/>
+          <w:color w:val="000000"/>
+          <w:sz w:val="26"/>
+          <w:szCs w:val="26"/>
+        </w:rPr>
+        <w:t xml:space="preserve">Promotional pricing selectively erodes brand-name premiums (50.6%) but leaves price-tier premiums intact. WinEco’s 476% amplification reveals a sophisticated private-label pricing strategy — shelf-price parity masking deep checkout discounts.</w:t>
+      </w:r>
+    </w:p>
+    <w:p>
+      <w:pPr>
+        <w:spacing w:line="312" w:before="100" w:after="60"/>
+        <w:ind w:left="360"/>
+        <w:jc w:val="both"/>
+      </w:pPr>
+      <w:r>
+        <w:rPr>
+          <w:rFonts w:ascii="Times New Roman" w:cs="Times New Roman" w:eastAsia="Times New Roman" w:hAnsi="Times New Roman"/>
+          <w:b/>
+          <w:bCs/>
+          <w:i w:val="false"/>
+          <w:iCs w:val="false"/>
+          <w:color w:val="2E5090"/>
+          <w:sz w:val="26"/>
+          <w:szCs w:val="26"/>
+        </w:rPr>
+        <w:t xml:space="preserve">5.4.3  </w:t>
+      </w:r>
+      <w:r>
+        <w:rPr>
+          <w:rFonts w:ascii="Times New Roman" w:cs="Times New Roman" w:eastAsia="Times New Roman" w:hAnsi="Times New Roman"/>
+          <w:b w:val="false"/>
+          <w:bCs w:val="false"/>
+          <w:i w:val="false"/>
+          <w:iCs w:val="false"/>
+          <w:color w:val="000000"/>
+          <w:sz w:val="26"/>
+          <w:szCs w:val="26"/>
+        </w:rPr>
+        <w:t xml:space="preserve">Attribute premiums vary systematically across categories: import premium +100.4% in fresh produce but −60.8% in processed food; health claims significant only in spices and fresh produce where food-safety concerns are most salient.</w:t>
+      </w:r>
+    </w:p>
+    <w:p>
+      <w:pPr>
+        <w:pStyle w:val="Heading2"/>
+        <w:spacing w:line="312" w:before="240" w:after="120"/>
+        <w:jc w:val="left"/>
+      </w:pPr>
+      <w:r>
+        <w:rPr>
+          <w:rFonts w:ascii="Times New Roman" w:cs="Times New Roman" w:eastAsia="Times New Roman" w:hAnsi="Times New Roman"/>
+          <w:b/>
+          <w:bCs/>
+          <w:i w:val="false"/>
+          <w:iCs w:val="false"/>
+          <w:color w:val="000000"/>
+          <w:sz w:val="26"/>
+          <w:szCs w:val="26"/>
+        </w:rPr>
+        <w:t>5.5 Recommendations</w:t>
+      </w:r>
+    </w:p>
+    <w:p>
+      <w:pPr>
+        <w:spacing w:line="312" w:before="100" w:after="60"/>
+        <w:ind w:left="360"/>
+        <w:jc w:val="both"/>
+      </w:pPr>
+      <w:r>
+        <w:rPr>
+          <w:rFonts w:ascii="Times New Roman" w:cs="Times New Roman" w:eastAsia="Times New Roman" w:hAnsi="Times New Roman"/>
+          <w:b/>
+          <w:bCs/>
+          <w:i w:val="false"/>
+          <w:iCs w:val="false"/>
+          <w:color w:val="2E5090"/>
+          <w:sz w:val="26"/>
+          <w:szCs w:val="26"/>
+        </w:rPr>
+        <w:t xml:space="preserve">5.5.1  </w:t>
+      </w:r>
+      <w:r>
+        <w:rPr>
+          <w:rFonts w:ascii="Times New Roman" w:cs="Times New Roman" w:eastAsia="Times New Roman" w:hAnsi="Times New Roman"/>
+          <w:b w:val="false"/>
+          <w:bCs w:val="false"/>
+          <w:i w:val="false"/>
+          <w:iCs w:val="false"/>
+          <w:color w:val="000000"/>
+          <w:sz w:val="26"/>
+          <w:szCs w:val="26"/>
+        </w:rPr>
+        <w:t xml:space="preserve">For consumers: the most consequential grocery decision is price tier, not brand name. Brand-name premiums are negligible; WinEco checkout discounts are invisible at sticker price. Compare final prices, not shelf tags.</w:t>
+      </w:r>
+    </w:p>
+    <w:p>
+      <w:pPr>
+        <w:spacing w:line="312" w:before="100" w:after="60"/>
+        <w:ind w:left="360"/>
+        <w:jc w:val="both"/>
+      </w:pPr>
+      <w:r>
+        <w:rPr>
+          <w:rFonts w:ascii="Times New Roman" w:cs="Times New Roman" w:eastAsia="Times New Roman" w:hAnsi="Times New Roman"/>
+          <w:b/>
+          <w:bCs/>
+          <w:i w:val="false"/>
+          <w:iCs w:val="false"/>
+          <w:color w:val="2E5090"/>
+          <w:sz w:val="26"/>
+          <w:szCs w:val="26"/>
+        </w:rPr>
+        <w:t xml:space="preserve">5.5.2  </w:t>
+      </w:r>
+      <w:r>
+        <w:rPr>
+          <w:rFonts w:ascii="Times New Roman" w:cs="Times New Roman" w:eastAsia="Times New Roman" w:hAnsi="Times New Roman"/>
+          <w:b w:val="false"/>
+          <w:bCs w:val="false"/>
+          <w:i w:val="false"/>
+          <w:iCs w:val="false"/>
+          <w:color w:val="000000"/>
+          <w:sz w:val="26"/>
+          <w:szCs w:val="26"/>
+        </w:rPr>
+        <w:t xml:space="preserve">For businesses: premium-tier positioning is protected through the promotional cycle — invest in premium positioning over broad brand awareness. Household Giant brands should expect their premiums to be targeted as promotional traffic drivers. WinEco dual-pricing offers a template for private-label strategy.</w:t>
+      </w:r>
+    </w:p>
+    <w:p>
+      <w:pPr>
+        <w:spacing w:line="312" w:before="100" w:after="60"/>
+        <w:ind w:left="360"/>
+        <w:jc w:val="both"/>
+      </w:pPr>
+      <w:r>
+        <w:rPr>
+          <w:rFonts w:ascii="Times New Roman" w:cs="Times New Roman" w:eastAsia="Times New Roman" w:hAnsi="Times New Roman"/>
+          <w:b/>
+          <w:bCs/>
+          <w:i w:val="false"/>
+          <w:iCs w:val="false"/>
+          <w:color w:val="2E5090"/>
+          <w:sz w:val="26"/>
+          <w:szCs w:val="26"/>
+        </w:rPr>
+        <w:t xml:space="preserve">5.5.3  </w:t>
+      </w:r>
+      <w:r>
+        <w:rPr>
+          <w:rFonts w:ascii="Times New Roman" w:cs="Times New Roman" w:eastAsia="Times New Roman" w:hAnsi="Times New Roman"/>
+          <w:b w:val="false"/>
+          <w:bCs w:val="false"/>
+          <w:i w:val="false"/>
+          <w:iCs w:val="false"/>
+          <w:color w:val="000000"/>
+          <w:sz w:val="26"/>
+          <w:szCs w:val="26"/>
+        </w:rPr>
+        <w:t xml:space="preserve">For public and policymakers: the primary promotional lever is penetration (how many products are discounted), not depth (how much). The 22-percentage-point gap between WinEco’s sticker and checkout discounts raises a price transparency question in consumer protection frameworks.</w:t>
+      </w:r>
+    </w:p>
+    <w:p>
+      <w:pPr>
+        <w:spacing w:line="312" w:before="100" w:after="60"/>
+        <w:ind w:left="360"/>
+        <w:jc w:val="both"/>
+      </w:pPr>
+      <w:r>
+        <w:rPr>
+          <w:rFonts w:ascii="Times New Roman" w:cs="Times New Roman" w:eastAsia="Times New Roman" w:hAnsi="Times New Roman"/>
+          <w:b/>
+          <w:bCs/>
+          <w:i w:val="false"/>
+          <w:iCs w:val="false"/>
+          <w:color w:val="2E5090"/>
+          <w:sz w:val="26"/>
+          <w:szCs w:val="26"/>
+        </w:rPr>
+        <w:t xml:space="preserve">5.5.4  </w:t>
+      </w:r>
+      <w:r>
+        <w:rPr>
+          <w:rFonts w:ascii="Times New Roman" w:cs="Times New Roman" w:eastAsia="Times New Roman" w:hAnsi="Times New Roman"/>
+          <w:b w:val="false"/>
+          <w:bCs w:val="false"/>
+          <w:i w:val="false"/>
+          <w:iCs w:val="false"/>
+          <w:color w:val="000000"/>
+          <w:sz w:val="26"/>
+          <w:szCs w:val="26"/>
+        </w:rPr>
+        <w:t xml:space="preserve">For future research: multi-retailer comparison (Winmart vs. Annam Gourmet vs. Bách Hóa Xanh); transaction volume data to test if erosion patterns shift purchasing behavior; instrumental-variable approach with external brand strength measure for cleaner is_premium identification.</w:t>
       </w:r>
     </w:p>
     <w:sectPr>
